--- a/3. AI/1-1. AI와 기계학습 기초 - 데이터 학습, 지도 학습, 비지도 학습.docx
+++ b/3. AI/1-1. AI와 기계학습 기초 - 데이터 학습, 지도 학습, 비지도 학습.docx
@@ -38,7 +38,7 @@
     <w:p>
       <w:pPr>
         <w:rPr>
-          <w:rFonts w:ascii="굴림" w:eastAsia="굴림" w:hAnsi="굴림" w:hint="eastAsia"/>
+          <w:rFonts w:ascii="굴림" w:eastAsia="굴림" w:hAnsi="굴림"/>
           <w:sz w:val="20"/>
           <w:szCs w:val="20"/>
         </w:rPr>
@@ -109,16 +109,7 @@
           <w:sz w:val="20"/>
           <w:szCs w:val="20"/>
         </w:rPr>
-        <w:t xml:space="preserve">주어진 </w:t>
-      </w:r>
-      <w:proofErr w:type="gramStart"/>
-      <w:r>
-        <w:rPr>
-          <w:rFonts w:ascii="굴림" w:eastAsia="굴림" w:hAnsi="굴림" w:hint="eastAsia"/>
-          <w:sz w:val="20"/>
-          <w:szCs w:val="20"/>
-        </w:rPr>
-        <w:t>환경/</w:t>
+        <w:t>주어진 환경/</w:t>
       </w:r>
       <w:r>
         <w:rPr>
@@ -134,16 +125,7 @@
           <w:sz w:val="20"/>
           <w:szCs w:val="20"/>
         </w:rPr>
-        <w:t>데이터를</w:t>
-      </w:r>
-      <w:proofErr w:type="gramEnd"/>
-      <w:r>
-        <w:rPr>
-          <w:rFonts w:ascii="굴림" w:eastAsia="굴림" w:hAnsi="굴림" w:hint="eastAsia"/>
-          <w:sz w:val="20"/>
-          <w:szCs w:val="20"/>
-        </w:rPr>
-        <w:t xml:space="preserve"> 인지,</w:t>
+        <w:t>데이터를 인지,</w:t>
       </w:r>
       <w:r>
         <w:rPr>
@@ -215,7 +197,7 @@
           <w:szCs w:val="20"/>
         </w:rPr>
         <w:drawing>
-          <wp:anchor distT="0" distB="0" distL="114300" distR="114300" simplePos="0" relativeHeight="251662336" behindDoc="0" locked="0" layoutInCell="1" allowOverlap="1" wp14:anchorId="5B5353E2" wp14:editId="579CF713">
+          <wp:anchor distT="0" distB="0" distL="114300" distR="114300" simplePos="0" relativeHeight="251662336" behindDoc="0" locked="0" layoutInCell="1" allowOverlap="1" wp14:anchorId="5B5353E2" wp14:editId="3A7610C8">
             <wp:simplePos x="0" y="0"/>
             <wp:positionH relativeFrom="margin">
               <wp:align>right</wp:align>
@@ -648,19 +630,33 @@
           <w:szCs w:val="20"/>
         </w:rPr>
       </w:pPr>
-      <w:proofErr w:type="spellStart"/>
-      <w:r>
-        <w:rPr>
-          <w:rFonts w:ascii="굴림" w:eastAsia="굴림" w:hAnsi="굴림" w:hint="eastAsia"/>
-          <w:sz w:val="20"/>
-          <w:szCs w:val="20"/>
-        </w:rPr>
-        <w:t>피쳐</w:t>
-      </w:r>
-      <w:proofErr w:type="spellEnd"/>
-      <w:r>
-        <w:rPr>
-          <w:rFonts w:ascii="굴림" w:eastAsia="굴림" w:hAnsi="굴림" w:hint="eastAsia"/>
+      <w:r>
+        <w:rPr>
+          <w:rFonts w:ascii="굴림" w:eastAsia="굴림" w:hAnsi="굴림" w:hint="eastAsia"/>
+          <w:sz w:val="20"/>
+          <w:szCs w:val="20"/>
+        </w:rPr>
+        <w:t xml:space="preserve">피쳐 </w:t>
+      </w:r>
+      <w:r>
+        <w:rPr>
+          <w:rFonts w:ascii="굴림" w:eastAsia="굴림" w:hAnsi="굴림"/>
+          <w:sz w:val="20"/>
+          <w:szCs w:val="20"/>
+        </w:rPr>
+        <w:t xml:space="preserve">– </w:t>
+      </w:r>
+      <w:r>
+        <w:rPr>
+          <w:rFonts w:ascii="굴림" w:eastAsia="굴림" w:hAnsi="굴림" w:hint="eastAsia"/>
+          <w:sz w:val="20"/>
+          <w:szCs w:val="20"/>
+        </w:rPr>
+        <w:t>예측에 사용하는</w:t>
+      </w:r>
+      <w:r>
+        <w:rPr>
+          <w:rFonts w:ascii="굴림" w:eastAsia="굴림" w:hAnsi="굴림"/>
           <w:sz w:val="20"/>
           <w:szCs w:val="20"/>
         </w:rPr>
@@ -668,6 +664,84 @@
       </w:r>
       <w:r>
         <w:rPr>
+          <w:rFonts w:ascii="굴림" w:eastAsia="굴림" w:hAnsi="굴림" w:hint="eastAsia"/>
+          <w:sz w:val="20"/>
+          <w:szCs w:val="20"/>
+        </w:rPr>
+        <w:t xml:space="preserve">입력 정보 </w:t>
+      </w:r>
+      <w:r>
+        <w:rPr>
+          <w:rFonts w:ascii="굴림" w:eastAsia="굴림" w:hAnsi="굴림"/>
+          <w:sz w:val="20"/>
+          <w:szCs w:val="20"/>
+        </w:rPr>
+        <w:t xml:space="preserve">/ </w:t>
+      </w:r>
+      <w:r>
+        <w:rPr>
+          <w:rFonts w:ascii="굴림" w:eastAsia="굴림" w:hAnsi="굴림" w:hint="eastAsia"/>
+          <w:sz w:val="20"/>
+          <w:szCs w:val="20"/>
+        </w:rPr>
+        <w:t>예측</w:t>
+      </w:r>
+      <w:r>
+        <w:rPr>
+          <w:rFonts w:ascii="굴림" w:eastAsia="굴림" w:hAnsi="굴림"/>
+          <w:sz w:val="20"/>
+          <w:szCs w:val="20"/>
+        </w:rPr>
+        <w:t xml:space="preserve">, </w:t>
+      </w:r>
+      <w:r>
+        <w:rPr>
+          <w:rFonts w:ascii="굴림" w:eastAsia="굴림" w:hAnsi="굴림" w:hint="eastAsia"/>
+          <w:sz w:val="20"/>
+          <w:szCs w:val="20"/>
+        </w:rPr>
+        <w:t>판단의 근거</w:t>
+      </w:r>
+      <w:r>
+        <w:rPr>
+          <w:rFonts w:ascii="굴림" w:eastAsia="굴림" w:hAnsi="굴림"/>
+          <w:sz w:val="20"/>
+          <w:szCs w:val="20"/>
+        </w:rPr>
+        <w:t xml:space="preserve">, </w:t>
+      </w:r>
+      <w:r>
+        <w:rPr>
+          <w:rFonts w:ascii="굴림" w:eastAsia="굴림" w:hAnsi="굴림" w:hint="eastAsia"/>
+          <w:sz w:val="20"/>
+          <w:szCs w:val="20"/>
+        </w:rPr>
+        <w:t>단서</w:t>
+      </w:r>
+    </w:p>
+    <w:p>
+      <w:pPr>
+        <w:pStyle w:val="a6"/>
+        <w:numPr>
+          <w:ilvl w:val="3"/>
+          <w:numId w:val="5"/>
+        </w:numPr>
+        <w:rPr>
+          <w:rFonts w:ascii="굴림" w:eastAsia="굴림" w:hAnsi="굴림"/>
+          <w:sz w:val="20"/>
+          <w:szCs w:val="20"/>
+        </w:rPr>
+      </w:pPr>
+      <w:r>
+        <w:rPr>
+          <w:rFonts w:ascii="굴림" w:eastAsia="굴림" w:hAnsi="굴림" w:hint="eastAsia"/>
+          <w:sz w:val="20"/>
+          <w:szCs w:val="20"/>
+        </w:rPr>
+        <w:t xml:space="preserve">라벨 </w:t>
+      </w:r>
+      <w:r>
+        <w:rPr>
           <w:rFonts w:ascii="굴림" w:eastAsia="굴림" w:hAnsi="굴림"/>
           <w:sz w:val="20"/>
           <w:szCs w:val="20"/>
@@ -680,7 +754,7 @@
           <w:sz w:val="20"/>
           <w:szCs w:val="20"/>
         </w:rPr>
-        <w:t>예측에 사용하는</w:t>
+        <w:t>모델이 예측하려느 정답,</w:t>
       </w:r>
       <w:r>
         <w:rPr>
@@ -696,26 +770,106 @@
           <w:sz w:val="20"/>
           <w:szCs w:val="20"/>
         </w:rPr>
-        <w:t xml:space="preserve">입력 </w:t>
-      </w:r>
-      <w:proofErr w:type="gramStart"/>
-      <w:r>
-        <w:rPr>
-          <w:rFonts w:ascii="굴림" w:eastAsia="굴림" w:hAnsi="굴림" w:hint="eastAsia"/>
-          <w:sz w:val="20"/>
-          <w:szCs w:val="20"/>
-        </w:rPr>
-        <w:t xml:space="preserve">정보 </w:t>
-      </w:r>
-      <w:r>
-        <w:rPr>
-          <w:rFonts w:ascii="굴림" w:eastAsia="굴림" w:hAnsi="굴림"/>
-          <w:sz w:val="20"/>
-          <w:szCs w:val="20"/>
-        </w:rPr>
-        <w:t>/</w:t>
-      </w:r>
-      <w:proofErr w:type="gramEnd"/>
+        <w:t>학습의 목표값</w:t>
+      </w:r>
+    </w:p>
+    <w:p>
+      <w:pPr>
+        <w:pStyle w:val="a6"/>
+        <w:numPr>
+          <w:ilvl w:val="1"/>
+          <w:numId w:val="5"/>
+        </w:numPr>
+        <w:rPr>
+          <w:rFonts w:ascii="굴림" w:eastAsia="굴림" w:hAnsi="굴림"/>
+          <w:sz w:val="20"/>
+          <w:szCs w:val="20"/>
+        </w:rPr>
+      </w:pPr>
+      <w:r>
+        <w:rPr>
+          <w:rFonts w:ascii="굴림" w:eastAsia="굴림" w:hAnsi="굴림" w:hint="eastAsia"/>
+          <w:sz w:val="20"/>
+          <w:szCs w:val="20"/>
+        </w:rPr>
+        <w:t>머신 러닝의 예시</w:t>
+      </w:r>
+    </w:p>
+    <w:p>
+      <w:pPr>
+        <w:pStyle w:val="a6"/>
+        <w:numPr>
+          <w:ilvl w:val="2"/>
+          <w:numId w:val="5"/>
+        </w:numPr>
+        <w:rPr>
+          <w:rFonts w:ascii="굴림" w:eastAsia="굴림" w:hAnsi="굴림"/>
+          <w:sz w:val="20"/>
+          <w:szCs w:val="20"/>
+        </w:rPr>
+      </w:pPr>
+      <w:r>
+        <w:rPr>
+          <w:rFonts w:ascii="굴림" w:eastAsia="굴림" w:hAnsi="굴림" w:hint="eastAsia"/>
+          <w:sz w:val="20"/>
+          <w:szCs w:val="20"/>
+        </w:rPr>
+        <w:t>유튜브 추천의 경우</w:t>
+      </w:r>
+    </w:p>
+    <w:p>
+      <w:pPr>
+        <w:pStyle w:val="a6"/>
+        <w:numPr>
+          <w:ilvl w:val="3"/>
+          <w:numId w:val="5"/>
+        </w:numPr>
+        <w:rPr>
+          <w:rFonts w:ascii="굴림" w:eastAsia="굴림" w:hAnsi="굴림"/>
+          <w:sz w:val="20"/>
+          <w:szCs w:val="20"/>
+        </w:rPr>
+      </w:pPr>
+      <w:r>
+        <w:rPr>
+          <w:rFonts w:ascii="굴림" w:eastAsia="굴림" w:hAnsi="굴림" w:hint="eastAsia"/>
+          <w:sz w:val="20"/>
+          <w:szCs w:val="20"/>
+        </w:rPr>
+        <w:t xml:space="preserve">피쳐 </w:t>
+      </w:r>
+      <w:r>
+        <w:rPr>
+          <w:rFonts w:ascii="굴림" w:eastAsia="굴림" w:hAnsi="굴림"/>
+          <w:sz w:val="20"/>
+          <w:szCs w:val="20"/>
+        </w:rPr>
+        <w:t xml:space="preserve">- </w:t>
+      </w:r>
+      <w:r>
+        <w:rPr>
+          <w:rFonts w:ascii="굴림" w:eastAsia="굴림" w:hAnsi="굴림" w:hint="eastAsia"/>
+          <w:sz w:val="20"/>
+          <w:szCs w:val="20"/>
+        </w:rPr>
+        <w:t xml:space="preserve">각 영상의 정보 </w:t>
+      </w:r>
+      <w:r>
+        <w:rPr>
+          <w:rFonts w:ascii="굴림" w:eastAsia="굴림" w:hAnsi="굴림"/>
+          <w:sz w:val="20"/>
+          <w:szCs w:val="20"/>
+        </w:rPr>
+        <w:t xml:space="preserve">– </w:t>
+      </w:r>
+      <w:r>
+        <w:rPr>
+          <w:rFonts w:ascii="굴림" w:eastAsia="굴림" w:hAnsi="굴림" w:hint="eastAsia"/>
+          <w:sz w:val="20"/>
+          <w:szCs w:val="20"/>
+        </w:rPr>
+        <w:t>장르,</w:t>
+      </w:r>
       <w:r>
         <w:rPr>
           <w:rFonts w:ascii="굴림" w:eastAsia="굴림" w:hAnsi="굴림"/>
@@ -730,39 +884,87 @@
           <w:sz w:val="20"/>
           <w:szCs w:val="20"/>
         </w:rPr>
-        <w:t>예측</w:t>
-      </w:r>
-      <w:r>
-        <w:rPr>
-          <w:rFonts w:ascii="굴림" w:eastAsia="굴림" w:hAnsi="굴림"/>
-          <w:sz w:val="20"/>
-          <w:szCs w:val="20"/>
-        </w:rPr>
-        <w:t xml:space="preserve">, </w:t>
-      </w:r>
-      <w:r>
-        <w:rPr>
-          <w:rFonts w:ascii="굴림" w:eastAsia="굴림" w:hAnsi="굴림" w:hint="eastAsia"/>
-          <w:sz w:val="20"/>
-          <w:szCs w:val="20"/>
-        </w:rPr>
-        <w:t>판단의 근거</w:t>
-      </w:r>
-      <w:r>
-        <w:rPr>
-          <w:rFonts w:ascii="굴림" w:eastAsia="굴림" w:hAnsi="굴림"/>
-          <w:sz w:val="20"/>
-          <w:szCs w:val="20"/>
-        </w:rPr>
-        <w:t xml:space="preserve">, </w:t>
-      </w:r>
-      <w:r>
-        <w:rPr>
-          <w:rFonts w:ascii="굴림" w:eastAsia="굴림" w:hAnsi="굴림" w:hint="eastAsia"/>
-          <w:sz w:val="20"/>
-          <w:szCs w:val="20"/>
-        </w:rPr>
-        <w:t>단서</w:t>
+        <w:t>그리에이터,</w:t>
+      </w:r>
+      <w:r>
+        <w:rPr>
+          <w:rFonts w:ascii="굴림" w:eastAsia="굴림" w:hAnsi="굴림"/>
+          <w:sz w:val="20"/>
+          <w:szCs w:val="20"/>
+        </w:rPr>
+        <w:t xml:space="preserve"> </w:t>
+      </w:r>
+      <w:r>
+        <w:rPr>
+          <w:rFonts w:ascii="굴림" w:eastAsia="굴림" w:hAnsi="굴림" w:hint="eastAsia"/>
+          <w:sz w:val="20"/>
+          <w:szCs w:val="20"/>
+        </w:rPr>
+        <w:t>조회수,</w:t>
+      </w:r>
+      <w:r>
+        <w:rPr>
+          <w:rFonts w:ascii="굴림" w:eastAsia="굴림" w:hAnsi="굴림"/>
+          <w:sz w:val="20"/>
+          <w:szCs w:val="20"/>
+        </w:rPr>
+        <w:t xml:space="preserve"> </w:t>
+      </w:r>
+      <w:r>
+        <w:rPr>
+          <w:rFonts w:ascii="굴림" w:eastAsia="굴림" w:hAnsi="굴림" w:hint="eastAsia"/>
+          <w:sz w:val="20"/>
+          <w:szCs w:val="20"/>
+        </w:rPr>
+        <w:t xml:space="preserve">좋아요 수 등 </w:t>
+      </w:r>
+      <w:r>
+        <w:rPr>
+          <w:rFonts w:ascii="굴림" w:eastAsia="굴림" w:hAnsi="굴림"/>
+          <w:sz w:val="20"/>
+          <w:szCs w:val="20"/>
+        </w:rPr>
+        <w:t xml:space="preserve">/ </w:t>
+      </w:r>
+      <w:r>
+        <w:rPr>
+          <w:rFonts w:ascii="굴림" w:eastAsia="굴림" w:hAnsi="굴림" w:hint="eastAsia"/>
+          <w:sz w:val="20"/>
+          <w:szCs w:val="20"/>
+        </w:rPr>
+        <w:t xml:space="preserve">이용자 정보 </w:t>
+      </w:r>
+      <w:r>
+        <w:rPr>
+          <w:rFonts w:ascii="굴림" w:eastAsia="굴림" w:hAnsi="굴림"/>
+          <w:sz w:val="20"/>
+          <w:szCs w:val="20"/>
+        </w:rPr>
+        <w:t xml:space="preserve">– </w:t>
+      </w:r>
+      <w:r>
+        <w:rPr>
+          <w:rFonts w:ascii="굴림" w:eastAsia="굴림" w:hAnsi="굴림" w:hint="eastAsia"/>
+          <w:sz w:val="20"/>
+          <w:szCs w:val="20"/>
+        </w:rPr>
+        <w:t>구독 채널,</w:t>
+      </w:r>
+      <w:r>
+        <w:rPr>
+          <w:rFonts w:ascii="굴림" w:eastAsia="굴림" w:hAnsi="굴림"/>
+          <w:sz w:val="20"/>
+          <w:szCs w:val="20"/>
+        </w:rPr>
+        <w:t xml:space="preserve"> </w:t>
+      </w:r>
+      <w:r>
+        <w:rPr>
+          <w:rFonts w:ascii="굴림" w:eastAsia="굴림" w:hAnsi="굴림" w:hint="eastAsia"/>
+          <w:sz w:val="20"/>
+          <w:szCs w:val="20"/>
+        </w:rPr>
+        <w:t>나이 등</w:t>
       </w:r>
     </w:p>
     <w:p>
@@ -800,25 +1002,23 @@
           <w:sz w:val="20"/>
           <w:szCs w:val="20"/>
         </w:rPr>
-        <w:t xml:space="preserve">모델이 </w:t>
-      </w:r>
-      <w:proofErr w:type="spellStart"/>
-      <w:r>
-        <w:rPr>
-          <w:rFonts w:ascii="굴림" w:eastAsia="굴림" w:hAnsi="굴림" w:hint="eastAsia"/>
-          <w:sz w:val="20"/>
-          <w:szCs w:val="20"/>
-        </w:rPr>
-        <w:t>예측하려느</w:t>
-      </w:r>
-      <w:proofErr w:type="spellEnd"/>
-      <w:r>
-        <w:rPr>
-          <w:rFonts w:ascii="굴림" w:eastAsia="굴림" w:hAnsi="굴림" w:hint="eastAsia"/>
-          <w:sz w:val="20"/>
-          <w:szCs w:val="20"/>
-        </w:rPr>
-        <w:t xml:space="preserve"> 정답,</w:t>
+        <w:t xml:space="preserve">영상에 대한 피드백 </w:t>
+      </w:r>
+      <w:r>
+        <w:rPr>
+          <w:rFonts w:ascii="굴림" w:eastAsia="굴림" w:hAnsi="굴림"/>
+          <w:sz w:val="20"/>
+          <w:szCs w:val="20"/>
+        </w:rPr>
+        <w:t xml:space="preserve">– </w:t>
+      </w:r>
+      <w:r>
+        <w:rPr>
+          <w:rFonts w:ascii="굴림" w:eastAsia="굴림" w:hAnsi="굴림" w:hint="eastAsia"/>
+          <w:sz w:val="20"/>
+          <w:szCs w:val="20"/>
+        </w:rPr>
+        <w:t>시청 여부,</w:t>
       </w:r>
       <w:r>
         <w:rPr>
@@ -834,318 +1034,6 @@
           <w:sz w:val="20"/>
           <w:szCs w:val="20"/>
         </w:rPr>
-        <w:t xml:space="preserve">학습의 </w:t>
-      </w:r>
-      <w:proofErr w:type="spellStart"/>
-      <w:r>
-        <w:rPr>
-          <w:rFonts w:ascii="굴림" w:eastAsia="굴림" w:hAnsi="굴림" w:hint="eastAsia"/>
-          <w:sz w:val="20"/>
-          <w:szCs w:val="20"/>
-        </w:rPr>
-        <w:t>목표값</w:t>
-      </w:r>
-      <w:proofErr w:type="spellEnd"/>
-    </w:p>
-    <w:p>
-      <w:pPr>
-        <w:pStyle w:val="a6"/>
-        <w:numPr>
-          <w:ilvl w:val="1"/>
-          <w:numId w:val="5"/>
-        </w:numPr>
-        <w:rPr>
-          <w:rFonts w:ascii="굴림" w:eastAsia="굴림" w:hAnsi="굴림"/>
-          <w:sz w:val="20"/>
-          <w:szCs w:val="20"/>
-        </w:rPr>
-      </w:pPr>
-      <w:r>
-        <w:rPr>
-          <w:rFonts w:ascii="굴림" w:eastAsia="굴림" w:hAnsi="굴림" w:hint="eastAsia"/>
-          <w:sz w:val="20"/>
-          <w:szCs w:val="20"/>
-        </w:rPr>
-        <w:t>머신 러닝의 예시</w:t>
-      </w:r>
-    </w:p>
-    <w:p>
-      <w:pPr>
-        <w:pStyle w:val="a6"/>
-        <w:numPr>
-          <w:ilvl w:val="2"/>
-          <w:numId w:val="5"/>
-        </w:numPr>
-        <w:rPr>
-          <w:rFonts w:ascii="굴림" w:eastAsia="굴림" w:hAnsi="굴림"/>
-          <w:sz w:val="20"/>
-          <w:szCs w:val="20"/>
-        </w:rPr>
-      </w:pPr>
-      <w:r>
-        <w:rPr>
-          <w:rFonts w:ascii="굴림" w:eastAsia="굴림" w:hAnsi="굴림" w:hint="eastAsia"/>
-          <w:sz w:val="20"/>
-          <w:szCs w:val="20"/>
-        </w:rPr>
-        <w:t>유튜브 추천의 경우</w:t>
-      </w:r>
-    </w:p>
-    <w:p>
-      <w:pPr>
-        <w:pStyle w:val="a6"/>
-        <w:numPr>
-          <w:ilvl w:val="3"/>
-          <w:numId w:val="5"/>
-        </w:numPr>
-        <w:rPr>
-          <w:rFonts w:ascii="굴림" w:eastAsia="굴림" w:hAnsi="굴림"/>
-          <w:sz w:val="20"/>
-          <w:szCs w:val="20"/>
-        </w:rPr>
-      </w:pPr>
-      <w:proofErr w:type="spellStart"/>
-      <w:r>
-        <w:rPr>
-          <w:rFonts w:ascii="굴림" w:eastAsia="굴림" w:hAnsi="굴림" w:hint="eastAsia"/>
-          <w:sz w:val="20"/>
-          <w:szCs w:val="20"/>
-        </w:rPr>
-        <w:t>피쳐</w:t>
-      </w:r>
-      <w:proofErr w:type="spellEnd"/>
-      <w:r>
-        <w:rPr>
-          <w:rFonts w:ascii="굴림" w:eastAsia="굴림" w:hAnsi="굴림" w:hint="eastAsia"/>
-          <w:sz w:val="20"/>
-          <w:szCs w:val="20"/>
-        </w:rPr>
-        <w:t xml:space="preserve"> </w:t>
-      </w:r>
-      <w:r>
-        <w:rPr>
-          <w:rFonts w:ascii="굴림" w:eastAsia="굴림" w:hAnsi="굴림"/>
-          <w:sz w:val="20"/>
-          <w:szCs w:val="20"/>
-        </w:rPr>
-        <w:t xml:space="preserve">- </w:t>
-      </w:r>
-      <w:r>
-        <w:rPr>
-          <w:rFonts w:ascii="굴림" w:eastAsia="굴림" w:hAnsi="굴림" w:hint="eastAsia"/>
-          <w:sz w:val="20"/>
-          <w:szCs w:val="20"/>
-        </w:rPr>
-        <w:t xml:space="preserve">각 영상의 정보 </w:t>
-      </w:r>
-      <w:r>
-        <w:rPr>
-          <w:rFonts w:ascii="굴림" w:eastAsia="굴림" w:hAnsi="굴림"/>
-          <w:sz w:val="20"/>
-          <w:szCs w:val="20"/>
-        </w:rPr>
-        <w:t xml:space="preserve">– </w:t>
-      </w:r>
-      <w:r>
-        <w:rPr>
-          <w:rFonts w:ascii="굴림" w:eastAsia="굴림" w:hAnsi="굴림" w:hint="eastAsia"/>
-          <w:sz w:val="20"/>
-          <w:szCs w:val="20"/>
-        </w:rPr>
-        <w:t>장르,</w:t>
-      </w:r>
-      <w:r>
-        <w:rPr>
-          <w:rFonts w:ascii="굴림" w:eastAsia="굴림" w:hAnsi="굴림"/>
-          <w:sz w:val="20"/>
-          <w:szCs w:val="20"/>
-        </w:rPr>
-        <w:t xml:space="preserve"> </w:t>
-      </w:r>
-      <w:proofErr w:type="spellStart"/>
-      <w:r>
-        <w:rPr>
-          <w:rFonts w:ascii="굴림" w:eastAsia="굴림" w:hAnsi="굴림" w:hint="eastAsia"/>
-          <w:sz w:val="20"/>
-          <w:szCs w:val="20"/>
-        </w:rPr>
-        <w:t>그리에이터</w:t>
-      </w:r>
-      <w:proofErr w:type="spellEnd"/>
-      <w:r>
-        <w:rPr>
-          <w:rFonts w:ascii="굴림" w:eastAsia="굴림" w:hAnsi="굴림" w:hint="eastAsia"/>
-          <w:sz w:val="20"/>
-          <w:szCs w:val="20"/>
-        </w:rPr>
-        <w:t>,</w:t>
-      </w:r>
-      <w:r>
-        <w:rPr>
-          <w:rFonts w:ascii="굴림" w:eastAsia="굴림" w:hAnsi="굴림"/>
-          <w:sz w:val="20"/>
-          <w:szCs w:val="20"/>
-        </w:rPr>
-        <w:t xml:space="preserve"> </w:t>
-      </w:r>
-      <w:r>
-        <w:rPr>
-          <w:rFonts w:ascii="굴림" w:eastAsia="굴림" w:hAnsi="굴림" w:hint="eastAsia"/>
-          <w:sz w:val="20"/>
-          <w:szCs w:val="20"/>
-        </w:rPr>
-        <w:t>조회수,</w:t>
-      </w:r>
-      <w:r>
-        <w:rPr>
-          <w:rFonts w:ascii="굴림" w:eastAsia="굴림" w:hAnsi="굴림"/>
-          <w:sz w:val="20"/>
-          <w:szCs w:val="20"/>
-        </w:rPr>
-        <w:t xml:space="preserve"> </w:t>
-      </w:r>
-      <w:r>
-        <w:rPr>
-          <w:rFonts w:ascii="굴림" w:eastAsia="굴림" w:hAnsi="굴림" w:hint="eastAsia"/>
-          <w:sz w:val="20"/>
-          <w:szCs w:val="20"/>
-        </w:rPr>
-        <w:t xml:space="preserve">좋아요 수 </w:t>
-      </w:r>
-      <w:proofErr w:type="gramStart"/>
-      <w:r>
-        <w:rPr>
-          <w:rFonts w:ascii="굴림" w:eastAsia="굴림" w:hAnsi="굴림" w:hint="eastAsia"/>
-          <w:sz w:val="20"/>
-          <w:szCs w:val="20"/>
-        </w:rPr>
-        <w:t xml:space="preserve">등 </w:t>
-      </w:r>
-      <w:r>
-        <w:rPr>
-          <w:rFonts w:ascii="굴림" w:eastAsia="굴림" w:hAnsi="굴림"/>
-          <w:sz w:val="20"/>
-          <w:szCs w:val="20"/>
-        </w:rPr>
-        <w:t>/</w:t>
-      </w:r>
-      <w:proofErr w:type="gramEnd"/>
-      <w:r>
-        <w:rPr>
-          <w:rFonts w:ascii="굴림" w:eastAsia="굴림" w:hAnsi="굴림"/>
-          <w:sz w:val="20"/>
-          <w:szCs w:val="20"/>
-        </w:rPr>
-        <w:t xml:space="preserve"> </w:t>
-      </w:r>
-      <w:r>
-        <w:rPr>
-          <w:rFonts w:ascii="굴림" w:eastAsia="굴림" w:hAnsi="굴림" w:hint="eastAsia"/>
-          <w:sz w:val="20"/>
-          <w:szCs w:val="20"/>
-        </w:rPr>
-        <w:t xml:space="preserve">이용자 정보 </w:t>
-      </w:r>
-      <w:r>
-        <w:rPr>
-          <w:rFonts w:ascii="굴림" w:eastAsia="굴림" w:hAnsi="굴림"/>
-          <w:sz w:val="20"/>
-          <w:szCs w:val="20"/>
-        </w:rPr>
-        <w:t xml:space="preserve">– </w:t>
-      </w:r>
-      <w:r>
-        <w:rPr>
-          <w:rFonts w:ascii="굴림" w:eastAsia="굴림" w:hAnsi="굴림" w:hint="eastAsia"/>
-          <w:sz w:val="20"/>
-          <w:szCs w:val="20"/>
-        </w:rPr>
-        <w:t>구독 채널,</w:t>
-      </w:r>
-      <w:r>
-        <w:rPr>
-          <w:rFonts w:ascii="굴림" w:eastAsia="굴림" w:hAnsi="굴림"/>
-          <w:sz w:val="20"/>
-          <w:szCs w:val="20"/>
-        </w:rPr>
-        <w:t xml:space="preserve"> </w:t>
-      </w:r>
-      <w:r>
-        <w:rPr>
-          <w:rFonts w:ascii="굴림" w:eastAsia="굴림" w:hAnsi="굴림" w:hint="eastAsia"/>
-          <w:sz w:val="20"/>
-          <w:szCs w:val="20"/>
-        </w:rPr>
-        <w:t>나이 등</w:t>
-      </w:r>
-    </w:p>
-    <w:p>
-      <w:pPr>
-        <w:pStyle w:val="a6"/>
-        <w:numPr>
-          <w:ilvl w:val="3"/>
-          <w:numId w:val="5"/>
-        </w:numPr>
-        <w:rPr>
-          <w:rFonts w:ascii="굴림" w:eastAsia="굴림" w:hAnsi="굴림"/>
-          <w:sz w:val="20"/>
-          <w:szCs w:val="20"/>
-        </w:rPr>
-      </w:pPr>
-      <w:r>
-        <w:rPr>
-          <w:rFonts w:ascii="굴림" w:eastAsia="굴림" w:hAnsi="굴림" w:hint="eastAsia"/>
-          <w:sz w:val="20"/>
-          <w:szCs w:val="20"/>
-        </w:rPr>
-        <w:t xml:space="preserve">라벨 </w:t>
-      </w:r>
-      <w:r>
-        <w:rPr>
-          <w:rFonts w:ascii="굴림" w:eastAsia="굴림" w:hAnsi="굴림"/>
-          <w:sz w:val="20"/>
-          <w:szCs w:val="20"/>
-        </w:rPr>
-        <w:t xml:space="preserve">– </w:t>
-      </w:r>
-      <w:r>
-        <w:rPr>
-          <w:rFonts w:ascii="굴림" w:eastAsia="굴림" w:hAnsi="굴림" w:hint="eastAsia"/>
-          <w:sz w:val="20"/>
-          <w:szCs w:val="20"/>
-        </w:rPr>
-        <w:t xml:space="preserve">영상에 대한 피드백 </w:t>
-      </w:r>
-      <w:r>
-        <w:rPr>
-          <w:rFonts w:ascii="굴림" w:eastAsia="굴림" w:hAnsi="굴림"/>
-          <w:sz w:val="20"/>
-          <w:szCs w:val="20"/>
-        </w:rPr>
-        <w:t xml:space="preserve">– </w:t>
-      </w:r>
-      <w:r>
-        <w:rPr>
-          <w:rFonts w:ascii="굴림" w:eastAsia="굴림" w:hAnsi="굴림" w:hint="eastAsia"/>
-          <w:sz w:val="20"/>
-          <w:szCs w:val="20"/>
-        </w:rPr>
-        <w:t>시청 여부,</w:t>
-      </w:r>
-      <w:r>
-        <w:rPr>
-          <w:rFonts w:ascii="굴림" w:eastAsia="굴림" w:hAnsi="굴림"/>
-          <w:sz w:val="20"/>
-          <w:szCs w:val="20"/>
-        </w:rPr>
-        <w:t xml:space="preserve"> </w:t>
-      </w:r>
-      <w:r>
-        <w:rPr>
-          <w:rFonts w:ascii="굴림" w:eastAsia="굴림" w:hAnsi="굴림" w:hint="eastAsia"/>
-          <w:sz w:val="20"/>
-          <w:szCs w:val="20"/>
-        </w:rPr>
         <w:t>좋아요 클릭 여부 등</w:t>
       </w:r>
     </w:p>
@@ -1177,25 +1065,7 @@
           <w:sz w:val="20"/>
           <w:szCs w:val="20"/>
         </w:rPr>
-        <w:t xml:space="preserve">단일 </w:t>
-      </w:r>
-      <w:proofErr w:type="spellStart"/>
-      <w:r>
-        <w:rPr>
-          <w:rFonts w:ascii="굴림" w:eastAsia="굴림" w:hAnsi="굴림" w:hint="eastAsia"/>
-          <w:sz w:val="20"/>
-          <w:szCs w:val="20"/>
-        </w:rPr>
-        <w:t>피쳐</w:t>
-      </w:r>
-      <w:proofErr w:type="spellEnd"/>
-      <w:r>
-        <w:rPr>
-          <w:rFonts w:ascii="굴림" w:eastAsia="굴림" w:hAnsi="굴림" w:hint="eastAsia"/>
-          <w:sz w:val="20"/>
-          <w:szCs w:val="20"/>
-        </w:rPr>
-        <w:t xml:space="preserve"> 기반 학습</w:t>
+        <w:t>단일 피쳐 기반 학습</w:t>
       </w:r>
     </w:p>
     <w:p>
@@ -1297,23 +1167,13 @@
         </w:rPr>
         <w:t xml:space="preserve">D </w:t>
       </w:r>
-      <w:proofErr w:type="spellStart"/>
-      <w:r>
-        <w:rPr>
-          <w:rFonts w:ascii="굴림" w:eastAsia="굴림" w:hAnsi="굴림" w:hint="eastAsia"/>
-          <w:sz w:val="20"/>
-          <w:szCs w:val="20"/>
-        </w:rPr>
-        <w:t>피쳐</w:t>
-      </w:r>
-      <w:proofErr w:type="spellEnd"/>
-      <w:r>
-        <w:rPr>
-          <w:rFonts w:ascii="굴림" w:eastAsia="굴림" w:hAnsi="굴림" w:hint="eastAsia"/>
-          <w:sz w:val="20"/>
-          <w:szCs w:val="20"/>
-        </w:rPr>
-        <w:t xml:space="preserve"> 기반 학습 </w:t>
+      <w:r>
+        <w:rPr>
+          <w:rFonts w:ascii="굴림" w:eastAsia="굴림" w:hAnsi="굴림" w:hint="eastAsia"/>
+          <w:sz w:val="20"/>
+          <w:szCs w:val="20"/>
+        </w:rPr>
+        <w:t xml:space="preserve">피쳐 기반 학습 </w:t>
       </w:r>
       <w:r>
         <w:rPr>
@@ -1361,23 +1221,13 @@
           <w:szCs w:val="20"/>
         </w:rPr>
       </w:pPr>
-      <w:proofErr w:type="spellStart"/>
-      <w:r>
-        <w:rPr>
-          <w:rFonts w:ascii="굴림" w:eastAsia="굴림" w:hAnsi="굴림" w:hint="eastAsia"/>
-          <w:sz w:val="20"/>
-          <w:szCs w:val="20"/>
-        </w:rPr>
-        <w:t>피쳐가</w:t>
-      </w:r>
-      <w:proofErr w:type="spellEnd"/>
-      <w:r>
-        <w:rPr>
-          <w:rFonts w:ascii="굴림" w:eastAsia="굴림" w:hAnsi="굴림" w:hint="eastAsia"/>
-          <w:sz w:val="20"/>
-          <w:szCs w:val="20"/>
-        </w:rPr>
-        <w:t xml:space="preserve"> 하나일 때 머신 러닝이 학습하는 가장 단순한 형태</w:t>
+      <w:r>
+        <w:rPr>
+          <w:rFonts w:ascii="굴림" w:eastAsia="굴림" w:hAnsi="굴림" w:hint="eastAsia"/>
+          <w:sz w:val="20"/>
+          <w:szCs w:val="20"/>
+        </w:rPr>
+        <w:t>피쳐가 하나일 때 머신 러닝이 학습하는 가장 단순한 형태</w:t>
       </w:r>
     </w:p>
     <w:p>
@@ -1395,11 +1245,19 @@
       </w:pPr>
       <w:r>
         <w:rPr>
-          <w:rFonts w:ascii="굴림" w:eastAsia="굴림" w:hAnsi="굴림"/>
-          <w:sz w:val="20"/>
-          <w:szCs w:val="20"/>
-        </w:rPr>
-        <w:t xml:space="preserve">income = </w:t>
+          <w:rFonts w:ascii="굴림" w:eastAsia="굴림" w:hAnsi="굴림" w:hint="eastAsia"/>
+          <w:sz w:val="20"/>
+          <w:szCs w:val="20"/>
+        </w:rPr>
+        <w:t>모델이 구해야 하는 함수</w:t>
+      </w:r>
+      <w:r>
+        <w:rPr>
+          <w:rFonts w:ascii="굴림" w:eastAsia="굴림" w:hAnsi="굴림"/>
+          <w:sz w:val="20"/>
+          <w:szCs w:val="20"/>
+        </w:rPr>
+        <w:t xml:space="preserve"> = </w:t>
       </w:r>
       <w:r>
         <w:rPr>
@@ -1448,7 +1306,6 @@
           <w:u w:val="single"/>
         </w:rPr>
       </w:pPr>
-      <w:proofErr w:type="spellStart"/>
       <w:r>
         <w:rPr>
           <w:rFonts w:ascii="굴림" w:eastAsia="굴림" w:hAnsi="굴림" w:hint="eastAsia"/>
@@ -1456,34 +1313,24 @@
           <w:szCs w:val="20"/>
           <w:u w:val="single"/>
         </w:rPr>
-        <w:t>데이더를</w:t>
-      </w:r>
-      <w:proofErr w:type="spellEnd"/>
-      <w:r>
-        <w:rPr>
-          <w:rFonts w:ascii="굴림" w:eastAsia="굴림" w:hAnsi="굴림" w:hint="eastAsia"/>
+        <w:t xml:space="preserve">데이더를 기준으로 각 데이터 간의 평균 흐름을 </w:t>
+      </w:r>
+      <w:r>
+        <w:rPr>
+          <w:rFonts w:ascii="굴림" w:eastAsia="굴림" w:hAnsi="굴림"/>
           <w:sz w:val="20"/>
           <w:szCs w:val="20"/>
           <w:u w:val="single"/>
         </w:rPr>
-        <w:t xml:space="preserve"> 기준으로 각 데이터 간의 평균 흐름을 </w:t>
-      </w:r>
-      <w:r>
-        <w:rPr>
-          <w:rFonts w:ascii="굴림" w:eastAsia="굴림" w:hAnsi="굴림"/>
+        <w:t xml:space="preserve">f, </w:t>
+      </w:r>
+      <w:r>
+        <w:rPr>
+          <w:rFonts w:ascii="굴림" w:eastAsia="굴림" w:hAnsi="굴림" w:hint="eastAsia"/>
           <w:sz w:val="20"/>
           <w:szCs w:val="20"/>
           <w:u w:val="single"/>
         </w:rPr>
-        <w:t xml:space="preserve">f, </w:t>
-      </w:r>
-      <w:r>
-        <w:rPr>
-          <w:rFonts w:ascii="굴림" w:eastAsia="굴림" w:hAnsi="굴림" w:hint="eastAsia"/>
-          <w:sz w:val="20"/>
-          <w:szCs w:val="20"/>
-          <w:u w:val="single"/>
-        </w:rPr>
         <w:t>그 흐름에서 얼마나 떨어져 있는지가 e</w:t>
       </w:r>
     </w:p>
@@ -1522,26 +1369,24 @@
           <w:sz w:val="20"/>
           <w:szCs w:val="20"/>
         </w:rPr>
-        <w:t xml:space="preserve">참 </w:t>
-      </w:r>
-      <w:proofErr w:type="gramStart"/>
-      <w:r>
-        <w:rPr>
-          <w:rFonts w:ascii="굴림" w:eastAsia="굴림" w:hAnsi="굴림" w:hint="eastAsia"/>
-          <w:sz w:val="20"/>
-          <w:szCs w:val="20"/>
-        </w:rPr>
-        <w:t>함수</w:t>
-      </w:r>
-      <w:r>
-        <w:rPr>
-          <w:rFonts w:ascii="굴림" w:eastAsia="굴림" w:hAnsi="굴림"/>
-          <w:sz w:val="20"/>
-          <w:szCs w:val="20"/>
-        </w:rPr>
-        <w:t xml:space="preserve"> /</w:t>
-      </w:r>
-      <w:proofErr w:type="gramEnd"/>
+        <w:t>참 함수</w:t>
+      </w:r>
+      <w:r>
+        <w:rPr>
+          <w:rFonts w:ascii="굴림" w:eastAsia="굴림" w:hAnsi="굴림"/>
+          <w:sz w:val="20"/>
+          <w:szCs w:val="20"/>
+        </w:rPr>
+        <w:t xml:space="preserve"> / 피쳐와 </w:t>
+      </w:r>
+      <w:r>
+        <w:rPr>
+          <w:rFonts w:ascii="굴림" w:eastAsia="굴림" w:hAnsi="굴림" w:hint="eastAsia"/>
+          <w:sz w:val="20"/>
+          <w:szCs w:val="20"/>
+        </w:rPr>
+        <w:t>라벨 사이의 평균 관계,</w:t>
+      </w:r>
       <w:r>
         <w:rPr>
           <w:rFonts w:ascii="굴림" w:eastAsia="굴림" w:hAnsi="굴림"/>
@@ -1550,16 +1395,14 @@
         </w:rPr>
         <w:t xml:space="preserve"> </w:t>
       </w:r>
-      <w:proofErr w:type="spellStart"/>
-      <w:r>
-        <w:rPr>
-          <w:rFonts w:ascii="굴림" w:eastAsia="굴림" w:hAnsi="굴림"/>
-          <w:sz w:val="20"/>
-          <w:szCs w:val="20"/>
-        </w:rPr>
-        <w:t>피쳐와</w:t>
-      </w:r>
-      <w:proofErr w:type="spellEnd"/>
+      <w:r>
+        <w:rPr>
+          <w:rFonts w:ascii="굴림" w:eastAsia="굴림" w:hAnsi="굴림" w:hint="eastAsia"/>
+          <w:sz w:val="20"/>
+          <w:szCs w:val="20"/>
+        </w:rPr>
+        <w:t>데이터에서</w:t>
+      </w:r>
       <w:r>
         <w:rPr>
           <w:rFonts w:ascii="굴림" w:eastAsia="굴림" w:hAnsi="굴림"/>
@@ -1574,23 +1417,113 @@
           <w:sz w:val="20"/>
           <w:szCs w:val="20"/>
         </w:rPr>
-        <w:t>라벨 사이의 평균 관계,</w:t>
-      </w:r>
-      <w:r>
-        <w:rPr>
-          <w:rFonts w:ascii="굴림" w:eastAsia="굴림" w:hAnsi="굴림"/>
+        <w:t>확인은 불가</w:t>
+      </w:r>
+      <w:r>
+        <w:rPr>
+          <w:rFonts w:ascii="굴림" w:eastAsia="굴림" w:hAnsi="굴림" w:hint="eastAsia"/>
           <w:sz w:val="20"/>
           <w:szCs w:val="20"/>
         </w:rPr>
         <w:t xml:space="preserve"> </w:t>
       </w:r>
-      <w:r>
-        <w:rPr>
-          <w:rFonts w:ascii="굴림" w:eastAsia="굴림" w:hAnsi="굴림" w:hint="eastAsia"/>
-          <w:sz w:val="20"/>
-          <w:szCs w:val="20"/>
-        </w:rPr>
-        <w:t>데이터에서</w:t>
+    </w:p>
+    <w:p>
+      <w:pPr>
+        <w:pStyle w:val="a6"/>
+        <w:numPr>
+          <w:ilvl w:val="3"/>
+          <w:numId w:val="5"/>
+        </w:numPr>
+        <w:rPr>
+          <w:rFonts w:ascii="굴림" w:eastAsia="굴림" w:hAnsi="굴림"/>
+          <w:sz w:val="20"/>
+          <w:szCs w:val="20"/>
+        </w:rPr>
+      </w:pPr>
+      <w:r>
+        <w:rPr>
+          <w:rFonts w:ascii="굴림" w:eastAsia="굴림" w:hAnsi="굴림" w:hint="eastAsia"/>
+          <w:sz w:val="20"/>
+          <w:szCs w:val="20"/>
+        </w:rPr>
+        <w:t>e</w:t>
+      </w:r>
+      <w:r>
+        <w:rPr>
+          <w:rFonts w:ascii="굴림" w:eastAsia="굴림" w:hAnsi="굴림"/>
+          <w:sz w:val="20"/>
+          <w:szCs w:val="20"/>
+        </w:rPr>
+        <w:t xml:space="preserve"> = 측정 기기의 </w:t>
+      </w:r>
+      <w:r>
+        <w:rPr>
+          <w:rFonts w:ascii="굴림" w:eastAsia="굴림" w:hAnsi="굴림" w:hint="eastAsia"/>
+          <w:sz w:val="20"/>
+          <w:szCs w:val="20"/>
+        </w:rPr>
+        <w:t>한계나</w:t>
+      </w:r>
+      <w:r>
+        <w:rPr>
+          <w:rFonts w:ascii="굴림" w:eastAsia="굴림" w:hAnsi="굴림"/>
+          <w:sz w:val="20"/>
+          <w:szCs w:val="20"/>
+        </w:rPr>
+        <w:t xml:space="preserve"> 환경적 </w:t>
+      </w:r>
+      <w:r>
+        <w:rPr>
+          <w:rFonts w:ascii="굴림" w:eastAsia="굴림" w:hAnsi="굴림" w:hint="eastAsia"/>
+          <w:sz w:val="20"/>
+          <w:szCs w:val="20"/>
+        </w:rPr>
+        <w:t>요인으로 오차가 발생함</w:t>
+      </w:r>
+    </w:p>
+    <w:p>
+      <w:pPr>
+        <w:pStyle w:val="a6"/>
+        <w:numPr>
+          <w:ilvl w:val="1"/>
+          <w:numId w:val="5"/>
+        </w:numPr>
+        <w:rPr>
+          <w:rFonts w:ascii="굴림" w:eastAsia="굴림" w:hAnsi="굴림"/>
+          <w:sz w:val="20"/>
+          <w:szCs w:val="20"/>
+        </w:rPr>
+      </w:pPr>
+      <w:r>
+        <w:rPr>
+          <w:rFonts w:ascii="굴림" w:eastAsia="굴림" w:hAnsi="굴림" w:hint="eastAsia"/>
+          <w:sz w:val="20"/>
+          <w:szCs w:val="20"/>
+        </w:rPr>
+        <w:t>모델과 가설 공간</w:t>
+      </w:r>
+    </w:p>
+    <w:p>
+      <w:pPr>
+        <w:pStyle w:val="a6"/>
+        <w:numPr>
+          <w:ilvl w:val="2"/>
+          <w:numId w:val="5"/>
+        </w:numPr>
+        <w:rPr>
+          <w:rFonts w:ascii="굴림" w:eastAsia="굴림" w:hAnsi="굴림"/>
+          <w:sz w:val="20"/>
+          <w:szCs w:val="20"/>
+        </w:rPr>
+      </w:pPr>
+      <w:r>
+        <w:rPr>
+          <w:rFonts w:ascii="굴림" w:eastAsia="굴림" w:hAnsi="굴림" w:hint="eastAsia"/>
+          <w:sz w:val="20"/>
+          <w:szCs w:val="20"/>
+        </w:rPr>
+        <w:t>학습-</w:t>
       </w:r>
       <w:r>
         <w:rPr>
@@ -1606,16 +1539,62 @@
           <w:sz w:val="20"/>
           <w:szCs w:val="20"/>
         </w:rPr>
-        <w:t>확인은 불가</w:t>
-      </w:r>
-      <w:r>
-        <w:rPr>
-          <w:rFonts w:ascii="굴림" w:eastAsia="굴림" w:hAnsi="굴림" w:hint="eastAsia"/>
+        <w:t>입력과 출력 간의 함수적 관계를 찾는 과정,</w:t>
+      </w:r>
+      <w:r>
+        <w:rPr>
+          <w:rFonts w:ascii="굴림" w:eastAsia="굴림" w:hAnsi="굴림"/>
           <w:sz w:val="20"/>
           <w:szCs w:val="20"/>
         </w:rPr>
         <w:t xml:space="preserve"> </w:t>
       </w:r>
+      <w:r>
+        <w:rPr>
+          <w:rFonts w:ascii="굴림" w:eastAsia="굴림" w:hAnsi="굴림" w:hint="eastAsia"/>
+          <w:sz w:val="20"/>
+          <w:szCs w:val="20"/>
+        </w:rPr>
+        <w:t>평균 관계를 하나의 함수로 표현</w:t>
+      </w:r>
+    </w:p>
+    <w:p>
+      <w:pPr>
+        <w:pStyle w:val="a6"/>
+        <w:numPr>
+          <w:ilvl w:val="2"/>
+          <w:numId w:val="5"/>
+        </w:numPr>
+        <w:rPr>
+          <w:rFonts w:ascii="굴림" w:eastAsia="굴림" w:hAnsi="굴림"/>
+          <w:sz w:val="20"/>
+          <w:szCs w:val="20"/>
+        </w:rPr>
+      </w:pPr>
+      <w:r>
+        <w:rPr>
+          <w:rFonts w:ascii="굴림" w:eastAsia="굴림" w:hAnsi="굴림" w:hint="eastAsia"/>
+          <w:sz w:val="20"/>
+          <w:szCs w:val="20"/>
+        </w:rPr>
+        <w:t xml:space="preserve">가설 공간이란? </w:t>
+      </w:r>
+      <w:r>
+        <w:rPr>
+          <w:rFonts w:ascii="굴림" w:eastAsia="굴림" w:hAnsi="굴림"/>
+          <w:sz w:val="20"/>
+          <w:szCs w:val="20"/>
+        </w:rPr>
+        <w:t xml:space="preserve">– </w:t>
+      </w:r>
+      <w:r>
+        <w:rPr>
+          <w:rFonts w:ascii="굴림" w:eastAsia="굴림" w:hAnsi="굴림" w:hint="eastAsia"/>
+          <w:sz w:val="20"/>
+          <w:szCs w:val="20"/>
+        </w:rPr>
+        <w:t>관계를 표현할 수 있는 모든 함수들의 후보</w:t>
+      </w:r>
     </w:p>
     <w:p>
       <w:pPr>
@@ -1636,39 +1615,109 @@
           <w:sz w:val="20"/>
           <w:szCs w:val="20"/>
         </w:rPr>
-        <w:t>e</w:t>
-      </w:r>
-      <w:r>
-        <w:rPr>
-          <w:rFonts w:ascii="굴림" w:eastAsia="굴림" w:hAnsi="굴림"/>
-          <w:sz w:val="20"/>
-          <w:szCs w:val="20"/>
-        </w:rPr>
-        <w:t xml:space="preserve"> = 측정 기기의 </w:t>
-      </w:r>
-      <w:r>
-        <w:rPr>
-          <w:rFonts w:ascii="굴림" w:eastAsia="굴림" w:hAnsi="굴림" w:hint="eastAsia"/>
-          <w:sz w:val="20"/>
-          <w:szCs w:val="20"/>
-        </w:rPr>
-        <w:t>한계나</w:t>
-      </w:r>
-      <w:r>
-        <w:rPr>
-          <w:rFonts w:ascii="굴림" w:eastAsia="굴림" w:hAnsi="굴림"/>
-          <w:sz w:val="20"/>
-          <w:szCs w:val="20"/>
-        </w:rPr>
-        <w:t xml:space="preserve"> 환경적 </w:t>
-      </w:r>
-      <w:r>
-        <w:rPr>
-          <w:rFonts w:ascii="굴림" w:eastAsia="굴림" w:hAnsi="굴림" w:hint="eastAsia"/>
-          <w:sz w:val="20"/>
-          <w:szCs w:val="20"/>
-        </w:rPr>
-        <w:t>요인으로 오차가 발생함</w:t>
+        <w:t xml:space="preserve">선형 함수 </w:t>
+      </w:r>
+      <w:r>
+        <w:rPr>
+          <w:rFonts w:ascii="굴림" w:eastAsia="굴림" w:hAnsi="굴림"/>
+          <w:sz w:val="20"/>
+          <w:szCs w:val="20"/>
+        </w:rPr>
+        <w:t xml:space="preserve">– </w:t>
+      </w:r>
+      <w:r>
+        <w:rPr>
+          <w:rFonts w:ascii="굴림" w:eastAsia="굴림" w:hAnsi="굴림" w:hint="eastAsia"/>
+          <w:sz w:val="20"/>
+          <w:szCs w:val="20"/>
+        </w:rPr>
+        <w:t xml:space="preserve">직선 </w:t>
+      </w:r>
+      <w:r>
+        <w:rPr>
+          <w:rFonts w:ascii="굴림" w:eastAsia="굴림" w:hAnsi="굴림"/>
+          <w:sz w:val="20"/>
+          <w:szCs w:val="20"/>
+        </w:rPr>
+        <w:t xml:space="preserve">/ </w:t>
+      </w:r>
+      <w:r>
+        <w:rPr>
+          <w:rFonts w:ascii="굴림" w:eastAsia="굴림" w:hAnsi="굴림" w:hint="eastAsia"/>
+          <w:sz w:val="20"/>
+          <w:szCs w:val="20"/>
+        </w:rPr>
+        <w:t xml:space="preserve">비선형 </w:t>
+      </w:r>
+      <w:r>
+        <w:rPr>
+          <w:rFonts w:ascii="굴림" w:eastAsia="굴림" w:hAnsi="굴림"/>
+          <w:sz w:val="20"/>
+          <w:szCs w:val="20"/>
+        </w:rPr>
+        <w:t xml:space="preserve">– </w:t>
+      </w:r>
+      <w:r>
+        <w:rPr>
+          <w:rFonts w:ascii="굴림" w:eastAsia="굴림" w:hAnsi="굴림" w:hint="eastAsia"/>
+          <w:sz w:val="20"/>
+          <w:szCs w:val="20"/>
+        </w:rPr>
+        <w:t>곡선</w:t>
+      </w:r>
+    </w:p>
+    <w:p>
+      <w:pPr>
+        <w:pStyle w:val="a6"/>
+        <w:numPr>
+          <w:ilvl w:val="2"/>
+          <w:numId w:val="5"/>
+        </w:numPr>
+        <w:rPr>
+          <w:rFonts w:ascii="굴림" w:eastAsia="굴림" w:hAnsi="굴림"/>
+          <w:sz w:val="20"/>
+          <w:szCs w:val="20"/>
+        </w:rPr>
+      </w:pPr>
+      <w:r>
+        <w:rPr>
+          <w:rFonts w:ascii="굴림" w:eastAsia="굴림" w:hAnsi="굴림" w:hint="eastAsia"/>
+          <w:sz w:val="20"/>
+          <w:szCs w:val="20"/>
+        </w:rPr>
+        <w:t>모델이란?</w:t>
+      </w:r>
+      <w:r>
+        <w:rPr>
+          <w:rFonts w:ascii="굴림" w:eastAsia="굴림" w:hAnsi="굴림"/>
+          <w:sz w:val="20"/>
+          <w:szCs w:val="20"/>
+        </w:rPr>
+        <w:t xml:space="preserve"> – </w:t>
+      </w:r>
+      <w:r>
+        <w:rPr>
+          <w:rFonts w:ascii="굴림" w:eastAsia="굴림" w:hAnsi="굴림" w:hint="eastAsia"/>
+          <w:sz w:val="20"/>
+          <w:szCs w:val="20"/>
+        </w:rPr>
+        <w:t xml:space="preserve">가설 공간 속의 특정 함수 </w:t>
+      </w:r>
+      <w:r>
+        <w:rPr>
+          <w:rFonts w:ascii="굴림" w:eastAsia="굴림" w:hAnsi="굴림"/>
+          <w:sz w:val="20"/>
+          <w:szCs w:val="20"/>
+        </w:rPr>
+        <w:t>f</w:t>
+      </w:r>
+      <w:r>
+        <w:rPr>
+          <w:rFonts w:ascii="굴림" w:eastAsia="굴림" w:hAnsi="굴림" w:hint="eastAsia"/>
+          <w:sz w:val="20"/>
+          <w:szCs w:val="20"/>
+        </w:rPr>
+        <w:t xml:space="preserve"> </w:t>
       </w:r>
     </w:p>
     <w:p>
@@ -1690,7 +1739,7 @@
           <w:sz w:val="20"/>
           <w:szCs w:val="20"/>
         </w:rPr>
-        <w:t>모델과 가설 공간</w:t>
+        <w:t>학습</w:t>
       </w:r>
     </w:p>
     <w:p>
@@ -1712,7 +1761,83 @@
           <w:sz w:val="20"/>
           <w:szCs w:val="20"/>
         </w:rPr>
-        <w:t>학습-</w:t>
+        <w:t xml:space="preserve">학습이란 </w:t>
+      </w:r>
+      <w:r>
+        <w:rPr>
+          <w:rFonts w:ascii="굴림" w:eastAsia="굴림" w:hAnsi="굴림"/>
+          <w:sz w:val="20"/>
+          <w:szCs w:val="20"/>
+        </w:rPr>
+        <w:t xml:space="preserve">- </w:t>
+      </w:r>
+      <w:r>
+        <w:rPr>
+          <w:rFonts w:ascii="굴림" w:eastAsia="굴림" w:hAnsi="굴림" w:hint="eastAsia"/>
+          <w:sz w:val="20"/>
+          <w:szCs w:val="20"/>
+        </w:rPr>
+        <w:t>주어진 데이터에서 정답을 가장 잘 맞출 수 있도록 모델의 규칙을 조정해가는 과정</w:t>
+      </w:r>
+    </w:p>
+    <w:p>
+      <w:pPr>
+        <w:pStyle w:val="a6"/>
+        <w:numPr>
+          <w:ilvl w:val="2"/>
+          <w:numId w:val="5"/>
+        </w:numPr>
+        <w:rPr>
+          <w:rFonts w:ascii="굴림" w:eastAsia="굴림" w:hAnsi="굴림"/>
+          <w:sz w:val="20"/>
+          <w:szCs w:val="20"/>
+        </w:rPr>
+      </w:pPr>
+      <w:r>
+        <w:rPr>
+          <w:rFonts w:ascii="굴림" w:eastAsia="굴림" w:hAnsi="굴림" w:hint="eastAsia"/>
+          <w:sz w:val="20"/>
+          <w:szCs w:val="20"/>
+        </w:rPr>
+        <w:t xml:space="preserve">학습에 필요한 </w:t>
+      </w:r>
+      <w:r>
+        <w:rPr>
+          <w:rFonts w:ascii="굴림" w:eastAsia="굴림" w:hAnsi="굴림"/>
+          <w:sz w:val="20"/>
+          <w:szCs w:val="20"/>
+        </w:rPr>
+        <w:t>3</w:t>
+      </w:r>
+      <w:r>
+        <w:rPr>
+          <w:rFonts w:ascii="굴림" w:eastAsia="굴림" w:hAnsi="굴림" w:hint="eastAsia"/>
+          <w:sz w:val="20"/>
+          <w:szCs w:val="20"/>
+        </w:rPr>
+        <w:t>가지</w:t>
+      </w:r>
+    </w:p>
+    <w:p>
+      <w:pPr>
+        <w:pStyle w:val="a6"/>
+        <w:numPr>
+          <w:ilvl w:val="3"/>
+          <w:numId w:val="5"/>
+        </w:numPr>
+        <w:rPr>
+          <w:rFonts w:ascii="굴림" w:eastAsia="굴림" w:hAnsi="굴림"/>
+          <w:sz w:val="20"/>
+          <w:szCs w:val="20"/>
+        </w:rPr>
+      </w:pPr>
+      <w:r>
+        <w:rPr>
+          <w:rFonts w:ascii="굴림" w:eastAsia="굴림" w:hAnsi="굴림" w:hint="eastAsia"/>
+          <w:sz w:val="20"/>
+          <w:szCs w:val="20"/>
+        </w:rPr>
+        <w:t>데이터,</w:t>
       </w:r>
       <w:r>
         <w:rPr>
@@ -1728,7 +1853,7 @@
           <w:sz w:val="20"/>
           <w:szCs w:val="20"/>
         </w:rPr>
-        <w:t>입력과 출력 간의 함수적 관계를 찾는 과정,</w:t>
+        <w:t>가설공간,</w:t>
       </w:r>
       <w:r>
         <w:rPr>
@@ -1744,7 +1869,39 @@
           <w:sz w:val="20"/>
           <w:szCs w:val="20"/>
         </w:rPr>
-        <w:t>평균 관계를 하나의 함수로 표현</w:t>
+        <w:t xml:space="preserve">손실 함수 </w:t>
+      </w:r>
+      <w:r>
+        <w:rPr>
+          <w:rFonts w:ascii="굴림" w:eastAsia="굴림" w:hAnsi="굴림"/>
+          <w:sz w:val="20"/>
+          <w:szCs w:val="20"/>
+        </w:rPr>
+        <w:t xml:space="preserve">– </w:t>
+      </w:r>
+      <w:r>
+        <w:rPr>
+          <w:rFonts w:ascii="굴림" w:eastAsia="굴림" w:hAnsi="굴림" w:hint="eastAsia"/>
+          <w:sz w:val="20"/>
+          <w:szCs w:val="20"/>
+        </w:rPr>
+        <w:t>함수를 선택하는 기준,</w:t>
+      </w:r>
+      <w:r>
+        <w:rPr>
+          <w:rFonts w:ascii="굴림" w:eastAsia="굴림" w:hAnsi="굴림"/>
+          <w:sz w:val="20"/>
+          <w:szCs w:val="20"/>
+        </w:rPr>
+        <w:t xml:space="preserve"> </w:t>
+      </w:r>
+      <w:r>
+        <w:rPr>
+          <w:rFonts w:ascii="굴림" w:eastAsia="굴림" w:hAnsi="굴림" w:hint="eastAsia"/>
+          <w:sz w:val="20"/>
+          <w:szCs w:val="20"/>
+        </w:rPr>
+        <w:t>예측값과 실제값 차이를 측정</w:t>
       </w:r>
     </w:p>
     <w:p>
@@ -1766,23 +1923,7 @@
           <w:sz w:val="20"/>
           <w:szCs w:val="20"/>
         </w:rPr>
-        <w:t xml:space="preserve">가설 공간이란? </w:t>
-      </w:r>
-      <w:r>
-        <w:rPr>
-          <w:rFonts w:ascii="굴림" w:eastAsia="굴림" w:hAnsi="굴림"/>
-          <w:sz w:val="20"/>
-          <w:szCs w:val="20"/>
-        </w:rPr>
-        <w:t xml:space="preserve">– </w:t>
-      </w:r>
-      <w:r>
-        <w:rPr>
-          <w:rFonts w:ascii="굴림" w:eastAsia="굴림" w:hAnsi="굴림" w:hint="eastAsia"/>
-          <w:sz w:val="20"/>
-          <w:szCs w:val="20"/>
-        </w:rPr>
-        <w:t>관계를 표현할 수 있는 모든 함수들의 후보</w:t>
+        <w:t>학습 과정</w:t>
       </w:r>
     </w:p>
     <w:p>
@@ -1804,65 +1945,234 @@
           <w:sz w:val="20"/>
           <w:szCs w:val="20"/>
         </w:rPr>
-        <w:t xml:space="preserve">선형 함수 </w:t>
-      </w:r>
-      <w:r>
-        <w:rPr>
-          <w:rFonts w:ascii="굴림" w:eastAsia="굴림" w:hAnsi="굴림"/>
-          <w:sz w:val="20"/>
-          <w:szCs w:val="20"/>
-        </w:rPr>
-        <w:t xml:space="preserve">– </w:t>
-      </w:r>
-      <w:proofErr w:type="gramStart"/>
-      <w:r>
-        <w:rPr>
-          <w:rFonts w:ascii="굴림" w:eastAsia="굴림" w:hAnsi="굴림" w:hint="eastAsia"/>
-          <w:sz w:val="20"/>
-          <w:szCs w:val="20"/>
-        </w:rPr>
-        <w:t xml:space="preserve">직선 </w:t>
-      </w:r>
-      <w:r>
-        <w:rPr>
-          <w:rFonts w:ascii="굴림" w:eastAsia="굴림" w:hAnsi="굴림"/>
-          <w:sz w:val="20"/>
-          <w:szCs w:val="20"/>
-        </w:rPr>
-        <w:t>/</w:t>
-      </w:r>
-      <w:proofErr w:type="gramEnd"/>
-      <w:r>
-        <w:rPr>
-          <w:rFonts w:ascii="굴림" w:eastAsia="굴림" w:hAnsi="굴림"/>
-          <w:sz w:val="20"/>
-          <w:szCs w:val="20"/>
-        </w:rPr>
-        <w:t xml:space="preserve"> </w:t>
-      </w:r>
-      <w:r>
-        <w:rPr>
-          <w:rFonts w:ascii="굴림" w:eastAsia="굴림" w:hAnsi="굴림" w:hint="eastAsia"/>
-          <w:sz w:val="20"/>
-          <w:szCs w:val="20"/>
-        </w:rPr>
-        <w:t xml:space="preserve">비선형 </w:t>
-      </w:r>
-      <w:r>
-        <w:rPr>
-          <w:rFonts w:ascii="굴림" w:eastAsia="굴림" w:hAnsi="굴림"/>
-          <w:sz w:val="20"/>
-          <w:szCs w:val="20"/>
-        </w:rPr>
-        <w:t xml:space="preserve">– </w:t>
-      </w:r>
-      <w:r>
-        <w:rPr>
-          <w:rFonts w:ascii="굴림" w:eastAsia="굴림" w:hAnsi="굴림" w:hint="eastAsia"/>
-          <w:sz w:val="20"/>
-          <w:szCs w:val="20"/>
-        </w:rPr>
-        <w:t>곡선</w:t>
+        <w:t>가설 공간에서 하나의 함수를 선택</w:t>
+      </w:r>
+    </w:p>
+    <w:p>
+      <w:pPr>
+        <w:pStyle w:val="a6"/>
+        <w:numPr>
+          <w:ilvl w:val="3"/>
+          <w:numId w:val="5"/>
+        </w:numPr>
+        <w:rPr>
+          <w:rFonts w:ascii="굴림" w:eastAsia="굴림" w:hAnsi="굴림"/>
+          <w:sz w:val="20"/>
+          <w:szCs w:val="20"/>
+        </w:rPr>
+      </w:pPr>
+      <w:r>
+        <w:rPr>
+          <w:rFonts w:ascii="굴림" w:eastAsia="굴림" w:hAnsi="굴림" w:hint="eastAsia"/>
+          <w:sz w:val="20"/>
+          <w:szCs w:val="20"/>
+        </w:rPr>
+        <w:t>해당 함수로 데이터의 예시를 예측</w:t>
+      </w:r>
+    </w:p>
+    <w:p>
+      <w:pPr>
+        <w:pStyle w:val="a6"/>
+        <w:numPr>
+          <w:ilvl w:val="3"/>
+          <w:numId w:val="5"/>
+        </w:numPr>
+        <w:rPr>
+          <w:rFonts w:ascii="굴림" w:eastAsia="굴림" w:hAnsi="굴림"/>
+          <w:sz w:val="20"/>
+          <w:szCs w:val="20"/>
+        </w:rPr>
+      </w:pPr>
+      <w:r>
+        <w:rPr>
+          <w:rFonts w:ascii="굴림" w:eastAsia="굴림" w:hAnsi="굴림" w:hint="eastAsia"/>
+          <w:sz w:val="20"/>
+          <w:szCs w:val="20"/>
+        </w:rPr>
+        <w:t>손실 함수로 틀린 정도를 계산</w:t>
+      </w:r>
+    </w:p>
+    <w:p>
+      <w:pPr>
+        <w:pStyle w:val="a6"/>
+        <w:numPr>
+          <w:ilvl w:val="3"/>
+          <w:numId w:val="5"/>
+        </w:numPr>
+        <w:rPr>
+          <w:rFonts w:ascii="굴림" w:eastAsia="굴림" w:hAnsi="굴림"/>
+          <w:sz w:val="20"/>
+          <w:szCs w:val="20"/>
+        </w:rPr>
+      </w:pPr>
+      <w:r>
+        <w:rPr>
+          <w:rFonts w:ascii="굴림" w:eastAsia="굴림" w:hAnsi="굴림" w:hint="eastAsia"/>
+          <w:sz w:val="20"/>
+          <w:szCs w:val="20"/>
+        </w:rPr>
+        <w:t>더 적게 틀리도록 함수의 인자를 조정</w:t>
+      </w:r>
+    </w:p>
+    <w:p>
+      <w:pPr>
+        <w:pStyle w:val="a6"/>
+        <w:numPr>
+          <w:ilvl w:val="3"/>
+          <w:numId w:val="5"/>
+        </w:numPr>
+        <w:rPr>
+          <w:rFonts w:ascii="굴림" w:eastAsia="굴림" w:hAnsi="굴림"/>
+          <w:sz w:val="20"/>
+          <w:szCs w:val="20"/>
+        </w:rPr>
+      </w:pPr>
+      <w:r>
+        <w:rPr>
+          <w:rFonts w:ascii="굴림" w:eastAsia="굴림" w:hAnsi="굴림" w:hint="eastAsia"/>
+          <w:sz w:val="20"/>
+          <w:szCs w:val="20"/>
+        </w:rPr>
+        <w:t>반복하여 최적의 모델을 완선</w:t>
+      </w:r>
+    </w:p>
+    <w:p>
+      <w:pPr>
+        <w:rPr>
+          <w:rFonts w:ascii="굴림" w:eastAsia="굴림" w:hAnsi="굴림"/>
+          <w:sz w:val="20"/>
+          <w:szCs w:val="20"/>
+        </w:rPr>
+      </w:pPr>
+    </w:p>
+    <w:p>
+      <w:pPr>
+        <w:pStyle w:val="a6"/>
+        <w:numPr>
+          <w:ilvl w:val="0"/>
+          <w:numId w:val="5"/>
+        </w:numPr>
+        <w:rPr>
+          <w:rFonts w:ascii="굴림" w:eastAsia="굴림" w:hAnsi="굴림"/>
+          <w:sz w:val="20"/>
+          <w:szCs w:val="20"/>
+        </w:rPr>
+      </w:pPr>
+      <w:r>
+        <w:rPr>
+          <w:rFonts w:ascii="굴림" w:eastAsia="굴림" w:hAnsi="굴림" w:hint="eastAsia"/>
+          <w:sz w:val="20"/>
+          <w:szCs w:val="20"/>
+        </w:rPr>
+        <w:t>복수 피쳐 기반 학습</w:t>
+      </w:r>
+    </w:p>
+    <w:p>
+      <w:pPr>
+        <w:pStyle w:val="a6"/>
+        <w:numPr>
+          <w:ilvl w:val="1"/>
+          <w:numId w:val="5"/>
+        </w:numPr>
+        <w:rPr>
+          <w:rFonts w:ascii="굴림" w:eastAsia="굴림" w:hAnsi="굴림"/>
+          <w:sz w:val="20"/>
+          <w:szCs w:val="20"/>
+        </w:rPr>
+      </w:pPr>
+      <w:r>
+        <w:rPr>
+          <w:rFonts w:ascii="굴림" w:eastAsia="굴림" w:hAnsi="굴림" w:hint="eastAsia"/>
+          <w:sz w:val="20"/>
+          <w:szCs w:val="20"/>
+        </w:rPr>
+        <w:t>2</w:t>
+      </w:r>
+      <w:r>
+        <w:rPr>
+          <w:rFonts w:ascii="굴림" w:eastAsia="굴림" w:hAnsi="굴림"/>
+          <w:sz w:val="20"/>
+          <w:szCs w:val="20"/>
+        </w:rPr>
+        <w:t xml:space="preserve">D </w:t>
+      </w:r>
+      <w:r>
+        <w:rPr>
+          <w:rFonts w:ascii="굴림" w:eastAsia="굴림" w:hAnsi="굴림" w:hint="eastAsia"/>
+          <w:sz w:val="20"/>
+          <w:szCs w:val="20"/>
+        </w:rPr>
+        <w:t xml:space="preserve">피쳐 기반 학습 </w:t>
+      </w:r>
+      <w:r>
+        <w:rPr>
+          <w:rFonts w:ascii="굴림" w:eastAsia="굴림" w:hAnsi="굴림"/>
+          <w:sz w:val="20"/>
+          <w:szCs w:val="20"/>
+        </w:rPr>
+        <w:t>- 3</w:t>
+      </w:r>
+      <w:r>
+        <w:rPr>
+          <w:rFonts w:ascii="굴림" w:eastAsia="굴림" w:hAnsi="굴림" w:hint="eastAsia"/>
+          <w:sz w:val="20"/>
+          <w:szCs w:val="20"/>
+        </w:rPr>
+        <w:t xml:space="preserve">차원 공간 안에 </w:t>
+      </w:r>
+      <w:r>
+        <w:rPr>
+          <w:rFonts w:ascii="굴림" w:eastAsia="굴림" w:hAnsi="굴림"/>
+          <w:sz w:val="20"/>
+          <w:szCs w:val="20"/>
+        </w:rPr>
+        <w:t>2</w:t>
+      </w:r>
+      <w:r>
+        <w:rPr>
+          <w:rFonts w:ascii="굴림" w:eastAsia="굴림" w:hAnsi="굴림" w:hint="eastAsia"/>
+          <w:sz w:val="20"/>
+          <w:szCs w:val="20"/>
+        </w:rPr>
+        <w:t>차원 함수를 구하는 과정</w:t>
+      </w:r>
+    </w:p>
+    <w:p>
+      <w:pPr>
+        <w:pStyle w:val="a6"/>
+        <w:numPr>
+          <w:ilvl w:val="3"/>
+          <w:numId w:val="5"/>
+        </w:numPr>
+        <w:rPr>
+          <w:rFonts w:ascii="굴림" w:eastAsia="굴림" w:hAnsi="굴림"/>
+          <w:sz w:val="20"/>
+          <w:szCs w:val="20"/>
+        </w:rPr>
+      </w:pPr>
+      <w:r>
+        <w:rPr>
+          <w:rFonts w:ascii="굴림" w:eastAsia="굴림" w:hAnsi="굴림" w:hint="eastAsia"/>
+          <w:sz w:val="20"/>
+          <w:szCs w:val="20"/>
+        </w:rPr>
+        <w:t xml:space="preserve">내용 자체는 </w:t>
+      </w:r>
+      <w:r>
+        <w:rPr>
+          <w:rFonts w:ascii="굴림" w:eastAsia="굴림" w:hAnsi="굴림"/>
+          <w:sz w:val="20"/>
+          <w:szCs w:val="20"/>
+        </w:rPr>
+        <w:t xml:space="preserve">1D </w:t>
+      </w:r>
+      <w:r>
+        <w:rPr>
+          <w:rFonts w:ascii="굴림" w:eastAsia="굴림" w:hAnsi="굴림" w:hint="eastAsia"/>
+          <w:sz w:val="20"/>
+          <w:szCs w:val="20"/>
+        </w:rPr>
+        <w:t>피쳐와 마찬가지,</w:t>
       </w:r>
     </w:p>
     <w:p>
@@ -1884,40 +2194,55 @@
           <w:sz w:val="20"/>
           <w:szCs w:val="20"/>
         </w:rPr>
-        <w:t>모델이란?</w:t>
-      </w:r>
-      <w:r>
-        <w:rPr>
-          <w:rFonts w:ascii="굴림" w:eastAsia="굴림" w:hAnsi="굴림"/>
-          <w:sz w:val="20"/>
-          <w:szCs w:val="20"/>
-        </w:rPr>
-        <w:t xml:space="preserve"> – </w:t>
-      </w:r>
-      <w:r>
-        <w:rPr>
-          <w:rFonts w:ascii="굴림" w:eastAsia="굴림" w:hAnsi="굴림" w:hint="eastAsia"/>
-          <w:sz w:val="20"/>
-          <w:szCs w:val="20"/>
-        </w:rPr>
-        <w:t xml:space="preserve">가설 공간 속의 특정 함수 </w:t>
-      </w:r>
-      <w:r>
-        <w:rPr>
-          <w:rFonts w:ascii="굴림" w:eastAsia="굴림" w:hAnsi="굴림"/>
-          <w:sz w:val="20"/>
-          <w:szCs w:val="20"/>
-        </w:rPr>
-        <w:t>f</w:t>
-      </w:r>
-      <w:r>
-        <w:rPr>
-          <w:rFonts w:ascii="굴림" w:eastAsia="굴림" w:hAnsi="굴림" w:hint="eastAsia"/>
-          <w:sz w:val="20"/>
-          <w:szCs w:val="20"/>
-        </w:rPr>
-        <w:t xml:space="preserve"> </w:t>
-      </w:r>
+        <w:t>가설공간은 평면인 선형과 곡면인 비선형으로 나뉨</w:t>
+      </w:r>
+    </w:p>
+    <w:p>
+      <w:pPr>
+        <w:pStyle w:val="a6"/>
+        <w:numPr>
+          <w:ilvl w:val="2"/>
+          <w:numId w:val="5"/>
+        </w:numPr>
+        <w:rPr>
+          <w:rFonts w:ascii="굴림" w:eastAsia="굴림" w:hAnsi="굴림"/>
+          <w:sz w:val="20"/>
+          <w:szCs w:val="20"/>
+        </w:rPr>
+      </w:pPr>
+      <w:r>
+        <w:rPr>
+          <w:rFonts w:ascii="굴림" w:eastAsia="굴림" w:hAnsi="굴림" w:hint="eastAsia"/>
+          <w:sz w:val="20"/>
+          <w:szCs w:val="20"/>
+        </w:rPr>
+        <w:t>피쳐의 개수를 p로, X</w:t>
+      </w:r>
+      <w:r>
+        <w:rPr>
+          <w:rFonts w:ascii="굴림" w:eastAsia="굴림" w:hAnsi="굴림"/>
+          <w:sz w:val="20"/>
+          <w:szCs w:val="20"/>
+        </w:rPr>
+        <w:t>p</w:t>
+      </w:r>
+      <w:r>
+        <w:rPr>
+          <w:rFonts w:ascii="굴림" w:eastAsia="굴림" w:hAnsi="굴림" w:hint="eastAsia"/>
+          <w:sz w:val="20"/>
+          <w:szCs w:val="20"/>
+        </w:rPr>
+        <w:t xml:space="preserve">의 형식으로 표시  </w:t>
+      </w:r>
+    </w:p>
+    <w:p>
+      <w:pPr>
+        <w:rPr>
+          <w:rFonts w:ascii="굴림" w:eastAsia="굴림" w:hAnsi="굴림"/>
+          <w:sz w:val="20"/>
+          <w:szCs w:val="20"/>
+        </w:rPr>
+      </w:pPr>
     </w:p>
     <w:p>
       <w:pPr>
@@ -1938,7 +2263,7 @@
           <w:sz w:val="20"/>
           <w:szCs w:val="20"/>
         </w:rPr>
-        <w:t>학습</w:t>
+        <w:t>이러한 함수를 학습하면</w:t>
       </w:r>
     </w:p>
     <w:p>
@@ -1960,23 +2285,23 @@
           <w:sz w:val="20"/>
           <w:szCs w:val="20"/>
         </w:rPr>
-        <w:t xml:space="preserve">학습이란 </w:t>
-      </w:r>
-      <w:r>
-        <w:rPr>
-          <w:rFonts w:ascii="굴림" w:eastAsia="굴림" w:hAnsi="굴림"/>
-          <w:sz w:val="20"/>
-          <w:szCs w:val="20"/>
-        </w:rPr>
-        <w:t xml:space="preserve">- </w:t>
-      </w:r>
-      <w:r>
-        <w:rPr>
-          <w:rFonts w:ascii="굴림" w:eastAsia="굴림" w:hAnsi="굴림" w:hint="eastAsia"/>
-          <w:sz w:val="20"/>
-          <w:szCs w:val="20"/>
-        </w:rPr>
-        <w:t>주어진 데이터에서 정답을 가장 잘 맞출 수 있도록 모델의 규칙을 조정해가는 과정</w:t>
+        <w:t>새로운 입력에 대해 결과(</w:t>
+      </w:r>
+      <w:r>
+        <w:rPr>
+          <w:rFonts w:ascii="굴림" w:eastAsia="굴림" w:hAnsi="굴림"/>
+          <w:sz w:val="20"/>
+          <w:szCs w:val="20"/>
+        </w:rPr>
+        <w:t>Y)</w:t>
+      </w:r>
+      <w:r>
+        <w:rPr>
+          <w:rFonts w:ascii="굴림" w:eastAsia="굴림" w:hAnsi="굴림" w:hint="eastAsia"/>
+          <w:sz w:val="20"/>
+          <w:szCs w:val="20"/>
+        </w:rPr>
+        <w:t>를 예측할 수 있음</w:t>
       </w:r>
     </w:p>
     <w:p>
@@ -1998,635 +2323,7 @@
           <w:sz w:val="20"/>
           <w:szCs w:val="20"/>
         </w:rPr>
-        <w:t xml:space="preserve">학습에 필요한 </w:t>
-      </w:r>
-      <w:r>
-        <w:rPr>
-          <w:rFonts w:ascii="굴림" w:eastAsia="굴림" w:hAnsi="굴림"/>
-          <w:sz w:val="20"/>
-          <w:szCs w:val="20"/>
-        </w:rPr>
-        <w:t>3</w:t>
-      </w:r>
-      <w:r>
-        <w:rPr>
-          <w:rFonts w:ascii="굴림" w:eastAsia="굴림" w:hAnsi="굴림" w:hint="eastAsia"/>
-          <w:sz w:val="20"/>
-          <w:szCs w:val="20"/>
-        </w:rPr>
-        <w:t>가지</w:t>
-      </w:r>
-    </w:p>
-    <w:p>
-      <w:pPr>
-        <w:pStyle w:val="a6"/>
-        <w:numPr>
-          <w:ilvl w:val="3"/>
-          <w:numId w:val="5"/>
-        </w:numPr>
-        <w:rPr>
-          <w:rFonts w:ascii="굴림" w:eastAsia="굴림" w:hAnsi="굴림"/>
-          <w:sz w:val="20"/>
-          <w:szCs w:val="20"/>
-        </w:rPr>
-      </w:pPr>
-      <w:r>
-        <w:rPr>
-          <w:rFonts w:ascii="굴림" w:eastAsia="굴림" w:hAnsi="굴림" w:hint="eastAsia"/>
-          <w:sz w:val="20"/>
-          <w:szCs w:val="20"/>
-        </w:rPr>
-        <w:t>데이터,</w:t>
-      </w:r>
-      <w:r>
-        <w:rPr>
-          <w:rFonts w:ascii="굴림" w:eastAsia="굴림" w:hAnsi="굴림"/>
-          <w:sz w:val="20"/>
-          <w:szCs w:val="20"/>
-        </w:rPr>
-        <w:t xml:space="preserve"> </w:t>
-      </w:r>
-      <w:r>
-        <w:rPr>
-          <w:rFonts w:ascii="굴림" w:eastAsia="굴림" w:hAnsi="굴림" w:hint="eastAsia"/>
-          <w:sz w:val="20"/>
-          <w:szCs w:val="20"/>
-        </w:rPr>
-        <w:t>가설공간,</w:t>
-      </w:r>
-      <w:r>
-        <w:rPr>
-          <w:rFonts w:ascii="굴림" w:eastAsia="굴림" w:hAnsi="굴림"/>
-          <w:sz w:val="20"/>
-          <w:szCs w:val="20"/>
-        </w:rPr>
-        <w:t xml:space="preserve"> </w:t>
-      </w:r>
-      <w:r>
-        <w:rPr>
-          <w:rFonts w:ascii="굴림" w:eastAsia="굴림" w:hAnsi="굴림" w:hint="eastAsia"/>
-          <w:sz w:val="20"/>
-          <w:szCs w:val="20"/>
-        </w:rPr>
-        <w:t xml:space="preserve">손실 함수 </w:t>
-      </w:r>
-      <w:r>
-        <w:rPr>
-          <w:rFonts w:ascii="굴림" w:eastAsia="굴림" w:hAnsi="굴림"/>
-          <w:sz w:val="20"/>
-          <w:szCs w:val="20"/>
-        </w:rPr>
-        <w:t xml:space="preserve">– </w:t>
-      </w:r>
-      <w:r>
-        <w:rPr>
-          <w:rFonts w:ascii="굴림" w:eastAsia="굴림" w:hAnsi="굴림" w:hint="eastAsia"/>
-          <w:sz w:val="20"/>
-          <w:szCs w:val="20"/>
-        </w:rPr>
-        <w:t>함수를 선택하는 기준,</w:t>
-      </w:r>
-      <w:r>
-        <w:rPr>
-          <w:rFonts w:ascii="굴림" w:eastAsia="굴림" w:hAnsi="굴림"/>
-          <w:sz w:val="20"/>
-          <w:szCs w:val="20"/>
-        </w:rPr>
-        <w:t xml:space="preserve"> </w:t>
-      </w:r>
-      <w:proofErr w:type="spellStart"/>
-      <w:r>
-        <w:rPr>
-          <w:rFonts w:ascii="굴림" w:eastAsia="굴림" w:hAnsi="굴림" w:hint="eastAsia"/>
-          <w:sz w:val="20"/>
-          <w:szCs w:val="20"/>
-        </w:rPr>
-        <w:t>예측값과</w:t>
-      </w:r>
-      <w:proofErr w:type="spellEnd"/>
-      <w:r>
-        <w:rPr>
-          <w:rFonts w:ascii="굴림" w:eastAsia="굴림" w:hAnsi="굴림" w:hint="eastAsia"/>
-          <w:sz w:val="20"/>
-          <w:szCs w:val="20"/>
-        </w:rPr>
-        <w:t xml:space="preserve"> </w:t>
-      </w:r>
-      <w:proofErr w:type="spellStart"/>
-      <w:r>
-        <w:rPr>
-          <w:rFonts w:ascii="굴림" w:eastAsia="굴림" w:hAnsi="굴림" w:hint="eastAsia"/>
-          <w:sz w:val="20"/>
-          <w:szCs w:val="20"/>
-        </w:rPr>
-        <w:t>실제값</w:t>
-      </w:r>
-      <w:proofErr w:type="spellEnd"/>
-      <w:r>
-        <w:rPr>
-          <w:rFonts w:ascii="굴림" w:eastAsia="굴림" w:hAnsi="굴림" w:hint="eastAsia"/>
-          <w:sz w:val="20"/>
-          <w:szCs w:val="20"/>
-        </w:rPr>
-        <w:t xml:space="preserve"> 차이를 측정</w:t>
-      </w:r>
-    </w:p>
-    <w:p>
-      <w:pPr>
-        <w:pStyle w:val="a6"/>
-        <w:numPr>
-          <w:ilvl w:val="2"/>
-          <w:numId w:val="5"/>
-        </w:numPr>
-        <w:rPr>
-          <w:rFonts w:ascii="굴림" w:eastAsia="굴림" w:hAnsi="굴림"/>
-          <w:sz w:val="20"/>
-          <w:szCs w:val="20"/>
-        </w:rPr>
-      </w:pPr>
-      <w:r>
-        <w:rPr>
-          <w:rFonts w:ascii="굴림" w:eastAsia="굴림" w:hAnsi="굴림" w:hint="eastAsia"/>
-          <w:sz w:val="20"/>
-          <w:szCs w:val="20"/>
-        </w:rPr>
-        <w:t>학습 과정</w:t>
-      </w:r>
-    </w:p>
-    <w:p>
-      <w:pPr>
-        <w:pStyle w:val="a6"/>
-        <w:numPr>
-          <w:ilvl w:val="3"/>
-          <w:numId w:val="5"/>
-        </w:numPr>
-        <w:rPr>
-          <w:rFonts w:ascii="굴림" w:eastAsia="굴림" w:hAnsi="굴림"/>
-          <w:sz w:val="20"/>
-          <w:szCs w:val="20"/>
-        </w:rPr>
-      </w:pPr>
-      <w:r>
-        <w:rPr>
-          <w:rFonts w:ascii="굴림" w:eastAsia="굴림" w:hAnsi="굴림" w:hint="eastAsia"/>
-          <w:sz w:val="20"/>
-          <w:szCs w:val="20"/>
-        </w:rPr>
-        <w:t>가설 공간에서 하나의 함수를 선택</w:t>
-      </w:r>
-    </w:p>
-    <w:p>
-      <w:pPr>
-        <w:pStyle w:val="a6"/>
-        <w:numPr>
-          <w:ilvl w:val="3"/>
-          <w:numId w:val="5"/>
-        </w:numPr>
-        <w:rPr>
-          <w:rFonts w:ascii="굴림" w:eastAsia="굴림" w:hAnsi="굴림"/>
-          <w:sz w:val="20"/>
-          <w:szCs w:val="20"/>
-        </w:rPr>
-      </w:pPr>
-      <w:r>
-        <w:rPr>
-          <w:rFonts w:ascii="굴림" w:eastAsia="굴림" w:hAnsi="굴림" w:hint="eastAsia"/>
-          <w:sz w:val="20"/>
-          <w:szCs w:val="20"/>
-        </w:rPr>
-        <w:t>해당 함수로 데이터의 예시를 예측</w:t>
-      </w:r>
-    </w:p>
-    <w:p>
-      <w:pPr>
-        <w:pStyle w:val="a6"/>
-        <w:numPr>
-          <w:ilvl w:val="3"/>
-          <w:numId w:val="5"/>
-        </w:numPr>
-        <w:rPr>
-          <w:rFonts w:ascii="굴림" w:eastAsia="굴림" w:hAnsi="굴림"/>
-          <w:sz w:val="20"/>
-          <w:szCs w:val="20"/>
-        </w:rPr>
-      </w:pPr>
-      <w:r>
-        <w:rPr>
-          <w:rFonts w:ascii="굴림" w:eastAsia="굴림" w:hAnsi="굴림" w:hint="eastAsia"/>
-          <w:sz w:val="20"/>
-          <w:szCs w:val="20"/>
-        </w:rPr>
-        <w:t>손실 함수로 틀린 정도를 계산</w:t>
-      </w:r>
-    </w:p>
-    <w:p>
-      <w:pPr>
-        <w:pStyle w:val="a6"/>
-        <w:numPr>
-          <w:ilvl w:val="3"/>
-          <w:numId w:val="5"/>
-        </w:numPr>
-        <w:rPr>
-          <w:rFonts w:ascii="굴림" w:eastAsia="굴림" w:hAnsi="굴림"/>
-          <w:sz w:val="20"/>
-          <w:szCs w:val="20"/>
-        </w:rPr>
-      </w:pPr>
-      <w:r>
-        <w:rPr>
-          <w:rFonts w:ascii="굴림" w:eastAsia="굴림" w:hAnsi="굴림" w:hint="eastAsia"/>
-          <w:sz w:val="20"/>
-          <w:szCs w:val="20"/>
-        </w:rPr>
-        <w:t>더 적게 틀리도록 함수의 인자를 조정</w:t>
-      </w:r>
-    </w:p>
-    <w:p>
-      <w:pPr>
-        <w:pStyle w:val="a6"/>
-        <w:numPr>
-          <w:ilvl w:val="3"/>
-          <w:numId w:val="5"/>
-        </w:numPr>
-        <w:rPr>
-          <w:rFonts w:ascii="굴림" w:eastAsia="굴림" w:hAnsi="굴림"/>
-          <w:sz w:val="20"/>
-          <w:szCs w:val="20"/>
-        </w:rPr>
-      </w:pPr>
-      <w:r>
-        <w:rPr>
-          <w:rFonts w:ascii="굴림" w:eastAsia="굴림" w:hAnsi="굴림" w:hint="eastAsia"/>
-          <w:sz w:val="20"/>
-          <w:szCs w:val="20"/>
-        </w:rPr>
-        <w:t>반복하여 최적의 모델을 완선</w:t>
-      </w:r>
-    </w:p>
-    <w:p>
-      <w:pPr>
-        <w:rPr>
-          <w:rFonts w:ascii="굴림" w:eastAsia="굴림" w:hAnsi="굴림"/>
-          <w:sz w:val="20"/>
-          <w:szCs w:val="20"/>
-        </w:rPr>
-      </w:pPr>
-    </w:p>
-    <w:p>
-      <w:pPr>
-        <w:pStyle w:val="a6"/>
-        <w:numPr>
-          <w:ilvl w:val="0"/>
-          <w:numId w:val="5"/>
-        </w:numPr>
-        <w:rPr>
-          <w:rFonts w:ascii="굴림" w:eastAsia="굴림" w:hAnsi="굴림"/>
-          <w:sz w:val="20"/>
-          <w:szCs w:val="20"/>
-        </w:rPr>
-      </w:pPr>
-      <w:r>
-        <w:rPr>
-          <w:rFonts w:ascii="굴림" w:eastAsia="굴림" w:hAnsi="굴림" w:hint="eastAsia"/>
-          <w:sz w:val="20"/>
-          <w:szCs w:val="20"/>
-        </w:rPr>
-        <w:t xml:space="preserve">복수 </w:t>
-      </w:r>
-      <w:proofErr w:type="spellStart"/>
-      <w:r>
-        <w:rPr>
-          <w:rFonts w:ascii="굴림" w:eastAsia="굴림" w:hAnsi="굴림" w:hint="eastAsia"/>
-          <w:sz w:val="20"/>
-          <w:szCs w:val="20"/>
-        </w:rPr>
-        <w:t>피쳐</w:t>
-      </w:r>
-      <w:proofErr w:type="spellEnd"/>
-      <w:r>
-        <w:rPr>
-          <w:rFonts w:ascii="굴림" w:eastAsia="굴림" w:hAnsi="굴림" w:hint="eastAsia"/>
-          <w:sz w:val="20"/>
-          <w:szCs w:val="20"/>
-        </w:rPr>
-        <w:t xml:space="preserve"> 기반 학습</w:t>
-      </w:r>
-    </w:p>
-    <w:p>
-      <w:pPr>
-        <w:pStyle w:val="a6"/>
-        <w:numPr>
-          <w:ilvl w:val="1"/>
-          <w:numId w:val="5"/>
-        </w:numPr>
-        <w:rPr>
-          <w:rFonts w:ascii="굴림" w:eastAsia="굴림" w:hAnsi="굴림"/>
-          <w:sz w:val="20"/>
-          <w:szCs w:val="20"/>
-        </w:rPr>
-      </w:pPr>
-      <w:r>
-        <w:rPr>
-          <w:rFonts w:ascii="굴림" w:eastAsia="굴림" w:hAnsi="굴림" w:hint="eastAsia"/>
-          <w:sz w:val="20"/>
-          <w:szCs w:val="20"/>
-        </w:rPr>
-        <w:t>2</w:t>
-      </w:r>
-      <w:r>
-        <w:rPr>
-          <w:rFonts w:ascii="굴림" w:eastAsia="굴림" w:hAnsi="굴림"/>
-          <w:sz w:val="20"/>
-          <w:szCs w:val="20"/>
-        </w:rPr>
-        <w:t xml:space="preserve">D </w:t>
-      </w:r>
-      <w:proofErr w:type="spellStart"/>
-      <w:r>
-        <w:rPr>
-          <w:rFonts w:ascii="굴림" w:eastAsia="굴림" w:hAnsi="굴림" w:hint="eastAsia"/>
-          <w:sz w:val="20"/>
-          <w:szCs w:val="20"/>
-        </w:rPr>
-        <w:t>피쳐</w:t>
-      </w:r>
-      <w:proofErr w:type="spellEnd"/>
-      <w:r>
-        <w:rPr>
-          <w:rFonts w:ascii="굴림" w:eastAsia="굴림" w:hAnsi="굴림" w:hint="eastAsia"/>
-          <w:sz w:val="20"/>
-          <w:szCs w:val="20"/>
-        </w:rPr>
-        <w:t xml:space="preserve"> 기반 학습 </w:t>
-      </w:r>
-      <w:r>
-        <w:rPr>
-          <w:rFonts w:ascii="굴림" w:eastAsia="굴림" w:hAnsi="굴림"/>
-          <w:sz w:val="20"/>
-          <w:szCs w:val="20"/>
-        </w:rPr>
-        <w:t>- 3</w:t>
-      </w:r>
-      <w:r>
-        <w:rPr>
-          <w:rFonts w:ascii="굴림" w:eastAsia="굴림" w:hAnsi="굴림" w:hint="eastAsia"/>
-          <w:sz w:val="20"/>
-          <w:szCs w:val="20"/>
-        </w:rPr>
-        <w:t xml:space="preserve">차원 공간 안에 </w:t>
-      </w:r>
-      <w:r>
-        <w:rPr>
-          <w:rFonts w:ascii="굴림" w:eastAsia="굴림" w:hAnsi="굴림"/>
-          <w:sz w:val="20"/>
-          <w:szCs w:val="20"/>
-        </w:rPr>
-        <w:t>2</w:t>
-      </w:r>
-      <w:r>
-        <w:rPr>
-          <w:rFonts w:ascii="굴림" w:eastAsia="굴림" w:hAnsi="굴림" w:hint="eastAsia"/>
-          <w:sz w:val="20"/>
-          <w:szCs w:val="20"/>
-        </w:rPr>
-        <w:t>차원 함수를 구하는 과정</w:t>
-      </w:r>
-    </w:p>
-    <w:p>
-      <w:pPr>
-        <w:pStyle w:val="a6"/>
-        <w:numPr>
-          <w:ilvl w:val="3"/>
-          <w:numId w:val="5"/>
-        </w:numPr>
-        <w:rPr>
-          <w:rFonts w:ascii="굴림" w:eastAsia="굴림" w:hAnsi="굴림"/>
-          <w:sz w:val="20"/>
-          <w:szCs w:val="20"/>
-        </w:rPr>
-      </w:pPr>
-      <w:r>
-        <w:rPr>
-          <w:rFonts w:ascii="굴림" w:eastAsia="굴림" w:hAnsi="굴림" w:hint="eastAsia"/>
-          <w:sz w:val="20"/>
-          <w:szCs w:val="20"/>
-        </w:rPr>
-        <w:t xml:space="preserve">내용 자체는 </w:t>
-      </w:r>
-      <w:r>
-        <w:rPr>
-          <w:rFonts w:ascii="굴림" w:eastAsia="굴림" w:hAnsi="굴림"/>
-          <w:sz w:val="20"/>
-          <w:szCs w:val="20"/>
-        </w:rPr>
-        <w:t xml:space="preserve">1D </w:t>
-      </w:r>
-      <w:proofErr w:type="spellStart"/>
-      <w:r>
-        <w:rPr>
-          <w:rFonts w:ascii="굴림" w:eastAsia="굴림" w:hAnsi="굴림" w:hint="eastAsia"/>
-          <w:sz w:val="20"/>
-          <w:szCs w:val="20"/>
-        </w:rPr>
-        <w:t>피쳐와</w:t>
-      </w:r>
-      <w:proofErr w:type="spellEnd"/>
-      <w:r>
-        <w:rPr>
-          <w:rFonts w:ascii="굴림" w:eastAsia="굴림" w:hAnsi="굴림" w:hint="eastAsia"/>
-          <w:sz w:val="20"/>
-          <w:szCs w:val="20"/>
-        </w:rPr>
-        <w:t xml:space="preserve"> 마찬가지,</w:t>
-      </w:r>
-    </w:p>
-    <w:p>
-      <w:pPr>
-        <w:pStyle w:val="a6"/>
-        <w:numPr>
-          <w:ilvl w:val="2"/>
-          <w:numId w:val="5"/>
-        </w:numPr>
-        <w:rPr>
-          <w:rFonts w:ascii="굴림" w:eastAsia="굴림" w:hAnsi="굴림"/>
-          <w:sz w:val="20"/>
-          <w:szCs w:val="20"/>
-        </w:rPr>
-      </w:pPr>
-      <w:r>
-        <w:rPr>
-          <w:rFonts w:ascii="굴림" w:eastAsia="굴림" w:hAnsi="굴림" w:hint="eastAsia"/>
-          <w:sz w:val="20"/>
-          <w:szCs w:val="20"/>
-        </w:rPr>
-        <w:t>가설공간은 평면인 선형과 곡면인 비선형으로 나뉨</w:t>
-      </w:r>
-    </w:p>
-    <w:p>
-      <w:pPr>
-        <w:pStyle w:val="a6"/>
-        <w:numPr>
-          <w:ilvl w:val="2"/>
-          <w:numId w:val="5"/>
-        </w:numPr>
-        <w:rPr>
-          <w:rFonts w:ascii="굴림" w:eastAsia="굴림" w:hAnsi="굴림"/>
-          <w:sz w:val="20"/>
-          <w:szCs w:val="20"/>
-        </w:rPr>
-      </w:pPr>
-      <w:proofErr w:type="spellStart"/>
-      <w:r>
-        <w:rPr>
-          <w:rFonts w:ascii="굴림" w:eastAsia="굴림" w:hAnsi="굴림" w:hint="eastAsia"/>
-          <w:sz w:val="20"/>
-          <w:szCs w:val="20"/>
-        </w:rPr>
-        <w:t>피쳐의</w:t>
-      </w:r>
-      <w:proofErr w:type="spellEnd"/>
-      <w:r>
-        <w:rPr>
-          <w:rFonts w:ascii="굴림" w:eastAsia="굴림" w:hAnsi="굴림" w:hint="eastAsia"/>
-          <w:sz w:val="20"/>
-          <w:szCs w:val="20"/>
-        </w:rPr>
-        <w:t xml:space="preserve"> 개수를 p로, </w:t>
-      </w:r>
-      <w:proofErr w:type="spellStart"/>
-      <w:r>
-        <w:rPr>
-          <w:rFonts w:ascii="굴림" w:eastAsia="굴림" w:hAnsi="굴림" w:hint="eastAsia"/>
-          <w:sz w:val="20"/>
-          <w:szCs w:val="20"/>
-        </w:rPr>
-        <w:t>X</w:t>
-      </w:r>
-      <w:r>
-        <w:rPr>
-          <w:rFonts w:ascii="굴림" w:eastAsia="굴림" w:hAnsi="굴림"/>
-          <w:sz w:val="20"/>
-          <w:szCs w:val="20"/>
-        </w:rPr>
-        <w:t>p</w:t>
-      </w:r>
-      <w:proofErr w:type="spellEnd"/>
-      <w:r>
-        <w:rPr>
-          <w:rFonts w:ascii="굴림" w:eastAsia="굴림" w:hAnsi="굴림" w:hint="eastAsia"/>
-          <w:sz w:val="20"/>
-          <w:szCs w:val="20"/>
-        </w:rPr>
-        <w:t xml:space="preserve">의 형식으로 표시  </w:t>
-      </w:r>
-    </w:p>
-    <w:p>
-      <w:pPr>
-        <w:rPr>
-          <w:rFonts w:ascii="굴림" w:eastAsia="굴림" w:hAnsi="굴림"/>
-          <w:sz w:val="20"/>
-          <w:szCs w:val="20"/>
-        </w:rPr>
-      </w:pPr>
-    </w:p>
-    <w:p>
-      <w:pPr>
-        <w:pStyle w:val="a6"/>
-        <w:numPr>
-          <w:ilvl w:val="1"/>
-          <w:numId w:val="5"/>
-        </w:numPr>
-        <w:rPr>
-          <w:rFonts w:ascii="굴림" w:eastAsia="굴림" w:hAnsi="굴림"/>
-          <w:sz w:val="20"/>
-          <w:szCs w:val="20"/>
-        </w:rPr>
-      </w:pPr>
-      <w:r>
-        <w:rPr>
-          <w:rFonts w:ascii="굴림" w:eastAsia="굴림" w:hAnsi="굴림" w:hint="eastAsia"/>
-          <w:sz w:val="20"/>
-          <w:szCs w:val="20"/>
-        </w:rPr>
-        <w:t>이러한 함수를 학습하면</w:t>
-      </w:r>
-    </w:p>
-    <w:p>
-      <w:pPr>
-        <w:pStyle w:val="a6"/>
-        <w:numPr>
-          <w:ilvl w:val="2"/>
-          <w:numId w:val="5"/>
-        </w:numPr>
-        <w:rPr>
-          <w:rFonts w:ascii="굴림" w:eastAsia="굴림" w:hAnsi="굴림"/>
-          <w:sz w:val="20"/>
-          <w:szCs w:val="20"/>
-        </w:rPr>
-      </w:pPr>
-      <w:r>
-        <w:rPr>
-          <w:rFonts w:ascii="굴림" w:eastAsia="굴림" w:hAnsi="굴림" w:hint="eastAsia"/>
-          <w:sz w:val="20"/>
-          <w:szCs w:val="20"/>
-        </w:rPr>
-        <w:t>새로운 입력에 대해 결과(</w:t>
-      </w:r>
-      <w:r>
-        <w:rPr>
-          <w:rFonts w:ascii="굴림" w:eastAsia="굴림" w:hAnsi="굴림"/>
-          <w:sz w:val="20"/>
-          <w:szCs w:val="20"/>
-        </w:rPr>
-        <w:t>Y)</w:t>
-      </w:r>
-      <w:r>
-        <w:rPr>
-          <w:rFonts w:ascii="굴림" w:eastAsia="굴림" w:hAnsi="굴림" w:hint="eastAsia"/>
-          <w:sz w:val="20"/>
-          <w:szCs w:val="20"/>
-        </w:rPr>
-        <w:t>를 예측할 수 있음</w:t>
-      </w:r>
-    </w:p>
-    <w:p>
-      <w:pPr>
-        <w:pStyle w:val="a6"/>
-        <w:numPr>
-          <w:ilvl w:val="2"/>
-          <w:numId w:val="5"/>
-        </w:numPr>
-        <w:rPr>
-          <w:rFonts w:ascii="굴림" w:eastAsia="굴림" w:hAnsi="굴림"/>
-          <w:sz w:val="20"/>
-          <w:szCs w:val="20"/>
-        </w:rPr>
-      </w:pPr>
-      <w:r>
-        <w:rPr>
-          <w:rFonts w:ascii="굴림" w:eastAsia="굴림" w:hAnsi="굴림" w:hint="eastAsia"/>
-          <w:sz w:val="20"/>
-          <w:szCs w:val="20"/>
-        </w:rPr>
-        <w:t xml:space="preserve">각 </w:t>
-      </w:r>
-      <w:proofErr w:type="spellStart"/>
-      <w:r>
-        <w:rPr>
-          <w:rFonts w:ascii="굴림" w:eastAsia="굴림" w:hAnsi="굴림" w:hint="eastAsia"/>
-          <w:sz w:val="20"/>
-          <w:szCs w:val="20"/>
-        </w:rPr>
-        <w:t>피쳐들</w:t>
-      </w:r>
-      <w:proofErr w:type="spellEnd"/>
-      <w:r>
-        <w:rPr>
-          <w:rFonts w:ascii="굴림" w:eastAsia="굴림" w:hAnsi="굴림" w:hint="eastAsia"/>
-          <w:sz w:val="20"/>
-          <w:szCs w:val="20"/>
-        </w:rPr>
-        <w:t xml:space="preserve"> 사이에 어떤 특성이</w:t>
+        <w:t>각 피쳐들 사이에 어떤 특성이</w:t>
       </w:r>
       <w:r>
         <w:rPr>
@@ -2751,23 +2448,13 @@
           <w:szCs w:val="20"/>
         </w:rPr>
       </w:pPr>
-      <w:proofErr w:type="spellStart"/>
-      <w:r>
-        <w:rPr>
-          <w:rFonts w:ascii="굴림" w:eastAsia="굴림" w:hAnsi="굴림" w:hint="eastAsia"/>
-          <w:sz w:val="20"/>
-          <w:szCs w:val="20"/>
-        </w:rPr>
-        <w:t>지도학습이란</w:t>
-      </w:r>
-      <w:proofErr w:type="spellEnd"/>
-      <w:r>
-        <w:rPr>
-          <w:rFonts w:ascii="굴림" w:eastAsia="굴림" w:hAnsi="굴림" w:hint="eastAsia"/>
-          <w:sz w:val="20"/>
-          <w:szCs w:val="20"/>
-        </w:rPr>
-        <w:t>?</w:t>
+      <w:r>
+        <w:rPr>
+          <w:rFonts w:ascii="굴림" w:eastAsia="굴림" w:hAnsi="굴림" w:hint="eastAsia"/>
+          <w:sz w:val="20"/>
+          <w:szCs w:val="20"/>
+        </w:rPr>
+        <w:t>지도학습이란?</w:t>
       </w:r>
     </w:p>
     <w:p>
@@ -2815,23 +2502,13 @@
         </w:rPr>
         <w:t xml:space="preserve">– </w:t>
       </w:r>
-      <w:proofErr w:type="spellStart"/>
-      <w:r>
-        <w:rPr>
-          <w:rFonts w:ascii="굴림" w:eastAsia="굴림" w:hAnsi="굴림" w:hint="eastAsia"/>
-          <w:sz w:val="20"/>
-          <w:szCs w:val="20"/>
-        </w:rPr>
-        <w:t>피쳐와</w:t>
-      </w:r>
-      <w:proofErr w:type="spellEnd"/>
-      <w:r>
-        <w:rPr>
-          <w:rFonts w:ascii="굴림" w:eastAsia="굴림" w:hAnsi="굴림" w:hint="eastAsia"/>
-          <w:sz w:val="20"/>
-          <w:szCs w:val="20"/>
-        </w:rPr>
-        <w:t xml:space="preserve"> 라벨 사이의 관계를 파악</w:t>
+      <w:r>
+        <w:rPr>
+          <w:rFonts w:ascii="굴림" w:eastAsia="굴림" w:hAnsi="굴림" w:hint="eastAsia"/>
+          <w:sz w:val="20"/>
+          <w:szCs w:val="20"/>
+        </w:rPr>
+        <w:t>피쳐와 라벨 사이의 관계를 파악</w:t>
       </w:r>
     </w:p>
     <w:p>
@@ -2879,7 +2556,6 @@
         </w:rPr>
         <w:t>(</w:t>
       </w:r>
-      <w:proofErr w:type="spellStart"/>
       <w:r>
         <w:rPr>
           <w:rFonts w:ascii="굴림" w:eastAsia="굴림" w:hAnsi="굴림" w:hint="eastAsia"/>
@@ -2888,7 +2564,6 @@
         </w:rPr>
         <w:t>피쳐</w:t>
       </w:r>
-      <w:proofErr w:type="spellEnd"/>
       <w:r>
         <w:rPr>
           <w:rFonts w:ascii="굴림" w:eastAsia="굴림" w:hAnsi="굴림"/>
@@ -3133,32 +2808,545 @@
         </w:rPr>
         <w:t xml:space="preserve">– </w:t>
       </w:r>
-      <w:proofErr w:type="spellStart"/>
-      <w:r>
-        <w:rPr>
-          <w:rFonts w:ascii="굴림" w:eastAsia="굴림" w:hAnsi="굴림" w:hint="eastAsia"/>
-          <w:sz w:val="20"/>
-          <w:szCs w:val="20"/>
-        </w:rPr>
-        <w:t>스펨</w:t>
-      </w:r>
-      <w:proofErr w:type="spellEnd"/>
-      <w:r>
-        <w:rPr>
-          <w:rFonts w:ascii="굴림" w:eastAsia="굴림" w:hAnsi="굴림" w:hint="eastAsia"/>
-          <w:sz w:val="20"/>
-          <w:szCs w:val="20"/>
-        </w:rPr>
-        <w:t xml:space="preserve"> 메일인지 정상 </w:t>
-      </w:r>
-      <w:proofErr w:type="gramStart"/>
-      <w:r>
-        <w:rPr>
-          <w:rFonts w:ascii="굴림" w:eastAsia="굴림" w:hAnsi="굴림" w:hint="eastAsia"/>
-          <w:sz w:val="20"/>
-          <w:szCs w:val="20"/>
-        </w:rPr>
-        <w:t xml:space="preserve">메일인지 </w:t>
+      <w:r>
+        <w:rPr>
+          <w:rFonts w:ascii="굴림" w:eastAsia="굴림" w:hAnsi="굴림" w:hint="eastAsia"/>
+          <w:sz w:val="20"/>
+          <w:szCs w:val="20"/>
+        </w:rPr>
+        <w:t xml:space="preserve">스펨 메일인지 정상 메일인지 </w:t>
+      </w:r>
+      <w:r>
+        <w:rPr>
+          <w:rFonts w:ascii="굴림" w:eastAsia="굴림" w:hAnsi="굴림"/>
+          <w:sz w:val="20"/>
+          <w:szCs w:val="20"/>
+        </w:rPr>
+        <w:t xml:space="preserve">/ </w:t>
+      </w:r>
+      <w:r>
+        <w:rPr>
+          <w:rFonts w:ascii="굴림" w:eastAsia="굴림" w:hAnsi="굴림" w:hint="eastAsia"/>
+          <w:sz w:val="20"/>
+          <w:szCs w:val="20"/>
+        </w:rPr>
+        <w:t>개인지 고양이인지 등</w:t>
+      </w:r>
+    </w:p>
+    <w:p>
+      <w:pPr>
+        <w:pStyle w:val="a6"/>
+        <w:numPr>
+          <w:ilvl w:val="1"/>
+          <w:numId w:val="5"/>
+        </w:numPr>
+        <w:rPr>
+          <w:rFonts w:ascii="굴림" w:eastAsia="굴림" w:hAnsi="굴림"/>
+          <w:sz w:val="20"/>
+          <w:szCs w:val="20"/>
+        </w:rPr>
+      </w:pPr>
+      <w:r>
+        <w:rPr>
+          <w:rFonts w:ascii="굴림" w:eastAsia="굴림" w:hAnsi="굴림" w:hint="eastAsia"/>
+          <w:sz w:val="20"/>
+          <w:szCs w:val="20"/>
+        </w:rPr>
+        <w:t>손실 함수란?</w:t>
+      </w:r>
+    </w:p>
+    <w:p>
+      <w:pPr>
+        <w:pStyle w:val="a6"/>
+        <w:numPr>
+          <w:ilvl w:val="2"/>
+          <w:numId w:val="5"/>
+        </w:numPr>
+        <w:rPr>
+          <w:rFonts w:ascii="굴림" w:eastAsia="굴림" w:hAnsi="굴림"/>
+          <w:sz w:val="20"/>
+          <w:szCs w:val="20"/>
+        </w:rPr>
+      </w:pPr>
+      <w:r>
+        <w:rPr>
+          <w:rFonts w:ascii="굴림" w:eastAsia="굴림" w:hAnsi="굴림" w:hint="eastAsia"/>
+          <w:sz w:val="20"/>
+          <w:szCs w:val="20"/>
+        </w:rPr>
+        <w:t>모델의 예측이 정답에서 얼마나 벗어났는지를 하나의 숫자로 나타내는 함수</w:t>
+      </w:r>
+    </w:p>
+    <w:p>
+      <w:pPr>
+        <w:pStyle w:val="a6"/>
+        <w:numPr>
+          <w:ilvl w:val="2"/>
+          <w:numId w:val="5"/>
+        </w:numPr>
+        <w:rPr>
+          <w:rFonts w:ascii="굴림" w:eastAsia="굴림" w:hAnsi="굴림"/>
+          <w:sz w:val="20"/>
+          <w:szCs w:val="20"/>
+        </w:rPr>
+      </w:pPr>
+      <w:r>
+        <w:rPr>
+          <w:rFonts w:ascii="굴림" w:eastAsia="굴림" w:hAnsi="굴림" w:hint="eastAsia"/>
+          <w:sz w:val="20"/>
+          <w:szCs w:val="20"/>
+        </w:rPr>
+        <w:t xml:space="preserve">회귀의 경우 </w:t>
+      </w:r>
+      <w:r>
+        <w:rPr>
+          <w:rFonts w:ascii="굴림" w:eastAsia="굴림" w:hAnsi="굴림"/>
+          <w:sz w:val="20"/>
+          <w:szCs w:val="20"/>
+        </w:rPr>
+        <w:t xml:space="preserve">– </w:t>
+      </w:r>
+      <w:r>
+        <w:rPr>
+          <w:rFonts w:ascii="굴림" w:eastAsia="굴림" w:hAnsi="굴림" w:hint="eastAsia"/>
+          <w:sz w:val="20"/>
+          <w:szCs w:val="20"/>
+        </w:rPr>
+        <w:t>정답과 예측의 차이를 제곱하고 평균 낸 값</w:t>
+      </w:r>
+    </w:p>
+    <w:p>
+      <w:pPr>
+        <w:pStyle w:val="a6"/>
+        <w:numPr>
+          <w:ilvl w:val="3"/>
+          <w:numId w:val="5"/>
+        </w:numPr>
+        <w:rPr>
+          <w:rFonts w:ascii="굴림" w:eastAsia="굴림" w:hAnsi="굴림"/>
+          <w:sz w:val="20"/>
+          <w:szCs w:val="20"/>
+        </w:rPr>
+      </w:pPr>
+      <w:r>
+        <w:rPr>
+          <w:rFonts w:ascii="굴림" w:eastAsia="굴림" w:hAnsi="굴림" w:hint="eastAsia"/>
+          <w:sz w:val="20"/>
+          <w:szCs w:val="20"/>
+        </w:rPr>
+        <w:t>제곱하는 이유는 틀린 값이 커질수록 손실이 더 커짐</w:t>
+      </w:r>
+    </w:p>
+    <w:p>
+      <w:pPr>
+        <w:pStyle w:val="a6"/>
+        <w:numPr>
+          <w:ilvl w:val="2"/>
+          <w:numId w:val="5"/>
+        </w:numPr>
+        <w:rPr>
+          <w:rFonts w:ascii="굴림" w:eastAsia="굴림" w:hAnsi="굴림"/>
+          <w:sz w:val="20"/>
+          <w:szCs w:val="20"/>
+        </w:rPr>
+      </w:pPr>
+      <w:r>
+        <w:rPr>
+          <w:rFonts w:ascii="굴림" w:eastAsia="굴림" w:hAnsi="굴림" w:hint="eastAsia"/>
+          <w:sz w:val="20"/>
+          <w:szCs w:val="20"/>
+        </w:rPr>
+        <w:t xml:space="preserve">분류의 경우 </w:t>
+      </w:r>
+      <w:r>
+        <w:rPr>
+          <w:rFonts w:ascii="굴림" w:eastAsia="굴림" w:hAnsi="굴림"/>
+          <w:sz w:val="20"/>
+          <w:szCs w:val="20"/>
+        </w:rPr>
+        <w:t>–</w:t>
+      </w:r>
+      <w:r>
+        <w:rPr>
+          <w:rFonts w:ascii="굴림" w:eastAsia="굴림" w:hAnsi="굴림"/>
+          <w:sz w:val="20"/>
+          <w:szCs w:val="20"/>
+        </w:rPr>
+        <w:t xml:space="preserve"> </w:t>
+      </w:r>
+      <w:r>
+        <w:rPr>
+          <w:rFonts w:ascii="굴림" w:eastAsia="굴림" w:hAnsi="굴림" w:hint="eastAsia"/>
+          <w:sz w:val="20"/>
+          <w:szCs w:val="20"/>
+        </w:rPr>
+        <w:t>정답 범주에 얼마나 높은 확률을 주었는지 측정</w:t>
+      </w:r>
+    </w:p>
+    <w:p>
+      <w:pPr>
+        <w:pStyle w:val="a6"/>
+        <w:numPr>
+          <w:ilvl w:val="3"/>
+          <w:numId w:val="5"/>
+        </w:numPr>
+        <w:rPr>
+          <w:rFonts w:ascii="굴림" w:eastAsia="굴림" w:hAnsi="굴림"/>
+          <w:sz w:val="20"/>
+          <w:szCs w:val="20"/>
+        </w:rPr>
+      </w:pPr>
+      <w:r>
+        <w:rPr>
+          <w:rFonts w:ascii="굴림" w:eastAsia="굴림" w:hAnsi="굴림" w:hint="eastAsia"/>
+          <w:sz w:val="20"/>
+          <w:szCs w:val="20"/>
+        </w:rPr>
+        <w:t>정답을 확신할수록 값이 낮아짐</w:t>
+      </w:r>
+    </w:p>
+    <w:p>
+      <w:pPr>
+        <w:pStyle w:val="a6"/>
+        <w:numPr>
+          <w:ilvl w:val="2"/>
+          <w:numId w:val="5"/>
+        </w:numPr>
+        <w:rPr>
+          <w:rFonts w:ascii="굴림" w:eastAsia="굴림" w:hAnsi="굴림"/>
+          <w:sz w:val="20"/>
+          <w:szCs w:val="20"/>
+        </w:rPr>
+      </w:pPr>
+      <w:r>
+        <w:rPr>
+          <w:rFonts w:ascii="굴림" w:eastAsia="굴림" w:hAnsi="굴림" w:hint="eastAsia"/>
+          <w:sz w:val="20"/>
+          <w:szCs w:val="20"/>
+        </w:rPr>
+        <w:t xml:space="preserve">오류 </w:t>
+      </w:r>
+      <w:r>
+        <w:rPr>
+          <w:rFonts w:ascii="굴림" w:eastAsia="굴림" w:hAnsi="굴림"/>
+          <w:sz w:val="20"/>
+          <w:szCs w:val="20"/>
+        </w:rPr>
+        <w:t xml:space="preserve">= </w:t>
+      </w:r>
+      <w:r>
+        <w:rPr>
+          <w:rFonts w:ascii="굴림" w:eastAsia="굴림" w:hAnsi="굴림" w:hint="eastAsia"/>
+          <w:sz w:val="20"/>
+          <w:szCs w:val="20"/>
+        </w:rPr>
+        <w:t>예측값</w:t>
+      </w:r>
+      <w:r>
+        <w:rPr>
+          <w:rFonts w:ascii="굴림" w:eastAsia="굴림" w:hAnsi="굴림"/>
+          <w:sz w:val="20"/>
+          <w:szCs w:val="20"/>
+        </w:rPr>
+        <w:t>(</w:t>
+      </w:r>
+      <w:r>
+        <w:rPr>
+          <w:rFonts w:ascii="굴림" w:eastAsia="굴림" w:hAnsi="굴림" w:hint="eastAsia"/>
+          <w:sz w:val="20"/>
+          <w:szCs w:val="20"/>
+        </w:rPr>
+        <w:t>모델이 내놓은 정답,</w:t>
+      </w:r>
+      <w:r>
+        <w:rPr>
+          <w:rFonts w:ascii="굴림" w:eastAsia="굴림" w:hAnsi="굴림"/>
+          <w:sz w:val="20"/>
+          <w:szCs w:val="20"/>
+        </w:rPr>
+        <w:t xml:space="preserve"> Y hat</w:t>
+      </w:r>
+      <w:r>
+        <w:rPr>
+          <w:rFonts w:ascii="굴림" w:eastAsia="굴림" w:hAnsi="굴림" w:hint="eastAsia"/>
+          <w:sz w:val="20"/>
+          <w:szCs w:val="20"/>
+        </w:rPr>
+        <w:t>)</w:t>
+      </w:r>
+      <w:r>
+        <w:rPr>
+          <w:rFonts w:ascii="굴림" w:eastAsia="굴림" w:hAnsi="굴림"/>
+          <w:sz w:val="20"/>
+          <w:szCs w:val="20"/>
+        </w:rPr>
+        <w:t xml:space="preserve"> - </w:t>
+      </w:r>
+      <w:r>
+        <w:rPr>
+          <w:rFonts w:ascii="굴림" w:eastAsia="굴림" w:hAnsi="굴림" w:hint="eastAsia"/>
+          <w:sz w:val="20"/>
+          <w:szCs w:val="20"/>
+        </w:rPr>
+        <w:t>정답</w:t>
+      </w:r>
+      <w:r>
+        <w:rPr>
+          <w:rFonts w:ascii="굴림" w:eastAsia="굴림" w:hAnsi="굴림"/>
+          <w:sz w:val="20"/>
+          <w:szCs w:val="20"/>
+        </w:rPr>
+        <w:t>(</w:t>
+      </w:r>
+      <w:r>
+        <w:rPr>
+          <w:rFonts w:ascii="굴림" w:eastAsia="굴림" w:hAnsi="굴림" w:hint="eastAsia"/>
+          <w:sz w:val="20"/>
+          <w:szCs w:val="20"/>
+        </w:rPr>
+        <w:t>라벨,</w:t>
+      </w:r>
+      <w:r>
+        <w:rPr>
+          <w:rFonts w:ascii="굴림" w:eastAsia="굴림" w:hAnsi="굴림"/>
+          <w:sz w:val="20"/>
+          <w:szCs w:val="20"/>
+        </w:rPr>
+        <w:t xml:space="preserve"> </w:t>
+      </w:r>
+      <w:r>
+        <w:rPr>
+          <w:rFonts w:ascii="굴림" w:eastAsia="굴림" w:hAnsi="굴림" w:hint="eastAsia"/>
+          <w:sz w:val="20"/>
+          <w:szCs w:val="20"/>
+        </w:rPr>
+        <w:t>Y)</w:t>
+      </w:r>
+      <w:r>
+        <w:rPr>
+          <w:rFonts w:ascii="굴림" w:eastAsia="굴림" w:hAnsi="굴림"/>
+          <w:sz w:val="20"/>
+          <w:szCs w:val="20"/>
+        </w:rPr>
+        <w:t xml:space="preserve"> / 오류를 </w:t>
+      </w:r>
+      <w:r>
+        <w:rPr>
+          <w:rFonts w:ascii="굴림" w:eastAsia="굴림" w:hAnsi="굴림" w:hint="eastAsia"/>
+          <w:sz w:val="20"/>
+          <w:szCs w:val="20"/>
+        </w:rPr>
+        <w:t>줄이는 것이 지도학습의 목표</w:t>
+      </w:r>
+    </w:p>
+    <w:p>
+      <w:pPr>
+        <w:pStyle w:val="a6"/>
+        <w:numPr>
+          <w:ilvl w:val="1"/>
+          <w:numId w:val="5"/>
+        </w:numPr>
+        <w:rPr>
+          <w:rFonts w:ascii="굴림" w:eastAsia="굴림" w:hAnsi="굴림"/>
+          <w:sz w:val="20"/>
+          <w:szCs w:val="20"/>
+        </w:rPr>
+      </w:pPr>
+      <w:r>
+        <w:rPr>
+          <w:rFonts w:ascii="굴림" w:eastAsia="굴림" w:hAnsi="굴림" w:hint="eastAsia"/>
+          <w:sz w:val="20"/>
+          <w:szCs w:val="20"/>
+        </w:rPr>
+        <w:t xml:space="preserve">회귀 </w:t>
+      </w:r>
+      <w:r>
+        <w:rPr>
+          <w:rFonts w:ascii="굴림" w:eastAsia="굴림" w:hAnsi="굴림" w:hint="eastAsia"/>
+          <w:sz w:val="20"/>
+          <w:szCs w:val="20"/>
+        </w:rPr>
+        <w:t>정확도</w:t>
+      </w:r>
+    </w:p>
+    <w:p>
+      <w:pPr>
+        <w:pStyle w:val="a6"/>
+        <w:numPr>
+          <w:ilvl w:val="2"/>
+          <w:numId w:val="5"/>
+        </w:numPr>
+        <w:rPr>
+          <w:rFonts w:ascii="굴림" w:eastAsia="굴림" w:hAnsi="굴림"/>
+          <w:sz w:val="20"/>
+          <w:szCs w:val="20"/>
+        </w:rPr>
+      </w:pPr>
+      <w:r>
+        <w:rPr>
+          <w:rFonts w:ascii="굴림" w:eastAsia="굴림" w:hAnsi="굴림" w:hint="eastAsia"/>
+          <w:sz w:val="20"/>
+          <w:szCs w:val="20"/>
+        </w:rPr>
+        <w:t>평균 제곱 오차(</w:t>
+      </w:r>
+      <w:r>
+        <w:rPr>
+          <w:rFonts w:ascii="굴림" w:eastAsia="굴림" w:hAnsi="굴림"/>
+          <w:sz w:val="20"/>
+          <w:szCs w:val="20"/>
+        </w:rPr>
+        <w:t>MSE)</w:t>
+      </w:r>
+      <w:r>
+        <w:rPr>
+          <w:rFonts w:ascii="굴림" w:eastAsia="굴림" w:hAnsi="굴림" w:hint="eastAsia"/>
+          <w:sz w:val="20"/>
+          <w:szCs w:val="20"/>
+        </w:rPr>
+        <w:t xml:space="preserve"> </w:t>
+      </w:r>
+      <w:r>
+        <w:rPr>
+          <w:rFonts w:ascii="굴림" w:eastAsia="굴림" w:hAnsi="굴림"/>
+          <w:sz w:val="20"/>
+          <w:szCs w:val="20"/>
+        </w:rPr>
+        <w:t xml:space="preserve">– </w:t>
+      </w:r>
+      <w:r>
+        <w:rPr>
+          <w:rFonts w:ascii="굴림" w:eastAsia="굴림" w:hAnsi="굴림" w:hint="eastAsia"/>
+          <w:sz w:val="20"/>
+          <w:szCs w:val="20"/>
+        </w:rPr>
+        <w:t>각 데이터에서 정</w:t>
+      </w:r>
+      <w:r>
+        <w:rPr>
+          <w:rFonts w:ascii="굴림" w:eastAsia="굴림" w:hAnsi="굴림"/>
+          <w:sz w:val="20"/>
+          <w:szCs w:val="20"/>
+        </w:rPr>
+        <w:t xml:space="preserve">답과 </w:t>
+      </w:r>
+      <w:r>
+        <w:rPr>
+          <w:rFonts w:ascii="굴림" w:eastAsia="굴림" w:hAnsi="굴림" w:hint="eastAsia"/>
+          <w:sz w:val="20"/>
+          <w:szCs w:val="20"/>
+        </w:rPr>
+        <w:t xml:space="preserve">예측의 평균 제곱 차이값 </w:t>
+      </w:r>
+      <w:r>
+        <w:rPr>
+          <w:rFonts w:ascii="굴림" w:eastAsia="굴림" w:hAnsi="굴림"/>
+          <w:sz w:val="20"/>
+          <w:szCs w:val="20"/>
+        </w:rPr>
+        <w:t xml:space="preserve">– </w:t>
+      </w:r>
+      <w:r>
+        <w:rPr>
+          <w:rFonts w:ascii="굴림" w:eastAsia="굴림" w:hAnsi="굴림" w:hint="eastAsia"/>
+          <w:sz w:val="20"/>
+          <w:szCs w:val="20"/>
+        </w:rPr>
+        <w:t>큰 오류에 큰 페널티 부여</w:t>
+      </w:r>
+    </w:p>
+    <w:p>
+      <w:pPr>
+        <w:pStyle w:val="a6"/>
+        <w:numPr>
+          <w:ilvl w:val="2"/>
+          <w:numId w:val="5"/>
+        </w:numPr>
+        <w:rPr>
+          <w:rFonts w:ascii="굴림" w:eastAsia="굴림" w:hAnsi="굴림"/>
+          <w:sz w:val="20"/>
+          <w:szCs w:val="20"/>
+        </w:rPr>
+      </w:pPr>
+      <w:r>
+        <w:rPr>
+          <w:rFonts w:ascii="굴림" w:eastAsia="굴림" w:hAnsi="굴림" w:hint="eastAsia"/>
+          <w:sz w:val="20"/>
+          <w:szCs w:val="20"/>
+        </w:rPr>
+        <w:t>회귀 설명력(</w:t>
+      </w:r>
+      <w:r>
+        <w:rPr>
+          <w:rFonts w:ascii="굴림" w:eastAsia="굴림" w:hAnsi="굴림"/>
+          <w:sz w:val="20"/>
+          <w:szCs w:val="20"/>
+        </w:rPr>
+        <w:t>R</w:t>
+      </w:r>
+      <w:r>
+        <w:rPr>
+          <w:rFonts w:ascii="굴림" w:eastAsia="굴림" w:hAnsi="굴림"/>
+          <w:sz w:val="20"/>
+          <w:szCs w:val="20"/>
+        </w:rPr>
+        <w:t>2</w:t>
+      </w:r>
+      <w:r>
+        <w:rPr>
+          <w:rFonts w:ascii="굴림" w:eastAsia="굴림" w:hAnsi="굴림" w:hint="eastAsia"/>
+          <w:sz w:val="20"/>
+          <w:szCs w:val="20"/>
+        </w:rPr>
+        <w:t>제곱</w:t>
+      </w:r>
+      <w:r>
+        <w:rPr>
+          <w:rFonts w:ascii="굴림" w:eastAsia="굴림" w:hAnsi="굴림"/>
+          <w:sz w:val="20"/>
+          <w:szCs w:val="20"/>
+        </w:rPr>
+        <w:t>)</w:t>
+      </w:r>
+      <w:r>
+        <w:rPr>
+          <w:rFonts w:ascii="굴림" w:eastAsia="굴림" w:hAnsi="굴림" w:hint="eastAsia"/>
+          <w:sz w:val="20"/>
+          <w:szCs w:val="20"/>
+        </w:rPr>
+        <w:t xml:space="preserve"> </w:t>
+      </w:r>
+      <w:r>
+        <w:rPr>
+          <w:rFonts w:ascii="굴림" w:eastAsia="굴림" w:hAnsi="굴림"/>
+          <w:sz w:val="20"/>
+          <w:szCs w:val="20"/>
+        </w:rPr>
+        <w:t xml:space="preserve">– 평균만 </w:t>
+      </w:r>
+      <w:r>
+        <w:rPr>
+          <w:rFonts w:ascii="굴림" w:eastAsia="굴림" w:hAnsi="굴림" w:hint="eastAsia"/>
+          <w:sz w:val="20"/>
+          <w:szCs w:val="20"/>
+        </w:rPr>
+        <w:t xml:space="preserve">쓰는 단순한 예측보다 모델이 실제 값을 얼마나 더 잘 맞추는지를 </w:t>
+      </w:r>
+      <w:r>
+        <w:rPr>
+          <w:rFonts w:ascii="굴림" w:eastAsia="굴림" w:hAnsi="굴림"/>
+          <w:sz w:val="20"/>
+          <w:szCs w:val="20"/>
+        </w:rPr>
+        <w:t xml:space="preserve">1 – 0 </w:t>
+      </w:r>
+      <w:r>
+        <w:rPr>
+          <w:rFonts w:ascii="굴림" w:eastAsia="굴림" w:hAnsi="굴림" w:hint="eastAsia"/>
+          <w:sz w:val="20"/>
+          <w:szCs w:val="20"/>
+        </w:rPr>
+        <w:t xml:space="preserve">사이 값으로 나타냄 </w:t>
       </w:r>
       <w:r>
         <w:rPr>
@@ -3168,10 +3356,25 @@
         </w:rPr>
         <w:t>/</w:t>
       </w:r>
-      <w:proofErr w:type="gramEnd"/>
-      <w:r>
-        <w:rPr>
-          <w:rFonts w:ascii="굴림" w:eastAsia="굴림" w:hAnsi="굴림"/>
+      <w:r>
+        <w:rPr>
+          <w:rFonts w:ascii="굴림" w:eastAsia="굴림" w:hAnsi="굴림"/>
+          <w:sz w:val="20"/>
+          <w:szCs w:val="20"/>
+        </w:rPr>
+        <w:t xml:space="preserve"> 1</w:t>
+      </w:r>
+      <w:r>
+        <w:rPr>
+          <w:rFonts w:ascii="굴림" w:eastAsia="굴림" w:hAnsi="굴림" w:hint="eastAsia"/>
+          <w:sz w:val="20"/>
+          <w:szCs w:val="20"/>
+        </w:rPr>
+        <w:t>에 가까울수록 좋음</w:t>
+      </w:r>
+      <w:r>
+        <w:rPr>
+          <w:rFonts w:ascii="굴림" w:eastAsia="굴림" w:hAnsi="굴림" w:hint="eastAsia"/>
           <w:sz w:val="20"/>
           <w:szCs w:val="20"/>
         </w:rPr>
@@ -3179,11 +3382,227 @@
       </w:r>
       <w:r>
         <w:rPr>
-          <w:rFonts w:ascii="굴림" w:eastAsia="굴림" w:hAnsi="굴림" w:hint="eastAsia"/>
-          <w:sz w:val="20"/>
-          <w:szCs w:val="20"/>
-        </w:rPr>
-        <w:t>개인지 고양이인지 등</w:t>
+          <w:rFonts w:ascii="굴림" w:eastAsia="굴림" w:hAnsi="굴림"/>
+          <w:sz w:val="20"/>
+          <w:szCs w:val="20"/>
+        </w:rPr>
+        <w:t xml:space="preserve">/ </w:t>
+      </w:r>
+      <w:r>
+        <w:rPr>
+          <w:rFonts w:ascii="굴림" w:eastAsia="굴림" w:hAnsi="굴림" w:hint="eastAsia"/>
+          <w:sz w:val="20"/>
+          <w:szCs w:val="20"/>
+        </w:rPr>
+        <w:t>음수가 나오면 평균값보다 예측을 못한 것</w:t>
+      </w:r>
+    </w:p>
+    <w:p>
+      <w:pPr>
+        <w:pStyle w:val="a6"/>
+        <w:numPr>
+          <w:ilvl w:val="3"/>
+          <w:numId w:val="5"/>
+        </w:numPr>
+        <w:rPr>
+          <w:rFonts w:ascii="굴림" w:eastAsia="굴림" w:hAnsi="굴림"/>
+          <w:sz w:val="20"/>
+          <w:szCs w:val="20"/>
+        </w:rPr>
+      </w:pPr>
+      <w:r>
+        <w:rPr>
+          <w:rFonts w:ascii="굴림" w:eastAsia="굴림" w:hAnsi="굴림" w:hint="eastAsia"/>
+          <w:sz w:val="20"/>
+          <w:szCs w:val="20"/>
+        </w:rPr>
+        <w:t xml:space="preserve">결정 계수 </w:t>
+      </w:r>
+      <w:r>
+        <w:rPr>
+          <w:rFonts w:ascii="굴림" w:eastAsia="굴림" w:hAnsi="굴림"/>
+          <w:sz w:val="20"/>
+          <w:szCs w:val="20"/>
+        </w:rPr>
+        <w:t xml:space="preserve">= </w:t>
+      </w:r>
+      <w:r>
+        <w:rPr>
+          <w:rFonts w:ascii="굴림" w:eastAsia="굴림" w:hAnsi="굴림" w:hint="eastAsia"/>
+          <w:sz w:val="20"/>
+          <w:szCs w:val="20"/>
+        </w:rPr>
+        <w:t>모델의 예측값 Y</w:t>
+      </w:r>
+      <w:r>
+        <w:rPr>
+          <w:rFonts w:ascii="굴림" w:eastAsia="굴림" w:hAnsi="굴림"/>
+          <w:sz w:val="20"/>
+          <w:szCs w:val="20"/>
+        </w:rPr>
+        <w:t xml:space="preserve"> hat / Y</w:t>
+      </w:r>
+      <w:r>
+        <w:rPr>
+          <w:rFonts w:ascii="굴림" w:eastAsia="굴림" w:hAnsi="굴림" w:hint="eastAsia"/>
+          <w:sz w:val="20"/>
+          <w:szCs w:val="20"/>
+        </w:rPr>
+        <w:t>값의 평균값</w:t>
+      </w:r>
+    </w:p>
+    <w:p>
+      <w:pPr>
+        <w:pStyle w:val="a6"/>
+        <w:numPr>
+          <w:ilvl w:val="2"/>
+          <w:numId w:val="5"/>
+        </w:numPr>
+        <w:rPr>
+          <w:rFonts w:ascii="굴림" w:eastAsia="굴림" w:hAnsi="굴림"/>
+          <w:sz w:val="20"/>
+          <w:szCs w:val="20"/>
+        </w:rPr>
+      </w:pPr>
+      <w:r>
+        <w:rPr>
+          <w:rFonts w:ascii="굴림" w:eastAsia="굴림" w:hAnsi="굴림" w:hint="eastAsia"/>
+          <w:sz w:val="20"/>
+          <w:szCs w:val="20"/>
+        </w:rPr>
+        <w:t>정리</w:t>
+      </w:r>
+    </w:p>
+    <w:p>
+      <w:pPr>
+        <w:pStyle w:val="a6"/>
+        <w:numPr>
+          <w:ilvl w:val="3"/>
+          <w:numId w:val="5"/>
+        </w:numPr>
+        <w:rPr>
+          <w:rFonts w:ascii="굴림" w:eastAsia="굴림" w:hAnsi="굴림"/>
+          <w:sz w:val="20"/>
+          <w:szCs w:val="20"/>
+        </w:rPr>
+      </w:pPr>
+      <w:r>
+        <w:rPr>
+          <w:rFonts w:ascii="굴림" w:eastAsia="굴림" w:hAnsi="굴림" w:hint="eastAsia"/>
+          <w:sz w:val="20"/>
+          <w:szCs w:val="20"/>
+        </w:rPr>
+        <w:t>M</w:t>
+      </w:r>
+      <w:r>
+        <w:rPr>
+          <w:rFonts w:ascii="굴림" w:eastAsia="굴림" w:hAnsi="굴림"/>
+          <w:sz w:val="20"/>
+          <w:szCs w:val="20"/>
+        </w:rPr>
+        <w:t xml:space="preserve">SE – 구체적인 </w:t>
+      </w:r>
+      <w:r>
+        <w:rPr>
+          <w:rFonts w:ascii="굴림" w:eastAsia="굴림" w:hAnsi="굴림" w:hint="eastAsia"/>
+          <w:sz w:val="20"/>
+          <w:szCs w:val="20"/>
+        </w:rPr>
+        <w:t>오차 크기를 구할 때,</w:t>
+      </w:r>
+      <w:r>
+        <w:rPr>
+          <w:rFonts w:ascii="굴림" w:eastAsia="굴림" w:hAnsi="굴림"/>
+          <w:sz w:val="20"/>
+          <w:szCs w:val="20"/>
+        </w:rPr>
+        <w:t xml:space="preserve"> </w:t>
+      </w:r>
+      <w:r>
+        <w:rPr>
+          <w:rFonts w:ascii="굴림" w:eastAsia="굴림" w:hAnsi="굴림" w:hint="eastAsia"/>
+          <w:sz w:val="20"/>
+          <w:szCs w:val="20"/>
+        </w:rPr>
+        <w:t>실제 손실을 계산할 때</w:t>
+      </w:r>
+    </w:p>
+    <w:p>
+      <w:pPr>
+        <w:pStyle w:val="a6"/>
+        <w:numPr>
+          <w:ilvl w:val="3"/>
+          <w:numId w:val="5"/>
+        </w:numPr>
+        <w:rPr>
+          <w:rFonts w:ascii="굴림" w:eastAsia="굴림" w:hAnsi="굴림"/>
+          <w:sz w:val="20"/>
+          <w:szCs w:val="20"/>
+        </w:rPr>
+      </w:pPr>
+      <w:r>
+        <w:rPr>
+          <w:rFonts w:ascii="굴림" w:eastAsia="굴림" w:hAnsi="굴림"/>
+          <w:sz w:val="20"/>
+          <w:szCs w:val="20"/>
+        </w:rPr>
+        <w:t>R</w:t>
+      </w:r>
+      <w:r>
+        <w:rPr>
+          <w:rFonts w:ascii="굴림" w:eastAsia="굴림" w:hAnsi="굴림" w:hint="eastAsia"/>
+          <w:sz w:val="20"/>
+          <w:szCs w:val="20"/>
+        </w:rPr>
+        <w:t>의</w:t>
+      </w:r>
+      <w:r>
+        <w:rPr>
+          <w:rFonts w:ascii="굴림" w:eastAsia="굴림" w:hAnsi="굴림"/>
+          <w:sz w:val="20"/>
+          <w:szCs w:val="20"/>
+        </w:rPr>
+        <w:t>2</w:t>
+      </w:r>
+      <w:r>
+        <w:rPr>
+          <w:rFonts w:ascii="굴림" w:eastAsia="굴림" w:hAnsi="굴림" w:hint="eastAsia"/>
+          <w:sz w:val="20"/>
+          <w:szCs w:val="20"/>
+        </w:rPr>
+        <w:t xml:space="preserve">제곱 </w:t>
+      </w:r>
+      <w:r>
+        <w:rPr>
+          <w:rFonts w:ascii="굴림" w:eastAsia="굴림" w:hAnsi="굴림"/>
+          <w:sz w:val="20"/>
+          <w:szCs w:val="20"/>
+        </w:rPr>
+        <w:t xml:space="preserve">– </w:t>
+      </w:r>
+      <w:r>
+        <w:rPr>
+          <w:rFonts w:ascii="굴림" w:eastAsia="굴림" w:hAnsi="굴림" w:hint="eastAsia"/>
+          <w:sz w:val="20"/>
+          <w:szCs w:val="20"/>
+        </w:rPr>
+        <w:t>여러 모델의 성능을 객관적으로 비교할 때,</w:t>
+      </w:r>
+      <w:r>
+        <w:rPr>
+          <w:rFonts w:ascii="굴림" w:eastAsia="굴림" w:hAnsi="굴림"/>
+          <w:sz w:val="20"/>
+          <w:szCs w:val="20"/>
+        </w:rPr>
+        <w:t xml:space="preserve"> </w:t>
+      </w:r>
+      <w:r>
+        <w:rPr>
+          <w:rFonts w:ascii="굴림" w:eastAsia="굴림" w:hAnsi="굴림" w:hint="eastAsia"/>
+          <w:sz w:val="20"/>
+          <w:szCs w:val="20"/>
+        </w:rPr>
+        <w:t>전반적으로 얼마나 정확한지 알고 싶을 때</w:t>
       </w:r>
     </w:p>
     <w:p>
@@ -3205,7 +3624,7 @@
           <w:sz w:val="20"/>
           <w:szCs w:val="20"/>
         </w:rPr>
-        <w:t>손실 함수란?</w:t>
+        <w:t>분류 정확도</w:t>
       </w:r>
     </w:p>
     <w:p>
@@ -3227,7 +3646,39 @@
           <w:sz w:val="20"/>
           <w:szCs w:val="20"/>
         </w:rPr>
-        <w:t>모델의 예측이 정답에서 얼마나 벗어났는지를 하나의 숫자로 나타내는 함수</w:t>
+        <w:t xml:space="preserve">범주로 되어있기 때문에 </w:t>
+      </w:r>
+      <w:r>
+        <w:rPr>
+          <w:rFonts w:ascii="굴림" w:eastAsia="굴림" w:hAnsi="굴림"/>
+          <w:sz w:val="20"/>
+          <w:szCs w:val="20"/>
+        </w:rPr>
+        <w:t>MSE</w:t>
+      </w:r>
+      <w:r>
+        <w:rPr>
+          <w:rFonts w:ascii="굴림" w:eastAsia="굴림" w:hAnsi="굴림" w:hint="eastAsia"/>
+          <w:sz w:val="20"/>
+          <w:szCs w:val="20"/>
+        </w:rPr>
+        <w:t>나 R</w:t>
+      </w:r>
+      <w:r>
+        <w:rPr>
+          <w:rFonts w:ascii="굴림" w:eastAsia="굴림" w:hAnsi="굴림"/>
+          <w:sz w:val="20"/>
+          <w:szCs w:val="20"/>
+        </w:rPr>
+        <w:t>2</w:t>
+      </w:r>
+      <w:r>
+        <w:rPr>
+          <w:rFonts w:ascii="굴림" w:eastAsia="굴림" w:hAnsi="굴림" w:hint="eastAsia"/>
+          <w:sz w:val="20"/>
+          <w:szCs w:val="20"/>
+        </w:rPr>
+        <w:t>제곱을 사용할 수 없음</w:t>
       </w:r>
     </w:p>
     <w:p>
@@ -3249,7 +3700,7 @@
           <w:sz w:val="20"/>
           <w:szCs w:val="20"/>
         </w:rPr>
-        <w:t xml:space="preserve">회귀의 경우 </w:t>
+        <w:t xml:space="preserve">정확도는 전체 예측 중 올바르게 맞춘 예측의 비율로 나타냄 </w:t>
       </w:r>
       <w:r>
         <w:rPr>
@@ -3265,7 +3716,7 @@
           <w:sz w:val="20"/>
           <w:szCs w:val="20"/>
         </w:rPr>
-        <w:t>정답과 예측의 차이를 제곱하고 평균 낸 값</w:t>
+        <w:t>단순히 얼마나 맞췄는지</w:t>
       </w:r>
     </w:p>
     <w:p>
@@ -3287,7 +3738,103 @@
           <w:sz w:val="20"/>
           <w:szCs w:val="20"/>
         </w:rPr>
-        <w:t>제곱하는 이유는 틀린 값이 커질수록 손실이 더 커짐</w:t>
+        <w:t>불균형 데이터</w:t>
+      </w:r>
+      <w:r>
+        <w:rPr>
+          <w:rFonts w:ascii="굴림" w:eastAsia="굴림" w:hAnsi="굴림" w:hint="eastAsia"/>
+          <w:sz w:val="20"/>
+          <w:szCs w:val="20"/>
+        </w:rPr>
+        <w:t>의</w:t>
+      </w:r>
+      <w:r>
+        <w:rPr>
+          <w:rFonts w:ascii="굴림" w:eastAsia="굴림" w:hAnsi="굴림" w:hint="eastAsia"/>
+          <w:sz w:val="20"/>
+          <w:szCs w:val="20"/>
+        </w:rPr>
+        <w:t xml:space="preserve"> 경우 </w:t>
+      </w:r>
+      <w:r>
+        <w:rPr>
+          <w:rFonts w:ascii="굴림" w:eastAsia="굴림" w:hAnsi="굴림"/>
+          <w:sz w:val="20"/>
+          <w:szCs w:val="20"/>
+        </w:rPr>
+        <w:t xml:space="preserve">– </w:t>
+      </w:r>
+      <w:r>
+        <w:rPr>
+          <w:rFonts w:ascii="굴림" w:eastAsia="굴림" w:hAnsi="굴림" w:hint="eastAsia"/>
+          <w:sz w:val="20"/>
+          <w:szCs w:val="20"/>
+        </w:rPr>
+        <w:t>9</w:t>
+      </w:r>
+      <w:r>
+        <w:rPr>
+          <w:rFonts w:ascii="굴림" w:eastAsia="굴림" w:hAnsi="굴림"/>
+          <w:sz w:val="20"/>
+          <w:szCs w:val="20"/>
+        </w:rPr>
+        <w:t>9%</w:t>
+      </w:r>
+      <w:r>
+        <w:rPr>
+          <w:rFonts w:ascii="굴림" w:eastAsia="굴림" w:hAnsi="굴림" w:hint="eastAsia"/>
+          <w:sz w:val="20"/>
+          <w:szCs w:val="20"/>
+        </w:rPr>
+        <w:t xml:space="preserve">의 사람이 건강하고 환자가 </w:t>
+      </w:r>
+      <w:r>
+        <w:rPr>
+          <w:rFonts w:ascii="굴림" w:eastAsia="굴림" w:hAnsi="굴림"/>
+          <w:sz w:val="20"/>
+          <w:szCs w:val="20"/>
+        </w:rPr>
+        <w:t>10</w:t>
+      </w:r>
+      <w:r>
+        <w:rPr>
+          <w:rFonts w:ascii="굴림" w:eastAsia="굴림" w:hAnsi="굴림" w:hint="eastAsia"/>
+          <w:sz w:val="20"/>
+          <w:szCs w:val="20"/>
+        </w:rPr>
+        <w:t xml:space="preserve">명일 경우 </w:t>
+      </w:r>
+      <w:r>
+        <w:rPr>
+          <w:rFonts w:ascii="굴림" w:eastAsia="굴림" w:hAnsi="굴림"/>
+          <w:sz w:val="20"/>
+          <w:szCs w:val="20"/>
+        </w:rPr>
+        <w:t xml:space="preserve">– </w:t>
+      </w:r>
+      <w:r>
+        <w:rPr>
+          <w:rFonts w:ascii="굴림" w:eastAsia="굴림" w:hAnsi="굴림" w:hint="eastAsia"/>
+          <w:sz w:val="20"/>
+          <w:szCs w:val="20"/>
+        </w:rPr>
+        <w:t xml:space="preserve">늘 건강하다고 예측해도 </w:t>
+      </w:r>
+      <w:r>
+        <w:rPr>
+          <w:rFonts w:ascii="굴림" w:eastAsia="굴림" w:hAnsi="굴림"/>
+          <w:sz w:val="20"/>
+          <w:szCs w:val="20"/>
+        </w:rPr>
+        <w:t>99%</w:t>
+      </w:r>
+      <w:r>
+        <w:rPr>
+          <w:rFonts w:ascii="굴림" w:eastAsia="굴림" w:hAnsi="굴림" w:hint="eastAsia"/>
+          <w:sz w:val="20"/>
+          <w:szCs w:val="20"/>
+        </w:rPr>
+        <w:t>의 정확도를 보임</w:t>
       </w:r>
     </w:p>
     <w:p>
@@ -3309,15 +3856,185 @@
           <w:sz w:val="20"/>
           <w:szCs w:val="20"/>
         </w:rPr>
-        <w:t xml:space="preserve">분류의 경우 </w:t>
-      </w:r>
-      <w:r>
-        <w:rPr>
-          <w:rFonts w:ascii="굴림" w:eastAsia="굴림" w:hAnsi="굴림"/>
-          <w:sz w:val="20"/>
-          <w:szCs w:val="20"/>
-        </w:rPr>
-        <w:t>–</w:t>
+        <w:t xml:space="preserve">혼동 행렬 </w:t>
+      </w:r>
+      <w:r>
+        <w:rPr>
+          <w:rFonts w:ascii="굴림" w:eastAsia="굴림" w:hAnsi="굴림"/>
+          <w:sz w:val="20"/>
+          <w:szCs w:val="20"/>
+        </w:rPr>
+        <w:t xml:space="preserve">– </w:t>
+      </w:r>
+      <w:r>
+        <w:rPr>
+          <w:rFonts w:ascii="굴림" w:eastAsia="굴림" w:hAnsi="굴림" w:hint="eastAsia"/>
+          <w:sz w:val="20"/>
+          <w:szCs w:val="20"/>
+        </w:rPr>
+        <w:t xml:space="preserve">실제 양성 예측과 실제 음성 예측 </w:t>
+      </w:r>
+      <w:r>
+        <w:rPr>
+          <w:rFonts w:ascii="굴림" w:eastAsia="굴림" w:hAnsi="굴림"/>
+          <w:sz w:val="20"/>
+          <w:szCs w:val="20"/>
+        </w:rPr>
+        <w:t xml:space="preserve">/ </w:t>
+      </w:r>
+      <w:r>
+        <w:rPr>
+          <w:rFonts w:ascii="굴림" w:eastAsia="굴림" w:hAnsi="굴림" w:hint="eastAsia"/>
+          <w:sz w:val="20"/>
+          <w:szCs w:val="20"/>
+        </w:rPr>
+        <w:t>양성 오답과 음성 오답의 전체 비율을 계산</w:t>
+      </w:r>
+    </w:p>
+    <w:p>
+      <w:pPr>
+        <w:pStyle w:val="a6"/>
+        <w:numPr>
+          <w:ilvl w:val="3"/>
+          <w:numId w:val="5"/>
+        </w:numPr>
+        <w:rPr>
+          <w:rFonts w:ascii="굴림" w:eastAsia="굴림" w:hAnsi="굴림"/>
+          <w:sz w:val="20"/>
+          <w:szCs w:val="20"/>
+        </w:rPr>
+      </w:pPr>
+      <w:r>
+        <w:rPr>
+          <w:rFonts w:ascii="굴림" w:eastAsia="굴림" w:hAnsi="굴림" w:hint="eastAsia"/>
+          <w:sz w:val="20"/>
+          <w:szCs w:val="20"/>
+        </w:rPr>
+        <w:t xml:space="preserve">정밀도 </w:t>
+      </w:r>
+      <w:r>
+        <w:rPr>
+          <w:rFonts w:ascii="굴림" w:eastAsia="굴림" w:hAnsi="굴림"/>
+          <w:sz w:val="20"/>
+          <w:szCs w:val="20"/>
+        </w:rPr>
+        <w:t xml:space="preserve">– </w:t>
+      </w:r>
+      <w:r>
+        <w:rPr>
+          <w:rFonts w:ascii="굴림" w:eastAsia="굴림" w:hAnsi="굴림" w:hint="eastAsia"/>
+          <w:sz w:val="20"/>
+          <w:szCs w:val="20"/>
+        </w:rPr>
+        <w:t>양성/음성이라 판정한 것 중 진짜 양성/음성의 비율</w:t>
+      </w:r>
+    </w:p>
+    <w:p>
+      <w:pPr>
+        <w:pStyle w:val="a6"/>
+        <w:numPr>
+          <w:ilvl w:val="3"/>
+          <w:numId w:val="5"/>
+        </w:numPr>
+        <w:rPr>
+          <w:rFonts w:ascii="굴림" w:eastAsia="굴림" w:hAnsi="굴림"/>
+          <w:sz w:val="20"/>
+          <w:szCs w:val="20"/>
+        </w:rPr>
+      </w:pPr>
+      <w:r>
+        <w:rPr>
+          <w:rFonts w:ascii="굴림" w:eastAsia="굴림" w:hAnsi="굴림" w:hint="eastAsia"/>
+          <w:sz w:val="20"/>
+          <w:szCs w:val="20"/>
+        </w:rPr>
+        <w:t xml:space="preserve">재현율 </w:t>
+      </w:r>
+      <w:r>
+        <w:rPr>
+          <w:rFonts w:ascii="굴림" w:eastAsia="굴림" w:hAnsi="굴림"/>
+          <w:sz w:val="20"/>
+          <w:szCs w:val="20"/>
+        </w:rPr>
+        <w:t xml:space="preserve">– </w:t>
+      </w:r>
+      <w:r>
+        <w:rPr>
+          <w:rFonts w:ascii="굴림" w:eastAsia="굴림" w:hAnsi="굴림" w:hint="eastAsia"/>
+          <w:sz w:val="20"/>
+          <w:szCs w:val="20"/>
+        </w:rPr>
+        <w:t>진짜 양성/음성 가운데 잡아낸 예측 양성/음성 비율</w:t>
+      </w:r>
+    </w:p>
+    <w:p>
+      <w:pPr>
+        <w:pStyle w:val="a6"/>
+        <w:numPr>
+          <w:ilvl w:val="3"/>
+          <w:numId w:val="5"/>
+        </w:numPr>
+        <w:rPr>
+          <w:rFonts w:ascii="굴림" w:eastAsia="굴림" w:hAnsi="굴림"/>
+          <w:sz w:val="20"/>
+          <w:szCs w:val="20"/>
+        </w:rPr>
+      </w:pPr>
+      <w:r>
+        <w:rPr>
+          <w:rFonts w:ascii="굴림" w:eastAsia="굴림" w:hAnsi="굴림" w:hint="eastAsia"/>
+          <w:sz w:val="20"/>
+          <w:szCs w:val="20"/>
+        </w:rPr>
+        <w:t>F</w:t>
+      </w:r>
+      <w:r>
+        <w:rPr>
+          <w:rFonts w:ascii="굴림" w:eastAsia="굴림" w:hAnsi="굴림"/>
+          <w:sz w:val="20"/>
+          <w:szCs w:val="20"/>
+        </w:rPr>
+        <w:t xml:space="preserve">1 – score = 2 *( </w:t>
+      </w:r>
+      <w:r>
+        <w:rPr>
+          <w:rFonts w:ascii="굴림" w:eastAsia="굴림" w:hAnsi="굴림" w:hint="eastAsia"/>
+          <w:sz w:val="20"/>
+          <w:szCs w:val="20"/>
+        </w:rPr>
+        <w:t xml:space="preserve">정밀도 </w:t>
+      </w:r>
+      <w:r>
+        <w:rPr>
+          <w:rFonts w:ascii="굴림" w:eastAsia="굴림" w:hAnsi="굴림"/>
+          <w:sz w:val="20"/>
+          <w:szCs w:val="20"/>
+        </w:rPr>
+        <w:t xml:space="preserve">* </w:t>
+      </w:r>
+      <w:r>
+        <w:rPr>
+          <w:rFonts w:ascii="굴림" w:eastAsia="굴림" w:hAnsi="굴림" w:hint="eastAsia"/>
+          <w:sz w:val="20"/>
+          <w:szCs w:val="20"/>
+        </w:rPr>
+        <w:t>재현율)</w:t>
+      </w:r>
+      <w:r>
+        <w:rPr>
+          <w:rFonts w:ascii="굴림" w:eastAsia="굴림" w:hAnsi="굴림"/>
+          <w:sz w:val="20"/>
+          <w:szCs w:val="20"/>
+        </w:rPr>
+        <w:t xml:space="preserve"> / (</w:t>
+      </w:r>
+      <w:r>
+        <w:rPr>
+          <w:rFonts w:ascii="굴림" w:eastAsia="굴림" w:hAnsi="굴림" w:hint="eastAsia"/>
+          <w:sz w:val="20"/>
+          <w:szCs w:val="20"/>
+        </w:rPr>
+        <w:t>정밀도 +</w:t>
       </w:r>
       <w:r>
         <w:rPr>
@@ -3333,29 +4050,7 @@
           <w:sz w:val="20"/>
           <w:szCs w:val="20"/>
         </w:rPr>
-        <w:t>정답 범주에 얼마나 높은 확률을 주었는지 측정</w:t>
-      </w:r>
-    </w:p>
-    <w:p>
-      <w:pPr>
-        <w:pStyle w:val="a6"/>
-        <w:numPr>
-          <w:ilvl w:val="3"/>
-          <w:numId w:val="5"/>
-        </w:numPr>
-        <w:rPr>
-          <w:rFonts w:ascii="굴림" w:eastAsia="굴림" w:hAnsi="굴림"/>
-          <w:sz w:val="20"/>
-          <w:szCs w:val="20"/>
-        </w:rPr>
-      </w:pPr>
-      <w:r>
-        <w:rPr>
-          <w:rFonts w:ascii="굴림" w:eastAsia="굴림" w:hAnsi="굴림" w:hint="eastAsia"/>
-          <w:sz w:val="20"/>
-          <w:szCs w:val="20"/>
-        </w:rPr>
-        <w:t>정답을 확신할수록 값이 낮아짐</w:t>
+        <w:t>재현율)</w:t>
       </w:r>
     </w:p>
     <w:p>
@@ -3376,94 +4071,13 @@
           <w:rFonts w:ascii="굴림" w:eastAsia="굴림" w:hAnsi="굴림" w:hint="eastAsia"/>
           <w:sz w:val="20"/>
           <w:szCs w:val="20"/>
-        </w:rPr>
-        <w:t xml:space="preserve">오류 </w:t>
-      </w:r>
-      <w:r>
-        <w:rPr>
-          <w:rFonts w:ascii="굴림" w:eastAsia="굴림" w:hAnsi="굴림"/>
-          <w:sz w:val="20"/>
-          <w:szCs w:val="20"/>
-        </w:rPr>
-        <w:t xml:space="preserve">= </w:t>
-      </w:r>
-      <w:proofErr w:type="spellStart"/>
-      <w:r>
-        <w:rPr>
-          <w:rFonts w:ascii="굴림" w:eastAsia="굴림" w:hAnsi="굴림" w:hint="eastAsia"/>
-          <w:sz w:val="20"/>
-          <w:szCs w:val="20"/>
-        </w:rPr>
-        <w:t>예측값</w:t>
-      </w:r>
-      <w:proofErr w:type="spellEnd"/>
-      <w:r>
-        <w:rPr>
-          <w:rFonts w:ascii="굴림" w:eastAsia="굴림" w:hAnsi="굴림"/>
-          <w:sz w:val="20"/>
-          <w:szCs w:val="20"/>
-        </w:rPr>
-        <w:t>(</w:t>
-      </w:r>
-      <w:r>
-        <w:rPr>
-          <w:rFonts w:ascii="굴림" w:eastAsia="굴림" w:hAnsi="굴림" w:hint="eastAsia"/>
-          <w:sz w:val="20"/>
-          <w:szCs w:val="20"/>
-        </w:rPr>
-        <w:t>모델이 내놓은 정답,</w:t>
-      </w:r>
-      <w:r>
-        <w:rPr>
-          <w:rFonts w:ascii="굴림" w:eastAsia="굴림" w:hAnsi="굴림"/>
-          <w:sz w:val="20"/>
-          <w:szCs w:val="20"/>
-        </w:rPr>
-        <w:t xml:space="preserve"> Y hat</w:t>
-      </w:r>
-      <w:r>
-        <w:rPr>
-          <w:rFonts w:ascii="굴림" w:eastAsia="굴림" w:hAnsi="굴림" w:hint="eastAsia"/>
-          <w:sz w:val="20"/>
-          <w:szCs w:val="20"/>
-        </w:rPr>
-        <w:t>)</w:t>
-      </w:r>
-      <w:r>
-        <w:rPr>
-          <w:rFonts w:ascii="굴림" w:eastAsia="굴림" w:hAnsi="굴림"/>
-          <w:sz w:val="20"/>
-          <w:szCs w:val="20"/>
-        </w:rPr>
-        <w:t xml:space="preserve"> - </w:t>
-      </w:r>
-      <w:r>
-        <w:rPr>
-          <w:rFonts w:ascii="굴림" w:eastAsia="굴림" w:hAnsi="굴림" w:hint="eastAsia"/>
-          <w:sz w:val="20"/>
-          <w:szCs w:val="20"/>
-        </w:rPr>
-        <w:t>정답</w:t>
-      </w:r>
-      <w:r>
-        <w:rPr>
-          <w:rFonts w:ascii="굴림" w:eastAsia="굴림" w:hAnsi="굴림"/>
-          <w:sz w:val="20"/>
-          <w:szCs w:val="20"/>
-        </w:rPr>
-        <w:t>(</w:t>
-      </w:r>
-      <w:r>
-        <w:rPr>
-          <w:rFonts w:ascii="굴림" w:eastAsia="굴림" w:hAnsi="굴림" w:hint="eastAsia"/>
-          <w:sz w:val="20"/>
-          <w:szCs w:val="20"/>
-        </w:rPr>
-        <w:t>라벨,</w:t>
-      </w:r>
-      <w:r>
-        <w:rPr>
-          <w:rFonts w:ascii="굴림" w:eastAsia="굴림" w:hAnsi="굴림"/>
+          <w:u w:val="single"/>
+        </w:rPr>
+        <w:t>교차 엔트로피</w:t>
+      </w:r>
+      <w:r>
+        <w:rPr>
+          <w:rFonts w:ascii="굴림" w:eastAsia="굴림" w:hAnsi="굴림" w:hint="eastAsia"/>
           <w:sz w:val="20"/>
           <w:szCs w:val="20"/>
         </w:rPr>
@@ -3471,45 +4085,51 @@
       </w:r>
       <w:r>
         <w:rPr>
-          <w:rFonts w:ascii="굴림" w:eastAsia="굴림" w:hAnsi="굴림" w:hint="eastAsia"/>
-          <w:sz w:val="20"/>
-          <w:szCs w:val="20"/>
-        </w:rPr>
-        <w:t>Y</w:t>
-      </w:r>
-      <w:proofErr w:type="gramStart"/>
-      <w:r>
-        <w:rPr>
-          <w:rFonts w:ascii="굴림" w:eastAsia="굴림" w:hAnsi="굴림" w:hint="eastAsia"/>
-          <w:sz w:val="20"/>
-          <w:szCs w:val="20"/>
-        </w:rPr>
-        <w:t>)</w:t>
-      </w:r>
-      <w:r>
-        <w:rPr>
-          <w:rFonts w:ascii="굴림" w:eastAsia="굴림" w:hAnsi="굴림"/>
-          <w:sz w:val="20"/>
-          <w:szCs w:val="20"/>
-        </w:rPr>
-        <w:t xml:space="preserve"> /</w:t>
-      </w:r>
-      <w:proofErr w:type="gramEnd"/>
-      <w:r>
-        <w:rPr>
-          <w:rFonts w:ascii="굴림" w:eastAsia="굴림" w:hAnsi="굴림"/>
-          <w:sz w:val="20"/>
-          <w:szCs w:val="20"/>
-        </w:rPr>
-        <w:t xml:space="preserve"> 오류를 </w:t>
-      </w:r>
-      <w:r>
-        <w:rPr>
-          <w:rFonts w:ascii="굴림" w:eastAsia="굴림" w:hAnsi="굴림" w:hint="eastAsia"/>
-          <w:sz w:val="20"/>
-          <w:szCs w:val="20"/>
-        </w:rPr>
-        <w:t>줄이는 것이 지도학습의 목표</w:t>
+          <w:rFonts w:ascii="굴림" w:eastAsia="굴림" w:hAnsi="굴림"/>
+          <w:sz w:val="20"/>
+          <w:szCs w:val="20"/>
+        </w:rPr>
+        <w:t xml:space="preserve">– </w:t>
+      </w:r>
+      <w:r>
+        <w:rPr>
+          <w:rFonts w:ascii="굴림" w:eastAsia="굴림" w:hAnsi="굴림" w:hint="eastAsia"/>
+          <w:sz w:val="20"/>
+          <w:szCs w:val="20"/>
+        </w:rPr>
+        <w:t xml:space="preserve">정답일 확률이 높다고 판단하면 손실이 작아짐 </w:t>
+      </w:r>
+      <w:r>
+        <w:rPr>
+          <w:rFonts w:ascii="굴림" w:eastAsia="굴림" w:hAnsi="굴림"/>
+          <w:sz w:val="20"/>
+          <w:szCs w:val="20"/>
+        </w:rPr>
+        <w:t xml:space="preserve">/ </w:t>
+      </w:r>
+      <w:r>
+        <w:rPr>
+          <w:rFonts w:ascii="굴림" w:eastAsia="굴림" w:hAnsi="굴림" w:hint="eastAsia"/>
+          <w:sz w:val="20"/>
+          <w:szCs w:val="20"/>
+        </w:rPr>
+        <w:t>정답 확률이</w:t>
+      </w:r>
+      <w:r>
+        <w:rPr>
+          <w:rFonts w:ascii="굴림" w:eastAsia="굴림" w:hAnsi="굴림"/>
+          <w:sz w:val="20"/>
+          <w:szCs w:val="20"/>
+        </w:rPr>
+        <w:t xml:space="preserve"> </w:t>
+      </w:r>
+      <w:r>
+        <w:rPr>
+          <w:rFonts w:ascii="굴림" w:eastAsia="굴림" w:hAnsi="굴림" w:hint="eastAsia"/>
+          <w:sz w:val="20"/>
+          <w:szCs w:val="20"/>
+        </w:rPr>
+        <w:t>낮으면 손실이 더 커짐</w:t>
       </w:r>
     </w:p>
     <w:p>
@@ -3531,15 +4151,7 @@
           <w:sz w:val="20"/>
           <w:szCs w:val="20"/>
         </w:rPr>
-        <w:t xml:space="preserve">회귀 </w:t>
-      </w:r>
-      <w:r>
-        <w:rPr>
-          <w:rFonts w:ascii="굴림" w:eastAsia="굴림" w:hAnsi="굴림" w:hint="eastAsia"/>
-          <w:sz w:val="20"/>
-          <w:szCs w:val="20"/>
-        </w:rPr>
-        <w:t>정확도</w:t>
+        <w:t>오버피팅</w:t>
       </w:r>
     </w:p>
     <w:p>
@@ -3561,1154 +4173,6 @@
           <w:sz w:val="20"/>
           <w:szCs w:val="20"/>
         </w:rPr>
-        <w:t>평균 제곱 오차(</w:t>
-      </w:r>
-      <w:r>
-        <w:rPr>
-          <w:rFonts w:ascii="굴림" w:eastAsia="굴림" w:hAnsi="굴림"/>
-          <w:sz w:val="20"/>
-          <w:szCs w:val="20"/>
-        </w:rPr>
-        <w:t>MSE)</w:t>
-      </w:r>
-      <w:r>
-        <w:rPr>
-          <w:rFonts w:ascii="굴림" w:eastAsia="굴림" w:hAnsi="굴림" w:hint="eastAsia"/>
-          <w:sz w:val="20"/>
-          <w:szCs w:val="20"/>
-        </w:rPr>
-        <w:t xml:space="preserve"> </w:t>
-      </w:r>
-      <w:r>
-        <w:rPr>
-          <w:rFonts w:ascii="굴림" w:eastAsia="굴림" w:hAnsi="굴림"/>
-          <w:sz w:val="20"/>
-          <w:szCs w:val="20"/>
-        </w:rPr>
-        <w:t xml:space="preserve">– </w:t>
-      </w:r>
-      <w:r>
-        <w:rPr>
-          <w:rFonts w:ascii="굴림" w:eastAsia="굴림" w:hAnsi="굴림" w:hint="eastAsia"/>
-          <w:sz w:val="20"/>
-          <w:szCs w:val="20"/>
-        </w:rPr>
-        <w:t>각 데이터에서 정</w:t>
-      </w:r>
-      <w:r>
-        <w:rPr>
-          <w:rFonts w:ascii="굴림" w:eastAsia="굴림" w:hAnsi="굴림"/>
-          <w:sz w:val="20"/>
-          <w:szCs w:val="20"/>
-        </w:rPr>
-        <w:t xml:space="preserve">답과 </w:t>
-      </w:r>
-      <w:r>
-        <w:rPr>
-          <w:rFonts w:ascii="굴림" w:eastAsia="굴림" w:hAnsi="굴림" w:hint="eastAsia"/>
-          <w:sz w:val="20"/>
-          <w:szCs w:val="20"/>
-        </w:rPr>
-        <w:t xml:space="preserve">예측의 평균 제곱 </w:t>
-      </w:r>
-      <w:proofErr w:type="spellStart"/>
-      <w:r>
-        <w:rPr>
-          <w:rFonts w:ascii="굴림" w:eastAsia="굴림" w:hAnsi="굴림" w:hint="eastAsia"/>
-          <w:sz w:val="20"/>
-          <w:szCs w:val="20"/>
-        </w:rPr>
-        <w:t>차이값</w:t>
-      </w:r>
-      <w:proofErr w:type="spellEnd"/>
-      <w:r>
-        <w:rPr>
-          <w:rFonts w:ascii="굴림" w:eastAsia="굴림" w:hAnsi="굴림" w:hint="eastAsia"/>
-          <w:sz w:val="20"/>
-          <w:szCs w:val="20"/>
-        </w:rPr>
-        <w:t xml:space="preserve"> </w:t>
-      </w:r>
-      <w:r>
-        <w:rPr>
-          <w:rFonts w:ascii="굴림" w:eastAsia="굴림" w:hAnsi="굴림"/>
-          <w:sz w:val="20"/>
-          <w:szCs w:val="20"/>
-        </w:rPr>
-        <w:t xml:space="preserve">– </w:t>
-      </w:r>
-      <w:r>
-        <w:rPr>
-          <w:rFonts w:ascii="굴림" w:eastAsia="굴림" w:hAnsi="굴림" w:hint="eastAsia"/>
-          <w:sz w:val="20"/>
-          <w:szCs w:val="20"/>
-        </w:rPr>
-        <w:t>큰 오류에 큰 페널티 부여</w:t>
-      </w:r>
-    </w:p>
-    <w:p>
-      <w:pPr>
-        <w:pStyle w:val="a6"/>
-        <w:numPr>
-          <w:ilvl w:val="2"/>
-          <w:numId w:val="5"/>
-        </w:numPr>
-        <w:rPr>
-          <w:rFonts w:ascii="굴림" w:eastAsia="굴림" w:hAnsi="굴림"/>
-          <w:sz w:val="20"/>
-          <w:szCs w:val="20"/>
-        </w:rPr>
-      </w:pPr>
-      <w:r>
-        <w:rPr>
-          <w:rFonts w:ascii="굴림" w:eastAsia="굴림" w:hAnsi="굴림" w:hint="eastAsia"/>
-          <w:sz w:val="20"/>
-          <w:szCs w:val="20"/>
-        </w:rPr>
-        <w:t>회귀 설명력(</w:t>
-      </w:r>
-      <w:r>
-        <w:rPr>
-          <w:rFonts w:ascii="굴림" w:eastAsia="굴림" w:hAnsi="굴림"/>
-          <w:sz w:val="20"/>
-          <w:szCs w:val="20"/>
-        </w:rPr>
-        <w:t>R</w:t>
-      </w:r>
-      <w:r>
-        <w:rPr>
-          <w:rFonts w:ascii="굴림" w:eastAsia="굴림" w:hAnsi="굴림"/>
-          <w:sz w:val="20"/>
-          <w:szCs w:val="20"/>
-        </w:rPr>
-        <w:t>2</w:t>
-      </w:r>
-      <w:r>
-        <w:rPr>
-          <w:rFonts w:ascii="굴림" w:eastAsia="굴림" w:hAnsi="굴림" w:hint="eastAsia"/>
-          <w:sz w:val="20"/>
-          <w:szCs w:val="20"/>
-        </w:rPr>
-        <w:t>제곱</w:t>
-      </w:r>
-      <w:r>
-        <w:rPr>
-          <w:rFonts w:ascii="굴림" w:eastAsia="굴림" w:hAnsi="굴림"/>
-          <w:sz w:val="20"/>
-          <w:szCs w:val="20"/>
-        </w:rPr>
-        <w:t>)</w:t>
-      </w:r>
-      <w:r>
-        <w:rPr>
-          <w:rFonts w:ascii="굴림" w:eastAsia="굴림" w:hAnsi="굴림" w:hint="eastAsia"/>
-          <w:sz w:val="20"/>
-          <w:szCs w:val="20"/>
-        </w:rPr>
-        <w:t xml:space="preserve"> </w:t>
-      </w:r>
-      <w:r>
-        <w:rPr>
-          <w:rFonts w:ascii="굴림" w:eastAsia="굴림" w:hAnsi="굴림"/>
-          <w:sz w:val="20"/>
-          <w:szCs w:val="20"/>
-        </w:rPr>
-        <w:t xml:space="preserve">– 평균만 </w:t>
-      </w:r>
-      <w:r>
-        <w:rPr>
-          <w:rFonts w:ascii="굴림" w:eastAsia="굴림" w:hAnsi="굴림" w:hint="eastAsia"/>
-          <w:sz w:val="20"/>
-          <w:szCs w:val="20"/>
-        </w:rPr>
-        <w:t xml:space="preserve">쓰는 단순한 예측보다 모델이 실제 값을 얼마나 더 잘 맞추는지를 </w:t>
-      </w:r>
-      <w:r>
-        <w:rPr>
-          <w:rFonts w:ascii="굴림" w:eastAsia="굴림" w:hAnsi="굴림"/>
-          <w:sz w:val="20"/>
-          <w:szCs w:val="20"/>
-        </w:rPr>
-        <w:t xml:space="preserve">1 – 0 </w:t>
-      </w:r>
-      <w:r>
-        <w:rPr>
-          <w:rFonts w:ascii="굴림" w:eastAsia="굴림" w:hAnsi="굴림" w:hint="eastAsia"/>
-          <w:sz w:val="20"/>
-          <w:szCs w:val="20"/>
-        </w:rPr>
-        <w:t xml:space="preserve">사이 값으로 </w:t>
-      </w:r>
-      <w:proofErr w:type="gramStart"/>
-      <w:r>
-        <w:rPr>
-          <w:rFonts w:ascii="굴림" w:eastAsia="굴림" w:hAnsi="굴림" w:hint="eastAsia"/>
-          <w:sz w:val="20"/>
-          <w:szCs w:val="20"/>
-        </w:rPr>
-        <w:t xml:space="preserve">나타냄 </w:t>
-      </w:r>
-      <w:r>
-        <w:rPr>
-          <w:rFonts w:ascii="굴림" w:eastAsia="굴림" w:hAnsi="굴림"/>
-          <w:sz w:val="20"/>
-          <w:szCs w:val="20"/>
-        </w:rPr>
-        <w:t>/</w:t>
-      </w:r>
-      <w:proofErr w:type="gramEnd"/>
-      <w:r>
-        <w:rPr>
-          <w:rFonts w:ascii="굴림" w:eastAsia="굴림" w:hAnsi="굴림"/>
-          <w:sz w:val="20"/>
-          <w:szCs w:val="20"/>
-        </w:rPr>
-        <w:t xml:space="preserve"> 1</w:t>
-      </w:r>
-      <w:r>
-        <w:rPr>
-          <w:rFonts w:ascii="굴림" w:eastAsia="굴림" w:hAnsi="굴림" w:hint="eastAsia"/>
-          <w:sz w:val="20"/>
-          <w:szCs w:val="20"/>
-        </w:rPr>
-        <w:t xml:space="preserve">에 가까울수록 </w:t>
-      </w:r>
-      <w:proofErr w:type="gramStart"/>
-      <w:r>
-        <w:rPr>
-          <w:rFonts w:ascii="굴림" w:eastAsia="굴림" w:hAnsi="굴림" w:hint="eastAsia"/>
-          <w:sz w:val="20"/>
-          <w:szCs w:val="20"/>
-        </w:rPr>
-        <w:t>좋음</w:t>
-      </w:r>
-      <w:r>
-        <w:rPr>
-          <w:rFonts w:ascii="굴림" w:eastAsia="굴림" w:hAnsi="굴림" w:hint="eastAsia"/>
-          <w:sz w:val="20"/>
-          <w:szCs w:val="20"/>
-        </w:rPr>
-        <w:t xml:space="preserve"> </w:t>
-      </w:r>
-      <w:r>
-        <w:rPr>
-          <w:rFonts w:ascii="굴림" w:eastAsia="굴림" w:hAnsi="굴림"/>
-          <w:sz w:val="20"/>
-          <w:szCs w:val="20"/>
-        </w:rPr>
-        <w:t>/</w:t>
-      </w:r>
-      <w:proofErr w:type="gramEnd"/>
-      <w:r>
-        <w:rPr>
-          <w:rFonts w:ascii="굴림" w:eastAsia="굴림" w:hAnsi="굴림"/>
-          <w:sz w:val="20"/>
-          <w:szCs w:val="20"/>
-        </w:rPr>
-        <w:t xml:space="preserve"> </w:t>
-      </w:r>
-      <w:r>
-        <w:rPr>
-          <w:rFonts w:ascii="굴림" w:eastAsia="굴림" w:hAnsi="굴림" w:hint="eastAsia"/>
-          <w:sz w:val="20"/>
-          <w:szCs w:val="20"/>
-        </w:rPr>
-        <w:t>음수가 나오면 평균값보다 예측을 못한 것</w:t>
-      </w:r>
-    </w:p>
-    <w:p>
-      <w:pPr>
-        <w:pStyle w:val="a6"/>
-        <w:numPr>
-          <w:ilvl w:val="3"/>
-          <w:numId w:val="5"/>
-        </w:numPr>
-        <w:rPr>
-          <w:rFonts w:ascii="굴림" w:eastAsia="굴림" w:hAnsi="굴림"/>
-          <w:sz w:val="20"/>
-          <w:szCs w:val="20"/>
-        </w:rPr>
-      </w:pPr>
-      <w:r>
-        <w:rPr>
-          <w:rFonts w:ascii="굴림" w:eastAsia="굴림" w:hAnsi="굴림" w:hint="eastAsia"/>
-          <w:sz w:val="20"/>
-          <w:szCs w:val="20"/>
-        </w:rPr>
-        <w:t xml:space="preserve">결정 계수 </w:t>
-      </w:r>
-      <w:r>
-        <w:rPr>
-          <w:rFonts w:ascii="굴림" w:eastAsia="굴림" w:hAnsi="굴림"/>
-          <w:sz w:val="20"/>
-          <w:szCs w:val="20"/>
-        </w:rPr>
-        <w:t xml:space="preserve">= </w:t>
-      </w:r>
-      <w:r>
-        <w:rPr>
-          <w:rFonts w:ascii="굴림" w:eastAsia="굴림" w:hAnsi="굴림" w:hint="eastAsia"/>
-          <w:sz w:val="20"/>
-          <w:szCs w:val="20"/>
-        </w:rPr>
-        <w:t xml:space="preserve">모델의 </w:t>
-      </w:r>
-      <w:proofErr w:type="spellStart"/>
-      <w:r>
-        <w:rPr>
-          <w:rFonts w:ascii="굴림" w:eastAsia="굴림" w:hAnsi="굴림" w:hint="eastAsia"/>
-          <w:sz w:val="20"/>
-          <w:szCs w:val="20"/>
-        </w:rPr>
-        <w:t>예측값</w:t>
-      </w:r>
-      <w:proofErr w:type="spellEnd"/>
-      <w:r>
-        <w:rPr>
-          <w:rFonts w:ascii="굴림" w:eastAsia="굴림" w:hAnsi="굴림" w:hint="eastAsia"/>
-          <w:sz w:val="20"/>
-          <w:szCs w:val="20"/>
-        </w:rPr>
-        <w:t xml:space="preserve"> Y</w:t>
-      </w:r>
-      <w:r>
-        <w:rPr>
-          <w:rFonts w:ascii="굴림" w:eastAsia="굴림" w:hAnsi="굴림"/>
-          <w:sz w:val="20"/>
-          <w:szCs w:val="20"/>
-        </w:rPr>
-        <w:t xml:space="preserve"> </w:t>
-      </w:r>
-      <w:proofErr w:type="gramStart"/>
-      <w:r>
-        <w:rPr>
-          <w:rFonts w:ascii="굴림" w:eastAsia="굴림" w:hAnsi="굴림"/>
-          <w:sz w:val="20"/>
-          <w:szCs w:val="20"/>
-        </w:rPr>
-        <w:t>hat /</w:t>
-      </w:r>
-      <w:proofErr w:type="gramEnd"/>
-      <w:r>
-        <w:rPr>
-          <w:rFonts w:ascii="굴림" w:eastAsia="굴림" w:hAnsi="굴림"/>
-          <w:sz w:val="20"/>
-          <w:szCs w:val="20"/>
-        </w:rPr>
-        <w:t xml:space="preserve"> Y</w:t>
-      </w:r>
-      <w:r>
-        <w:rPr>
-          <w:rFonts w:ascii="굴림" w:eastAsia="굴림" w:hAnsi="굴림" w:hint="eastAsia"/>
-          <w:sz w:val="20"/>
-          <w:szCs w:val="20"/>
-        </w:rPr>
-        <w:t>값의 평균값</w:t>
-      </w:r>
-    </w:p>
-    <w:p>
-      <w:pPr>
-        <w:pStyle w:val="a6"/>
-        <w:numPr>
-          <w:ilvl w:val="2"/>
-          <w:numId w:val="5"/>
-        </w:numPr>
-        <w:rPr>
-          <w:rFonts w:ascii="굴림" w:eastAsia="굴림" w:hAnsi="굴림"/>
-          <w:sz w:val="20"/>
-          <w:szCs w:val="20"/>
-        </w:rPr>
-      </w:pPr>
-      <w:r>
-        <w:rPr>
-          <w:rFonts w:ascii="굴림" w:eastAsia="굴림" w:hAnsi="굴림" w:hint="eastAsia"/>
-          <w:sz w:val="20"/>
-          <w:szCs w:val="20"/>
-        </w:rPr>
-        <w:t>정리</w:t>
-      </w:r>
-    </w:p>
-    <w:p>
-      <w:pPr>
-        <w:pStyle w:val="a6"/>
-        <w:numPr>
-          <w:ilvl w:val="3"/>
-          <w:numId w:val="5"/>
-        </w:numPr>
-        <w:rPr>
-          <w:rFonts w:ascii="굴림" w:eastAsia="굴림" w:hAnsi="굴림"/>
-          <w:sz w:val="20"/>
-          <w:szCs w:val="20"/>
-        </w:rPr>
-      </w:pPr>
-      <w:r>
-        <w:rPr>
-          <w:rFonts w:ascii="굴림" w:eastAsia="굴림" w:hAnsi="굴림" w:hint="eastAsia"/>
-          <w:sz w:val="20"/>
-          <w:szCs w:val="20"/>
-        </w:rPr>
-        <w:t>M</w:t>
-      </w:r>
-      <w:r>
-        <w:rPr>
-          <w:rFonts w:ascii="굴림" w:eastAsia="굴림" w:hAnsi="굴림"/>
-          <w:sz w:val="20"/>
-          <w:szCs w:val="20"/>
-        </w:rPr>
-        <w:t xml:space="preserve">SE – 구체적인 </w:t>
-      </w:r>
-      <w:r>
-        <w:rPr>
-          <w:rFonts w:ascii="굴림" w:eastAsia="굴림" w:hAnsi="굴림" w:hint="eastAsia"/>
-          <w:sz w:val="20"/>
-          <w:szCs w:val="20"/>
-        </w:rPr>
-        <w:t>오차 크기를 구할 때,</w:t>
-      </w:r>
-      <w:r>
-        <w:rPr>
-          <w:rFonts w:ascii="굴림" w:eastAsia="굴림" w:hAnsi="굴림"/>
-          <w:sz w:val="20"/>
-          <w:szCs w:val="20"/>
-        </w:rPr>
-        <w:t xml:space="preserve"> </w:t>
-      </w:r>
-      <w:r>
-        <w:rPr>
-          <w:rFonts w:ascii="굴림" w:eastAsia="굴림" w:hAnsi="굴림" w:hint="eastAsia"/>
-          <w:sz w:val="20"/>
-          <w:szCs w:val="20"/>
-        </w:rPr>
-        <w:t>실제 손실을 계산할 때</w:t>
-      </w:r>
-    </w:p>
-    <w:p>
-      <w:pPr>
-        <w:pStyle w:val="a6"/>
-        <w:numPr>
-          <w:ilvl w:val="3"/>
-          <w:numId w:val="5"/>
-        </w:numPr>
-        <w:rPr>
-          <w:rFonts w:ascii="굴림" w:eastAsia="굴림" w:hAnsi="굴림"/>
-          <w:sz w:val="20"/>
-          <w:szCs w:val="20"/>
-        </w:rPr>
-      </w:pPr>
-      <w:r>
-        <w:rPr>
-          <w:rFonts w:ascii="굴림" w:eastAsia="굴림" w:hAnsi="굴림"/>
-          <w:sz w:val="20"/>
-          <w:szCs w:val="20"/>
-        </w:rPr>
-        <w:t>R2</w:t>
-      </w:r>
-      <w:r>
-        <w:rPr>
-          <w:rFonts w:ascii="굴림" w:eastAsia="굴림" w:hAnsi="굴림" w:hint="eastAsia"/>
-          <w:sz w:val="20"/>
-          <w:szCs w:val="20"/>
-        </w:rPr>
-        <w:t xml:space="preserve">제곱 </w:t>
-      </w:r>
-      <w:r>
-        <w:rPr>
-          <w:rFonts w:ascii="굴림" w:eastAsia="굴림" w:hAnsi="굴림"/>
-          <w:sz w:val="20"/>
-          <w:szCs w:val="20"/>
-        </w:rPr>
-        <w:t xml:space="preserve">– </w:t>
-      </w:r>
-      <w:r>
-        <w:rPr>
-          <w:rFonts w:ascii="굴림" w:eastAsia="굴림" w:hAnsi="굴림" w:hint="eastAsia"/>
-          <w:sz w:val="20"/>
-          <w:szCs w:val="20"/>
-        </w:rPr>
-        <w:t>여러 모델의 성능을 객관적으로 비교할 때,</w:t>
-      </w:r>
-      <w:r>
-        <w:rPr>
-          <w:rFonts w:ascii="굴림" w:eastAsia="굴림" w:hAnsi="굴림"/>
-          <w:sz w:val="20"/>
-          <w:szCs w:val="20"/>
-        </w:rPr>
-        <w:t xml:space="preserve"> </w:t>
-      </w:r>
-      <w:r>
-        <w:rPr>
-          <w:rFonts w:ascii="굴림" w:eastAsia="굴림" w:hAnsi="굴림" w:hint="eastAsia"/>
-          <w:sz w:val="20"/>
-          <w:szCs w:val="20"/>
-        </w:rPr>
-        <w:t>전반적으로 얼마나 정확한지 알고 싶을 때</w:t>
-      </w:r>
-    </w:p>
-    <w:p>
-      <w:pPr>
-        <w:pStyle w:val="a6"/>
-        <w:numPr>
-          <w:ilvl w:val="1"/>
-          <w:numId w:val="5"/>
-        </w:numPr>
-        <w:rPr>
-          <w:rFonts w:ascii="굴림" w:eastAsia="굴림" w:hAnsi="굴림"/>
-          <w:sz w:val="20"/>
-          <w:szCs w:val="20"/>
-        </w:rPr>
-      </w:pPr>
-      <w:r>
-        <w:rPr>
-          <w:rFonts w:ascii="굴림" w:eastAsia="굴림" w:hAnsi="굴림" w:hint="eastAsia"/>
-          <w:sz w:val="20"/>
-          <w:szCs w:val="20"/>
-        </w:rPr>
-        <w:t>분류 정확도</w:t>
-      </w:r>
-    </w:p>
-    <w:p>
-      <w:pPr>
-        <w:pStyle w:val="a6"/>
-        <w:numPr>
-          <w:ilvl w:val="2"/>
-          <w:numId w:val="5"/>
-        </w:numPr>
-        <w:rPr>
-          <w:rFonts w:ascii="굴림" w:eastAsia="굴림" w:hAnsi="굴림"/>
-          <w:sz w:val="20"/>
-          <w:szCs w:val="20"/>
-        </w:rPr>
-      </w:pPr>
-      <w:r>
-        <w:rPr>
-          <w:rFonts w:ascii="굴림" w:eastAsia="굴림" w:hAnsi="굴림" w:hint="eastAsia"/>
-          <w:sz w:val="20"/>
-          <w:szCs w:val="20"/>
-        </w:rPr>
-        <w:t xml:space="preserve">범주로 되어있기 때문에 </w:t>
-      </w:r>
-      <w:r>
-        <w:rPr>
-          <w:rFonts w:ascii="굴림" w:eastAsia="굴림" w:hAnsi="굴림"/>
-          <w:sz w:val="20"/>
-          <w:szCs w:val="20"/>
-        </w:rPr>
-        <w:t>MSE</w:t>
-      </w:r>
-      <w:r>
-        <w:rPr>
-          <w:rFonts w:ascii="굴림" w:eastAsia="굴림" w:hAnsi="굴림" w:hint="eastAsia"/>
-          <w:sz w:val="20"/>
-          <w:szCs w:val="20"/>
-        </w:rPr>
-        <w:t>나 R</w:t>
-      </w:r>
-      <w:r>
-        <w:rPr>
-          <w:rFonts w:ascii="굴림" w:eastAsia="굴림" w:hAnsi="굴림"/>
-          <w:sz w:val="20"/>
-          <w:szCs w:val="20"/>
-        </w:rPr>
-        <w:t>2</w:t>
-      </w:r>
-      <w:r>
-        <w:rPr>
-          <w:rFonts w:ascii="굴림" w:eastAsia="굴림" w:hAnsi="굴림" w:hint="eastAsia"/>
-          <w:sz w:val="20"/>
-          <w:szCs w:val="20"/>
-        </w:rPr>
-        <w:t>제곱을 사용할 수 없음</w:t>
-      </w:r>
-    </w:p>
-    <w:p>
-      <w:pPr>
-        <w:pStyle w:val="a6"/>
-        <w:numPr>
-          <w:ilvl w:val="2"/>
-          <w:numId w:val="5"/>
-        </w:numPr>
-        <w:rPr>
-          <w:rFonts w:ascii="굴림" w:eastAsia="굴림" w:hAnsi="굴림"/>
-          <w:sz w:val="20"/>
-          <w:szCs w:val="20"/>
-        </w:rPr>
-      </w:pPr>
-      <w:r>
-        <w:rPr>
-          <w:rFonts w:ascii="굴림" w:eastAsia="굴림" w:hAnsi="굴림" w:hint="eastAsia"/>
-          <w:sz w:val="20"/>
-          <w:szCs w:val="20"/>
-        </w:rPr>
-        <w:t xml:space="preserve">정확도는 전체 예측 중 올바르게 맞춘 예측의 비율로 나타냄 </w:t>
-      </w:r>
-      <w:r>
-        <w:rPr>
-          <w:rFonts w:ascii="굴림" w:eastAsia="굴림" w:hAnsi="굴림"/>
-          <w:sz w:val="20"/>
-          <w:szCs w:val="20"/>
-        </w:rPr>
-        <w:t xml:space="preserve">– </w:t>
-      </w:r>
-      <w:r>
-        <w:rPr>
-          <w:rFonts w:ascii="굴림" w:eastAsia="굴림" w:hAnsi="굴림" w:hint="eastAsia"/>
-          <w:sz w:val="20"/>
-          <w:szCs w:val="20"/>
-        </w:rPr>
-        <w:t>단순히 얼마나 맞췄는지</w:t>
-      </w:r>
-    </w:p>
-    <w:p>
-      <w:pPr>
-        <w:pStyle w:val="a6"/>
-        <w:numPr>
-          <w:ilvl w:val="3"/>
-          <w:numId w:val="5"/>
-        </w:numPr>
-        <w:rPr>
-          <w:rFonts w:ascii="굴림" w:eastAsia="굴림" w:hAnsi="굴림"/>
-          <w:sz w:val="20"/>
-          <w:szCs w:val="20"/>
-        </w:rPr>
-      </w:pPr>
-      <w:r>
-        <w:rPr>
-          <w:rFonts w:ascii="굴림" w:eastAsia="굴림" w:hAnsi="굴림" w:hint="eastAsia"/>
-          <w:sz w:val="20"/>
-          <w:szCs w:val="20"/>
-        </w:rPr>
-        <w:t>불균형 데이터</w:t>
-      </w:r>
-      <w:r>
-        <w:rPr>
-          <w:rFonts w:ascii="굴림" w:eastAsia="굴림" w:hAnsi="굴림" w:hint="eastAsia"/>
-          <w:sz w:val="20"/>
-          <w:szCs w:val="20"/>
-        </w:rPr>
-        <w:t>의</w:t>
-      </w:r>
-      <w:r>
-        <w:rPr>
-          <w:rFonts w:ascii="굴림" w:eastAsia="굴림" w:hAnsi="굴림" w:hint="eastAsia"/>
-          <w:sz w:val="20"/>
-          <w:szCs w:val="20"/>
-        </w:rPr>
-        <w:t xml:space="preserve"> 경우 </w:t>
-      </w:r>
-      <w:r>
-        <w:rPr>
-          <w:rFonts w:ascii="굴림" w:eastAsia="굴림" w:hAnsi="굴림"/>
-          <w:sz w:val="20"/>
-          <w:szCs w:val="20"/>
-        </w:rPr>
-        <w:t xml:space="preserve">– </w:t>
-      </w:r>
-      <w:r>
-        <w:rPr>
-          <w:rFonts w:ascii="굴림" w:eastAsia="굴림" w:hAnsi="굴림" w:hint="eastAsia"/>
-          <w:sz w:val="20"/>
-          <w:szCs w:val="20"/>
-        </w:rPr>
-        <w:t>9</w:t>
-      </w:r>
-      <w:r>
-        <w:rPr>
-          <w:rFonts w:ascii="굴림" w:eastAsia="굴림" w:hAnsi="굴림"/>
-          <w:sz w:val="20"/>
-          <w:szCs w:val="20"/>
-        </w:rPr>
-        <w:t>9%</w:t>
-      </w:r>
-      <w:r>
-        <w:rPr>
-          <w:rFonts w:ascii="굴림" w:eastAsia="굴림" w:hAnsi="굴림" w:hint="eastAsia"/>
-          <w:sz w:val="20"/>
-          <w:szCs w:val="20"/>
-        </w:rPr>
-        <w:t xml:space="preserve">의 사람이 건강하고 환자가 </w:t>
-      </w:r>
-      <w:r>
-        <w:rPr>
-          <w:rFonts w:ascii="굴림" w:eastAsia="굴림" w:hAnsi="굴림"/>
-          <w:sz w:val="20"/>
-          <w:szCs w:val="20"/>
-        </w:rPr>
-        <w:t>10</w:t>
-      </w:r>
-      <w:r>
-        <w:rPr>
-          <w:rFonts w:ascii="굴림" w:eastAsia="굴림" w:hAnsi="굴림" w:hint="eastAsia"/>
-          <w:sz w:val="20"/>
-          <w:szCs w:val="20"/>
-        </w:rPr>
-        <w:t xml:space="preserve">명일 경우 </w:t>
-      </w:r>
-      <w:r>
-        <w:rPr>
-          <w:rFonts w:ascii="굴림" w:eastAsia="굴림" w:hAnsi="굴림"/>
-          <w:sz w:val="20"/>
-          <w:szCs w:val="20"/>
-        </w:rPr>
-        <w:t xml:space="preserve">– </w:t>
-      </w:r>
-      <w:r>
-        <w:rPr>
-          <w:rFonts w:ascii="굴림" w:eastAsia="굴림" w:hAnsi="굴림" w:hint="eastAsia"/>
-          <w:sz w:val="20"/>
-          <w:szCs w:val="20"/>
-        </w:rPr>
-        <w:t xml:space="preserve">늘 건강하다고 예측해도 </w:t>
-      </w:r>
-      <w:r>
-        <w:rPr>
-          <w:rFonts w:ascii="굴림" w:eastAsia="굴림" w:hAnsi="굴림"/>
-          <w:sz w:val="20"/>
-          <w:szCs w:val="20"/>
-        </w:rPr>
-        <w:t>99%</w:t>
-      </w:r>
-      <w:r>
-        <w:rPr>
-          <w:rFonts w:ascii="굴림" w:eastAsia="굴림" w:hAnsi="굴림" w:hint="eastAsia"/>
-          <w:sz w:val="20"/>
-          <w:szCs w:val="20"/>
-        </w:rPr>
-        <w:t>의 정확도를 보임</w:t>
-      </w:r>
-    </w:p>
-    <w:p>
-      <w:pPr>
-        <w:pStyle w:val="a6"/>
-        <w:numPr>
-          <w:ilvl w:val="2"/>
-          <w:numId w:val="5"/>
-        </w:numPr>
-        <w:rPr>
-          <w:rFonts w:ascii="굴림" w:eastAsia="굴림" w:hAnsi="굴림"/>
-          <w:sz w:val="20"/>
-          <w:szCs w:val="20"/>
-        </w:rPr>
-      </w:pPr>
-      <w:r>
-        <w:rPr>
-          <w:rFonts w:ascii="굴림" w:eastAsia="굴림" w:hAnsi="굴림" w:hint="eastAsia"/>
-          <w:sz w:val="20"/>
-          <w:szCs w:val="20"/>
-        </w:rPr>
-        <w:t xml:space="preserve">혼동 행렬 </w:t>
-      </w:r>
-      <w:r>
-        <w:rPr>
-          <w:rFonts w:ascii="굴림" w:eastAsia="굴림" w:hAnsi="굴림"/>
-          <w:sz w:val="20"/>
-          <w:szCs w:val="20"/>
-        </w:rPr>
-        <w:t xml:space="preserve">– </w:t>
-      </w:r>
-      <w:r>
-        <w:rPr>
-          <w:rFonts w:ascii="굴림" w:eastAsia="굴림" w:hAnsi="굴림" w:hint="eastAsia"/>
-          <w:sz w:val="20"/>
-          <w:szCs w:val="20"/>
-        </w:rPr>
-        <w:t xml:space="preserve">실제 양성 예측과 실제 음성 </w:t>
-      </w:r>
-      <w:proofErr w:type="gramStart"/>
-      <w:r>
-        <w:rPr>
-          <w:rFonts w:ascii="굴림" w:eastAsia="굴림" w:hAnsi="굴림" w:hint="eastAsia"/>
-          <w:sz w:val="20"/>
-          <w:szCs w:val="20"/>
-        </w:rPr>
-        <w:t xml:space="preserve">예측 </w:t>
-      </w:r>
-      <w:r>
-        <w:rPr>
-          <w:rFonts w:ascii="굴림" w:eastAsia="굴림" w:hAnsi="굴림"/>
-          <w:sz w:val="20"/>
-          <w:szCs w:val="20"/>
-        </w:rPr>
-        <w:t>/</w:t>
-      </w:r>
-      <w:proofErr w:type="gramEnd"/>
-      <w:r>
-        <w:rPr>
-          <w:rFonts w:ascii="굴림" w:eastAsia="굴림" w:hAnsi="굴림"/>
-          <w:sz w:val="20"/>
-          <w:szCs w:val="20"/>
-        </w:rPr>
-        <w:t xml:space="preserve"> </w:t>
-      </w:r>
-      <w:r>
-        <w:rPr>
-          <w:rFonts w:ascii="굴림" w:eastAsia="굴림" w:hAnsi="굴림" w:hint="eastAsia"/>
-          <w:sz w:val="20"/>
-          <w:szCs w:val="20"/>
-        </w:rPr>
-        <w:t>양성 오답과 음성 오답의 전체 비율을 계산</w:t>
-      </w:r>
-    </w:p>
-    <w:p>
-      <w:pPr>
-        <w:pStyle w:val="a6"/>
-        <w:numPr>
-          <w:ilvl w:val="3"/>
-          <w:numId w:val="5"/>
-        </w:numPr>
-        <w:rPr>
-          <w:rFonts w:ascii="굴림" w:eastAsia="굴림" w:hAnsi="굴림"/>
-          <w:sz w:val="20"/>
-          <w:szCs w:val="20"/>
-        </w:rPr>
-      </w:pPr>
-      <w:r>
-        <w:rPr>
-          <w:rFonts w:ascii="굴림" w:eastAsia="굴림" w:hAnsi="굴림" w:hint="eastAsia"/>
-          <w:sz w:val="20"/>
-          <w:szCs w:val="20"/>
-        </w:rPr>
-        <w:t xml:space="preserve">정밀도 </w:t>
-      </w:r>
-      <w:r>
-        <w:rPr>
-          <w:rFonts w:ascii="굴림" w:eastAsia="굴림" w:hAnsi="굴림"/>
-          <w:sz w:val="20"/>
-          <w:szCs w:val="20"/>
-        </w:rPr>
-        <w:t xml:space="preserve">– </w:t>
-      </w:r>
-      <w:r>
-        <w:rPr>
-          <w:rFonts w:ascii="굴림" w:eastAsia="굴림" w:hAnsi="굴림" w:hint="eastAsia"/>
-          <w:sz w:val="20"/>
-          <w:szCs w:val="20"/>
-        </w:rPr>
-        <w:t>양성/음성이라 판정한 것 중 진짜 양성/음성의 비율</w:t>
-      </w:r>
-    </w:p>
-    <w:p>
-      <w:pPr>
-        <w:pStyle w:val="a6"/>
-        <w:numPr>
-          <w:ilvl w:val="3"/>
-          <w:numId w:val="5"/>
-        </w:numPr>
-        <w:rPr>
-          <w:rFonts w:ascii="굴림" w:eastAsia="굴림" w:hAnsi="굴림"/>
-          <w:sz w:val="20"/>
-          <w:szCs w:val="20"/>
-        </w:rPr>
-      </w:pPr>
-      <w:proofErr w:type="spellStart"/>
-      <w:r>
-        <w:rPr>
-          <w:rFonts w:ascii="굴림" w:eastAsia="굴림" w:hAnsi="굴림" w:hint="eastAsia"/>
-          <w:sz w:val="20"/>
-          <w:szCs w:val="20"/>
-        </w:rPr>
-        <w:t>재현율</w:t>
-      </w:r>
-      <w:proofErr w:type="spellEnd"/>
-      <w:r>
-        <w:rPr>
-          <w:rFonts w:ascii="굴림" w:eastAsia="굴림" w:hAnsi="굴림" w:hint="eastAsia"/>
-          <w:sz w:val="20"/>
-          <w:szCs w:val="20"/>
-        </w:rPr>
-        <w:t xml:space="preserve"> </w:t>
-      </w:r>
-      <w:r>
-        <w:rPr>
-          <w:rFonts w:ascii="굴림" w:eastAsia="굴림" w:hAnsi="굴림"/>
-          <w:sz w:val="20"/>
-          <w:szCs w:val="20"/>
-        </w:rPr>
-        <w:t xml:space="preserve">– </w:t>
-      </w:r>
-      <w:r>
-        <w:rPr>
-          <w:rFonts w:ascii="굴림" w:eastAsia="굴림" w:hAnsi="굴림" w:hint="eastAsia"/>
-          <w:sz w:val="20"/>
-          <w:szCs w:val="20"/>
-        </w:rPr>
-        <w:t>진짜 양성/음성 가운데 잡아낸 예측 양성/음성 비율</w:t>
-      </w:r>
-    </w:p>
-    <w:p>
-      <w:pPr>
-        <w:pStyle w:val="a6"/>
-        <w:numPr>
-          <w:ilvl w:val="3"/>
-          <w:numId w:val="5"/>
-        </w:numPr>
-        <w:rPr>
-          <w:rFonts w:ascii="굴림" w:eastAsia="굴림" w:hAnsi="굴림"/>
-          <w:sz w:val="20"/>
-          <w:szCs w:val="20"/>
-        </w:rPr>
-      </w:pPr>
-      <w:r>
-        <w:rPr>
-          <w:rFonts w:ascii="굴림" w:eastAsia="굴림" w:hAnsi="굴림" w:hint="eastAsia"/>
-          <w:sz w:val="20"/>
-          <w:szCs w:val="20"/>
-        </w:rPr>
-        <w:t>F</w:t>
-      </w:r>
-      <w:r>
-        <w:rPr>
-          <w:rFonts w:ascii="굴림" w:eastAsia="굴림" w:hAnsi="굴림"/>
-          <w:sz w:val="20"/>
-          <w:szCs w:val="20"/>
-        </w:rPr>
-        <w:t xml:space="preserve">1 – score = 2 </w:t>
-      </w:r>
-      <w:proofErr w:type="gramStart"/>
-      <w:r>
-        <w:rPr>
-          <w:rFonts w:ascii="굴림" w:eastAsia="굴림" w:hAnsi="굴림"/>
-          <w:sz w:val="20"/>
-          <w:szCs w:val="20"/>
-        </w:rPr>
-        <w:t xml:space="preserve">*( </w:t>
-      </w:r>
-      <w:r>
-        <w:rPr>
-          <w:rFonts w:ascii="굴림" w:eastAsia="굴림" w:hAnsi="굴림" w:hint="eastAsia"/>
-          <w:sz w:val="20"/>
-          <w:szCs w:val="20"/>
-        </w:rPr>
-        <w:t>정밀도</w:t>
-      </w:r>
-      <w:proofErr w:type="gramEnd"/>
-      <w:r>
-        <w:rPr>
-          <w:rFonts w:ascii="굴림" w:eastAsia="굴림" w:hAnsi="굴림" w:hint="eastAsia"/>
-          <w:sz w:val="20"/>
-          <w:szCs w:val="20"/>
-        </w:rPr>
-        <w:t xml:space="preserve"> </w:t>
-      </w:r>
-      <w:r>
-        <w:rPr>
-          <w:rFonts w:ascii="굴림" w:eastAsia="굴림" w:hAnsi="굴림"/>
-          <w:sz w:val="20"/>
-          <w:szCs w:val="20"/>
-        </w:rPr>
-        <w:t xml:space="preserve">* </w:t>
-      </w:r>
-      <w:proofErr w:type="spellStart"/>
-      <w:r>
-        <w:rPr>
-          <w:rFonts w:ascii="굴림" w:eastAsia="굴림" w:hAnsi="굴림" w:hint="eastAsia"/>
-          <w:sz w:val="20"/>
-          <w:szCs w:val="20"/>
-        </w:rPr>
-        <w:t>재현율</w:t>
-      </w:r>
-      <w:proofErr w:type="spellEnd"/>
-      <w:proofErr w:type="gramStart"/>
-      <w:r>
-        <w:rPr>
-          <w:rFonts w:ascii="굴림" w:eastAsia="굴림" w:hAnsi="굴림" w:hint="eastAsia"/>
-          <w:sz w:val="20"/>
-          <w:szCs w:val="20"/>
-        </w:rPr>
-        <w:t>)</w:t>
-      </w:r>
-      <w:r>
-        <w:rPr>
-          <w:rFonts w:ascii="굴림" w:eastAsia="굴림" w:hAnsi="굴림"/>
-          <w:sz w:val="20"/>
-          <w:szCs w:val="20"/>
-        </w:rPr>
-        <w:t xml:space="preserve"> /</w:t>
-      </w:r>
-      <w:proofErr w:type="gramEnd"/>
-      <w:r>
-        <w:rPr>
-          <w:rFonts w:ascii="굴림" w:eastAsia="굴림" w:hAnsi="굴림"/>
-          <w:sz w:val="20"/>
-          <w:szCs w:val="20"/>
-        </w:rPr>
-        <w:t xml:space="preserve"> (</w:t>
-      </w:r>
-      <w:r>
-        <w:rPr>
-          <w:rFonts w:ascii="굴림" w:eastAsia="굴림" w:hAnsi="굴림" w:hint="eastAsia"/>
-          <w:sz w:val="20"/>
-          <w:szCs w:val="20"/>
-        </w:rPr>
-        <w:t>정밀도 +</w:t>
-      </w:r>
-      <w:r>
-        <w:rPr>
-          <w:rFonts w:ascii="굴림" w:eastAsia="굴림" w:hAnsi="굴림"/>
-          <w:sz w:val="20"/>
-          <w:szCs w:val="20"/>
-        </w:rPr>
-        <w:t xml:space="preserve"> </w:t>
-      </w:r>
-      <w:proofErr w:type="spellStart"/>
-      <w:r>
-        <w:rPr>
-          <w:rFonts w:ascii="굴림" w:eastAsia="굴림" w:hAnsi="굴림" w:hint="eastAsia"/>
-          <w:sz w:val="20"/>
-          <w:szCs w:val="20"/>
-        </w:rPr>
-        <w:t>재현율</w:t>
-      </w:r>
-      <w:proofErr w:type="spellEnd"/>
-      <w:r>
-        <w:rPr>
-          <w:rFonts w:ascii="굴림" w:eastAsia="굴림" w:hAnsi="굴림" w:hint="eastAsia"/>
-          <w:sz w:val="20"/>
-          <w:szCs w:val="20"/>
-        </w:rPr>
-        <w:t>)</w:t>
-      </w:r>
-    </w:p>
-    <w:p>
-      <w:pPr>
-        <w:pStyle w:val="a6"/>
-        <w:numPr>
-          <w:ilvl w:val="2"/>
-          <w:numId w:val="5"/>
-        </w:numPr>
-        <w:rPr>
-          <w:rFonts w:ascii="굴림" w:eastAsia="굴림" w:hAnsi="굴림"/>
-          <w:sz w:val="20"/>
-          <w:szCs w:val="20"/>
-        </w:rPr>
-      </w:pPr>
-      <w:r>
-        <w:rPr>
-          <w:rFonts w:ascii="굴림" w:eastAsia="굴림" w:hAnsi="굴림" w:hint="eastAsia"/>
-          <w:sz w:val="20"/>
-          <w:szCs w:val="20"/>
-        </w:rPr>
-        <w:t xml:space="preserve">교차 엔트로피 </w:t>
-      </w:r>
-      <w:r>
-        <w:rPr>
-          <w:rFonts w:ascii="굴림" w:eastAsia="굴림" w:hAnsi="굴림"/>
-          <w:sz w:val="20"/>
-          <w:szCs w:val="20"/>
-        </w:rPr>
-        <w:t xml:space="preserve">– </w:t>
-      </w:r>
-      <w:r>
-        <w:rPr>
-          <w:rFonts w:ascii="굴림" w:eastAsia="굴림" w:hAnsi="굴림" w:hint="eastAsia"/>
-          <w:sz w:val="20"/>
-          <w:szCs w:val="20"/>
-        </w:rPr>
-        <w:t xml:space="preserve">정답일 확률이 높다고 판단하면 손실이 </w:t>
-      </w:r>
-      <w:proofErr w:type="spellStart"/>
-      <w:proofErr w:type="gramStart"/>
-      <w:r>
-        <w:rPr>
-          <w:rFonts w:ascii="굴림" w:eastAsia="굴림" w:hAnsi="굴림" w:hint="eastAsia"/>
-          <w:sz w:val="20"/>
-          <w:szCs w:val="20"/>
-        </w:rPr>
-        <w:t>작아짐</w:t>
-      </w:r>
-      <w:proofErr w:type="spellEnd"/>
-      <w:r>
-        <w:rPr>
-          <w:rFonts w:ascii="굴림" w:eastAsia="굴림" w:hAnsi="굴림" w:hint="eastAsia"/>
-          <w:sz w:val="20"/>
-          <w:szCs w:val="20"/>
-        </w:rPr>
-        <w:t xml:space="preserve"> </w:t>
-      </w:r>
-      <w:r>
-        <w:rPr>
-          <w:rFonts w:ascii="굴림" w:eastAsia="굴림" w:hAnsi="굴림"/>
-          <w:sz w:val="20"/>
-          <w:szCs w:val="20"/>
-        </w:rPr>
-        <w:t>/</w:t>
-      </w:r>
-      <w:proofErr w:type="gramEnd"/>
-      <w:r>
-        <w:rPr>
-          <w:rFonts w:ascii="굴림" w:eastAsia="굴림" w:hAnsi="굴림"/>
-          <w:sz w:val="20"/>
-          <w:szCs w:val="20"/>
-        </w:rPr>
-        <w:t xml:space="preserve"> </w:t>
-      </w:r>
-      <w:r>
-        <w:rPr>
-          <w:rFonts w:ascii="굴림" w:eastAsia="굴림" w:hAnsi="굴림" w:hint="eastAsia"/>
-          <w:sz w:val="20"/>
-          <w:szCs w:val="20"/>
-        </w:rPr>
-        <w:t>정답 확률이</w:t>
-      </w:r>
-      <w:r>
-        <w:rPr>
-          <w:rFonts w:ascii="굴림" w:eastAsia="굴림" w:hAnsi="굴림"/>
-          <w:sz w:val="20"/>
-          <w:szCs w:val="20"/>
-        </w:rPr>
-        <w:t xml:space="preserve"> </w:t>
-      </w:r>
-      <w:r>
-        <w:rPr>
-          <w:rFonts w:ascii="굴림" w:eastAsia="굴림" w:hAnsi="굴림" w:hint="eastAsia"/>
-          <w:sz w:val="20"/>
-          <w:szCs w:val="20"/>
-        </w:rPr>
-        <w:t>낮으면 손실이 더 커짐</w:t>
-      </w:r>
-    </w:p>
-    <w:p>
-      <w:pPr>
-        <w:pStyle w:val="a6"/>
-        <w:numPr>
-          <w:ilvl w:val="1"/>
-          <w:numId w:val="5"/>
-        </w:numPr>
-        <w:rPr>
-          <w:rFonts w:ascii="굴림" w:eastAsia="굴림" w:hAnsi="굴림"/>
-          <w:sz w:val="20"/>
-          <w:szCs w:val="20"/>
-        </w:rPr>
-      </w:pPr>
-      <w:proofErr w:type="spellStart"/>
-      <w:r>
-        <w:rPr>
-          <w:rFonts w:ascii="굴림" w:eastAsia="굴림" w:hAnsi="굴림" w:hint="eastAsia"/>
-          <w:sz w:val="20"/>
-          <w:szCs w:val="20"/>
-        </w:rPr>
-        <w:t>오버피팅</w:t>
-      </w:r>
-      <w:proofErr w:type="spellEnd"/>
-    </w:p>
-    <w:p>
-      <w:pPr>
-        <w:pStyle w:val="a6"/>
-        <w:numPr>
-          <w:ilvl w:val="2"/>
-          <w:numId w:val="5"/>
-        </w:numPr>
-        <w:rPr>
-          <w:rFonts w:ascii="굴림" w:eastAsia="굴림" w:hAnsi="굴림"/>
-          <w:sz w:val="20"/>
-          <w:szCs w:val="20"/>
-        </w:rPr>
-      </w:pPr>
-      <w:r>
-        <w:rPr>
-          <w:rFonts w:ascii="굴림" w:eastAsia="굴림" w:hAnsi="굴림" w:hint="eastAsia"/>
-          <w:sz w:val="20"/>
-          <w:szCs w:val="20"/>
-        </w:rPr>
         <w:t xml:space="preserve">학습의 목적은 </w:t>
       </w:r>
       <w:r>
@@ -4767,34 +4231,14 @@
         </w:rPr>
         <w:t>’</w:t>
       </w:r>
-      <w:proofErr w:type="spellStart"/>
-      <w:r>
-        <w:rPr>
-          <w:rFonts w:ascii="굴림" w:eastAsia="굴림" w:hAnsi="굴림" w:hint="eastAsia"/>
-          <w:sz w:val="20"/>
-          <w:szCs w:val="20"/>
-        </w:rPr>
-        <w:t>를</w:t>
-      </w:r>
-      <w:proofErr w:type="spellEnd"/>
-      <w:r>
-        <w:rPr>
-          <w:rFonts w:ascii="굴림" w:eastAsia="굴림" w:hAnsi="굴림" w:hint="eastAsia"/>
-          <w:sz w:val="20"/>
-          <w:szCs w:val="20"/>
-        </w:rPr>
-        <w:t xml:space="preserve"> 얼마나 정확하게 </w:t>
-      </w:r>
-      <w:proofErr w:type="gramStart"/>
-      <w:r>
-        <w:rPr>
-          <w:rFonts w:ascii="굴림" w:eastAsia="굴림" w:hAnsi="굴림" w:hint="eastAsia"/>
-          <w:sz w:val="20"/>
-          <w:szCs w:val="20"/>
-        </w:rPr>
-        <w:t>예측할까</w:t>
-      </w:r>
-      <w:proofErr w:type="gramEnd"/>
+      <w:r>
+        <w:rPr>
+          <w:rFonts w:ascii="굴림" w:eastAsia="굴림" w:hAnsi="굴림" w:hint="eastAsia"/>
+          <w:sz w:val="20"/>
+          <w:szCs w:val="20"/>
+        </w:rPr>
+        <w:t>를 얼마나 정확하게 예측할까</w:t>
+      </w:r>
     </w:p>
     <w:p>
       <w:pPr>
@@ -4932,23 +4376,13 @@
           <w:szCs w:val="20"/>
         </w:rPr>
       </w:pPr>
-      <w:proofErr w:type="spellStart"/>
-      <w:r>
-        <w:rPr>
-          <w:rFonts w:ascii="굴림" w:eastAsia="굴림" w:hAnsi="굴림" w:hint="eastAsia"/>
-          <w:sz w:val="20"/>
-          <w:szCs w:val="20"/>
-        </w:rPr>
-        <w:t>언더</w:t>
-      </w:r>
-      <w:proofErr w:type="spellEnd"/>
-      <w:r>
-        <w:rPr>
-          <w:rFonts w:ascii="굴림" w:eastAsia="굴림" w:hAnsi="굴림" w:hint="eastAsia"/>
-          <w:sz w:val="20"/>
-          <w:szCs w:val="20"/>
-        </w:rPr>
-        <w:t xml:space="preserve"> 피팅 </w:t>
+      <w:r>
+        <w:rPr>
+          <w:rFonts w:ascii="굴림" w:eastAsia="굴림" w:hAnsi="굴림" w:hint="eastAsia"/>
+          <w:sz w:val="20"/>
+          <w:szCs w:val="20"/>
+        </w:rPr>
+        <w:t xml:space="preserve">언더 피팅 </w:t>
       </w:r>
       <w:r>
         <w:rPr>
@@ -5025,16 +4459,7 @@
           <w:sz w:val="20"/>
           <w:szCs w:val="20"/>
         </w:rPr>
-        <w:t xml:space="preserve">훈련 </w:t>
-      </w:r>
-      <w:proofErr w:type="gramStart"/>
-      <w:r>
-        <w:rPr>
-          <w:rFonts w:ascii="굴림" w:eastAsia="굴림" w:hAnsi="굴림" w:hint="eastAsia"/>
-          <w:sz w:val="20"/>
-          <w:szCs w:val="20"/>
-        </w:rPr>
-        <w:t>오류</w:t>
+        <w:t>훈련 오류</w:t>
       </w:r>
       <w:r>
         <w:rPr>
@@ -5050,16 +4475,7 @@
           <w:sz w:val="20"/>
           <w:szCs w:val="20"/>
         </w:rPr>
-        <w:t>/</w:t>
-      </w:r>
-      <w:proofErr w:type="gramEnd"/>
-      <w:r>
-        <w:rPr>
-          <w:rFonts w:ascii="굴림" w:eastAsia="굴림" w:hAnsi="굴림"/>
-          <w:sz w:val="20"/>
-          <w:szCs w:val="20"/>
-        </w:rPr>
-        <w:t xml:space="preserve"> </w:t>
+        <w:t xml:space="preserve">/ </w:t>
       </w:r>
       <w:r>
         <w:rPr>
@@ -5203,51 +4619,15 @@
           <w:sz w:val="20"/>
           <w:szCs w:val="20"/>
         </w:rPr>
-        <w:t xml:space="preserve">모델이 </w:t>
-      </w:r>
-      <w:proofErr w:type="gramStart"/>
-      <w:r>
-        <w:rPr>
-          <w:rFonts w:ascii="굴림" w:eastAsia="굴림" w:hAnsi="굴림" w:hint="eastAsia"/>
-          <w:sz w:val="20"/>
-          <w:szCs w:val="20"/>
-        </w:rPr>
-        <w:t>복잡해 질수록</w:t>
-      </w:r>
-      <w:proofErr w:type="gramEnd"/>
-      <w:r>
-        <w:rPr>
-          <w:rFonts w:ascii="굴림" w:eastAsia="굴림" w:hAnsi="굴림" w:hint="eastAsia"/>
-          <w:sz w:val="20"/>
-          <w:szCs w:val="20"/>
-        </w:rPr>
-        <w:t xml:space="preserve"> 훈련 오류는 비례해서 </w:t>
-      </w:r>
-      <w:proofErr w:type="gramStart"/>
-      <w:r>
-        <w:rPr>
-          <w:rFonts w:ascii="굴림" w:eastAsia="굴림" w:hAnsi="굴림" w:hint="eastAsia"/>
-          <w:sz w:val="20"/>
-          <w:szCs w:val="20"/>
-        </w:rPr>
-        <w:t xml:space="preserve">낮아짐 </w:t>
-      </w:r>
-      <w:r>
-        <w:rPr>
-          <w:rFonts w:ascii="굴림" w:eastAsia="굴림" w:hAnsi="굴림"/>
-          <w:sz w:val="20"/>
-          <w:szCs w:val="20"/>
-        </w:rPr>
-        <w:t>/</w:t>
-      </w:r>
-      <w:proofErr w:type="gramEnd"/>
-      <w:r>
-        <w:rPr>
-          <w:rFonts w:ascii="굴림" w:eastAsia="굴림" w:hAnsi="굴림"/>
-          <w:sz w:val="20"/>
-          <w:szCs w:val="20"/>
-        </w:rPr>
-        <w:t xml:space="preserve"> </w:t>
+        <w:t xml:space="preserve">모델이 복잡해 질수록 훈련 오류는 비례해서 낮아짐 </w:t>
+      </w:r>
+      <w:r>
+        <w:rPr>
+          <w:rFonts w:ascii="굴림" w:eastAsia="굴림" w:hAnsi="굴림"/>
+          <w:sz w:val="20"/>
+          <w:szCs w:val="20"/>
+        </w:rPr>
+        <w:t xml:space="preserve">/ </w:t>
       </w:r>
       <w:r>
         <w:rPr>
@@ -5369,23 +4749,13 @@
           <w:szCs w:val="20"/>
         </w:rPr>
       </w:pPr>
-      <w:proofErr w:type="spellStart"/>
-      <w:r>
-        <w:rPr>
-          <w:rFonts w:ascii="굴림" w:eastAsia="굴림" w:hAnsi="굴림" w:hint="eastAsia"/>
-          <w:sz w:val="20"/>
-          <w:szCs w:val="20"/>
-        </w:rPr>
-        <w:t>검증셋</w:t>
-      </w:r>
-      <w:proofErr w:type="spellEnd"/>
-      <w:r>
-        <w:rPr>
-          <w:rFonts w:ascii="굴림" w:eastAsia="굴림" w:hAnsi="굴림" w:hint="eastAsia"/>
-          <w:sz w:val="20"/>
-          <w:szCs w:val="20"/>
-        </w:rPr>
-        <w:t>(홀드아웃</w:t>
+      <w:r>
+        <w:rPr>
+          <w:rFonts w:ascii="굴림" w:eastAsia="굴림" w:hAnsi="굴림" w:hint="eastAsia"/>
+          <w:sz w:val="20"/>
+          <w:szCs w:val="20"/>
+        </w:rPr>
+        <w:t>검증셋(홀드아웃</w:t>
       </w:r>
       <w:r>
         <w:rPr>
@@ -5486,7 +4856,6 @@
         <w:lastRenderedPageBreak/>
         <w:t xml:space="preserve"> </w:t>
       </w:r>
-      <w:proofErr w:type="gramStart"/>
       <w:r>
         <w:rPr>
           <w:rFonts w:ascii="굴림" w:eastAsia="굴림" w:hAnsi="굴림"/>
@@ -5501,34 +4870,7 @@
           <w:sz w:val="20"/>
           <w:szCs w:val="20"/>
         </w:rPr>
-        <w:t>어떤</w:t>
-      </w:r>
-      <w:proofErr w:type="gramEnd"/>
-      <w:r>
-        <w:rPr>
-          <w:rFonts w:ascii="굴림" w:eastAsia="굴림" w:hAnsi="굴림" w:hint="eastAsia"/>
-          <w:sz w:val="20"/>
-          <w:szCs w:val="20"/>
-        </w:rPr>
-        <w:t xml:space="preserve"> 표본이 훈련/검증에 </w:t>
-      </w:r>
-      <w:proofErr w:type="spellStart"/>
-      <w:r>
-        <w:rPr>
-          <w:rFonts w:ascii="굴림" w:eastAsia="굴림" w:hAnsi="굴림" w:hint="eastAsia"/>
-          <w:sz w:val="20"/>
-          <w:szCs w:val="20"/>
-        </w:rPr>
-        <w:t>들어가느냐에</w:t>
-      </w:r>
-      <w:proofErr w:type="spellEnd"/>
-      <w:r>
-        <w:rPr>
-          <w:rFonts w:ascii="굴림" w:eastAsia="굴림" w:hAnsi="굴림" w:hint="eastAsia"/>
-          <w:sz w:val="20"/>
-          <w:szCs w:val="20"/>
-        </w:rPr>
-        <w:t xml:space="preserve"> 따라 오류 추정치가 가변적</w:t>
+        <w:t>어떤 표본이 훈련/검증에 들어가느냐에 따라 오류 추정치가 가변적</w:t>
       </w:r>
     </w:p>
     <w:p>
@@ -5552,7 +4894,6 @@
         </w:rPr>
         <w:t xml:space="preserve"> </w:t>
       </w:r>
-      <w:proofErr w:type="gramStart"/>
       <w:r>
         <w:rPr>
           <w:rFonts w:ascii="굴림" w:eastAsia="굴림" w:hAnsi="굴림"/>
@@ -5567,16 +4908,7 @@
           <w:sz w:val="20"/>
           <w:szCs w:val="20"/>
         </w:rPr>
-        <w:t>일부만으로</w:t>
-      </w:r>
-      <w:proofErr w:type="gramEnd"/>
-      <w:r>
-        <w:rPr>
-          <w:rFonts w:ascii="굴림" w:eastAsia="굴림" w:hAnsi="굴림" w:hint="eastAsia"/>
-          <w:sz w:val="20"/>
-          <w:szCs w:val="20"/>
-        </w:rPr>
-        <w:t xml:space="preserve"> 학습하므로 전체 데이터로 학습했을 때보다 성능이 낮게 추정됨</w:t>
+        <w:t>일부만으로 학습하므로 전체 데이터로 학습했을 때보다 성능이 낮게 추정됨</w:t>
       </w:r>
     </w:p>
     <w:p>
@@ -5638,37 +4970,716 @@
           <w:sz w:val="20"/>
           <w:szCs w:val="20"/>
         </w:rPr>
+        <w:t xml:space="preserve"> 셔플링 후</w:t>
+      </w:r>
+      <w:r>
+        <w:rPr>
+          <w:rFonts w:ascii="굴림" w:eastAsia="굴림" w:hAnsi="굴림" w:hint="eastAsia"/>
+          <w:sz w:val="20"/>
+          <w:szCs w:val="20"/>
+        </w:rPr>
+        <w:t xml:space="preserve"> 크기가 동일한 </w:t>
+      </w:r>
+      <w:r>
+        <w:rPr>
+          <w:rFonts w:ascii="굴림" w:eastAsia="굴림" w:hAnsi="굴림"/>
+          <w:sz w:val="20"/>
+          <w:szCs w:val="20"/>
+        </w:rPr>
+        <w:t>K</w:t>
+      </w:r>
+      <w:r>
+        <w:rPr>
+          <w:rFonts w:ascii="굴림" w:eastAsia="굴림" w:hAnsi="굴림" w:hint="eastAsia"/>
+          <w:sz w:val="20"/>
+          <w:szCs w:val="20"/>
+        </w:rPr>
+        <w:t xml:space="preserve">개의 폴드로 무작위 분할 </w:t>
+      </w:r>
+    </w:p>
+    <w:p>
+      <w:pPr>
+        <w:pStyle w:val="a6"/>
+        <w:numPr>
+          <w:ilvl w:val="3"/>
+          <w:numId w:val="5"/>
+        </w:numPr>
+        <w:rPr>
+          <w:rFonts w:ascii="굴림" w:eastAsia="굴림" w:hAnsi="굴림"/>
+          <w:sz w:val="20"/>
+          <w:szCs w:val="20"/>
+        </w:rPr>
+      </w:pPr>
+      <w:r>
+        <w:rPr>
+          <w:rFonts w:ascii="굴림" w:eastAsia="굴림" w:hAnsi="굴림" w:hint="eastAsia"/>
+          <w:sz w:val="20"/>
+          <w:szCs w:val="20"/>
+        </w:rPr>
+        <w:t xml:space="preserve">폴드 </w:t>
+      </w:r>
+      <w:r>
+        <w:rPr>
+          <w:rFonts w:ascii="굴림" w:eastAsia="굴림" w:hAnsi="굴림"/>
+          <w:sz w:val="20"/>
+          <w:szCs w:val="20"/>
+        </w:rPr>
+        <w:t>1</w:t>
+      </w:r>
+      <w:r>
+        <w:rPr>
+          <w:rFonts w:ascii="굴림" w:eastAsia="굴림" w:hAnsi="굴림" w:hint="eastAsia"/>
+          <w:sz w:val="20"/>
+          <w:szCs w:val="20"/>
+        </w:rPr>
+        <w:t xml:space="preserve">을 제외한 모든 데이터를 학습에 사용 </w:t>
+      </w:r>
+      <w:r>
+        <w:rPr>
+          <w:rFonts w:ascii="굴림" w:eastAsia="굴림" w:hAnsi="굴림"/>
+          <w:sz w:val="20"/>
+          <w:szCs w:val="20"/>
+        </w:rPr>
+        <w:t xml:space="preserve">/ </w:t>
+      </w:r>
+      <w:r>
+        <w:rPr>
+          <w:rFonts w:ascii="굴림" w:eastAsia="굴림" w:hAnsi="굴림" w:hint="eastAsia"/>
+          <w:sz w:val="20"/>
+          <w:szCs w:val="20"/>
+        </w:rPr>
+        <w:t xml:space="preserve">폴드 </w:t>
+      </w:r>
+      <w:r>
+        <w:rPr>
+          <w:rFonts w:ascii="굴림" w:eastAsia="굴림" w:hAnsi="굴림"/>
+          <w:sz w:val="20"/>
+          <w:szCs w:val="20"/>
+        </w:rPr>
+        <w:t>1</w:t>
+      </w:r>
+      <w:r>
+        <w:rPr>
+          <w:rFonts w:ascii="굴림" w:eastAsia="굴림" w:hAnsi="굴림" w:hint="eastAsia"/>
+          <w:sz w:val="20"/>
+          <w:szCs w:val="20"/>
+        </w:rPr>
+        <w:t>은 검증에 사용</w:t>
+      </w:r>
+    </w:p>
+    <w:p>
+      <w:pPr>
+        <w:pStyle w:val="a6"/>
+        <w:numPr>
+          <w:ilvl w:val="3"/>
+          <w:numId w:val="5"/>
+        </w:numPr>
+        <w:rPr>
+          <w:rFonts w:ascii="굴림" w:eastAsia="굴림" w:hAnsi="굴림"/>
+          <w:sz w:val="20"/>
+          <w:szCs w:val="20"/>
+        </w:rPr>
+      </w:pPr>
+      <w:r>
+        <w:rPr>
+          <w:rFonts w:ascii="굴림" w:eastAsia="굴림" w:hAnsi="굴림" w:hint="eastAsia"/>
+          <w:sz w:val="20"/>
+          <w:szCs w:val="20"/>
+        </w:rPr>
+        <w:t>K번 반복 후 평균 오류로 테스트 오류를 추정</w:t>
+      </w:r>
+    </w:p>
+    <w:p>
+      <w:pPr>
+        <w:pStyle w:val="a6"/>
+        <w:numPr>
+          <w:ilvl w:val="3"/>
+          <w:numId w:val="5"/>
+        </w:numPr>
+        <w:rPr>
+          <w:rFonts w:ascii="굴림" w:eastAsia="굴림" w:hAnsi="굴림"/>
+          <w:sz w:val="20"/>
+          <w:szCs w:val="20"/>
+        </w:rPr>
+      </w:pPr>
+      <w:r>
+        <w:rPr>
+          <w:rFonts w:ascii="굴림" w:eastAsia="굴림" w:hAnsi="굴림"/>
+          <w:sz w:val="20"/>
+          <w:szCs w:val="20"/>
+        </w:rPr>
+        <w:t xml:space="preserve">Leave-One-Out </w:t>
+      </w:r>
+      <w:r>
+        <w:rPr>
+          <w:rFonts w:ascii="굴림" w:eastAsia="굴림" w:hAnsi="굴림" w:hint="eastAsia"/>
+          <w:sz w:val="20"/>
+          <w:szCs w:val="20"/>
+        </w:rPr>
+        <w:t xml:space="preserve">교차검증 </w:t>
+      </w:r>
+      <w:r>
+        <w:rPr>
+          <w:rFonts w:ascii="굴림" w:eastAsia="굴림" w:hAnsi="굴림"/>
+          <w:sz w:val="20"/>
+          <w:szCs w:val="20"/>
+        </w:rPr>
+        <w:t xml:space="preserve">– </w:t>
+      </w:r>
+      <w:r>
+        <w:rPr>
+          <w:rFonts w:ascii="굴림" w:eastAsia="굴림" w:hAnsi="굴림" w:hint="eastAsia"/>
+          <w:sz w:val="20"/>
+          <w:szCs w:val="20"/>
+        </w:rPr>
+        <w:t>하나의 데이터만 검증용으로 두고 나머지를 전부 학습</w:t>
+      </w:r>
+    </w:p>
+    <w:p>
+      <w:pPr>
+        <w:pStyle w:val="a6"/>
+        <w:numPr>
+          <w:ilvl w:val="4"/>
+          <w:numId w:val="5"/>
+        </w:numPr>
+        <w:rPr>
+          <w:rFonts w:ascii="굴림" w:eastAsia="굴림" w:hAnsi="굴림"/>
+          <w:sz w:val="20"/>
+          <w:szCs w:val="20"/>
+        </w:rPr>
+      </w:pPr>
+      <w:r>
+        <w:rPr>
+          <w:rFonts w:ascii="굴림" w:eastAsia="굴림" w:hAnsi="굴림" w:hint="eastAsia"/>
+          <w:sz w:val="20"/>
+          <w:szCs w:val="20"/>
+        </w:rPr>
+        <w:t>1</w:t>
+      </w:r>
+      <w:r>
+        <w:rPr>
+          <w:rFonts w:ascii="굴림" w:eastAsia="굴림" w:hAnsi="굴림"/>
+          <w:sz w:val="20"/>
+          <w:szCs w:val="20"/>
+        </w:rPr>
+        <w:t>0</w:t>
+      </w:r>
+      <w:r>
+        <w:rPr>
+          <w:rFonts w:ascii="굴림" w:eastAsia="굴림" w:hAnsi="굴림" w:hint="eastAsia"/>
+          <w:sz w:val="20"/>
+          <w:szCs w:val="20"/>
+        </w:rPr>
+        <w:t xml:space="preserve">개를 검증용으로 두었을 때와 큰 차이가 없음 </w:t>
+      </w:r>
+      <w:r>
+        <w:rPr>
+          <w:rFonts w:ascii="굴림" w:eastAsia="굴림" w:hAnsi="굴림"/>
+          <w:sz w:val="20"/>
+          <w:szCs w:val="20"/>
+        </w:rPr>
+        <w:t xml:space="preserve">/ </w:t>
+      </w:r>
+      <w:r>
+        <w:rPr>
+          <w:rFonts w:ascii="굴림" w:eastAsia="굴림" w:hAnsi="굴림" w:hint="eastAsia"/>
+          <w:sz w:val="20"/>
+          <w:szCs w:val="20"/>
+        </w:rPr>
+        <w:t xml:space="preserve">시간은 </w:t>
+      </w:r>
+      <w:r>
+        <w:rPr>
+          <w:rFonts w:ascii="굴림" w:eastAsia="굴림" w:hAnsi="굴림"/>
+          <w:sz w:val="20"/>
+          <w:szCs w:val="20"/>
+        </w:rPr>
+        <w:t>10</w:t>
+      </w:r>
+      <w:r>
+        <w:rPr>
+          <w:rFonts w:ascii="굴림" w:eastAsia="굴림" w:hAnsi="굴림" w:hint="eastAsia"/>
+          <w:sz w:val="20"/>
+          <w:szCs w:val="20"/>
+        </w:rPr>
+        <w:t>배가 걸림</w:t>
+      </w:r>
+    </w:p>
+    <w:p>
+      <w:pPr>
+        <w:rPr>
+          <w:rFonts w:ascii="굴림" w:eastAsia="굴림" w:hAnsi="굴림"/>
+          <w:sz w:val="20"/>
+          <w:szCs w:val="20"/>
+        </w:rPr>
+      </w:pPr>
+    </w:p>
+    <w:p>
+      <w:pPr>
+        <w:pStyle w:val="a6"/>
+        <w:numPr>
+          <w:ilvl w:val="0"/>
+          <w:numId w:val="5"/>
+        </w:numPr>
+        <w:rPr>
+          <w:rFonts w:ascii="굴림" w:eastAsia="굴림" w:hAnsi="굴림"/>
+          <w:sz w:val="20"/>
+          <w:szCs w:val="20"/>
+        </w:rPr>
+      </w:pPr>
+      <w:r>
+        <w:rPr>
+          <w:rFonts w:ascii="굴림" w:eastAsia="굴림" w:hAnsi="굴림" w:hint="eastAsia"/>
+          <w:sz w:val="20"/>
+          <w:szCs w:val="20"/>
+        </w:rPr>
+        <w:t>비지도 학습</w:t>
+      </w:r>
+    </w:p>
+    <w:p>
+      <w:pPr>
+        <w:pStyle w:val="a6"/>
+        <w:numPr>
+          <w:ilvl w:val="1"/>
+          <w:numId w:val="5"/>
+        </w:numPr>
+        <w:rPr>
+          <w:rFonts w:ascii="굴림" w:eastAsia="굴림" w:hAnsi="굴림"/>
+          <w:sz w:val="20"/>
+          <w:szCs w:val="20"/>
+        </w:rPr>
+      </w:pPr>
+      <w:r>
+        <w:rPr>
+          <w:rFonts w:ascii="굴림" w:eastAsia="굴림" w:hAnsi="굴림" w:hint="eastAsia"/>
+          <w:sz w:val="20"/>
+          <w:szCs w:val="20"/>
+        </w:rPr>
+        <w:t xml:space="preserve">비지도 학습이란 </w:t>
+      </w:r>
+      <w:r>
+        <w:rPr>
+          <w:rFonts w:ascii="굴림" w:eastAsia="굴림" w:hAnsi="굴림"/>
+          <w:sz w:val="20"/>
+          <w:szCs w:val="20"/>
+        </w:rPr>
+        <w:t xml:space="preserve">– </w:t>
+      </w:r>
+      <w:r>
+        <w:rPr>
+          <w:rFonts w:ascii="굴림" w:eastAsia="굴림" w:hAnsi="굴림" w:hint="eastAsia"/>
+          <w:sz w:val="20"/>
+          <w:szCs w:val="20"/>
+        </w:rPr>
+        <w:t>정답 없이 데이터의 구조,</w:t>
+      </w:r>
+      <w:r>
+        <w:rPr>
+          <w:rFonts w:ascii="굴림" w:eastAsia="굴림" w:hAnsi="굴림"/>
+          <w:sz w:val="20"/>
+          <w:szCs w:val="20"/>
+        </w:rPr>
         <w:t xml:space="preserve"> </w:t>
       </w:r>
-      <w:proofErr w:type="spellStart"/>
-      <w:r>
-        <w:rPr>
-          <w:rFonts w:ascii="굴림" w:eastAsia="굴림" w:hAnsi="굴림" w:hint="eastAsia"/>
-          <w:sz w:val="20"/>
-          <w:szCs w:val="20"/>
-        </w:rPr>
-        <w:t>셔플링</w:t>
-      </w:r>
-      <w:proofErr w:type="spellEnd"/>
-      <w:r>
-        <w:rPr>
-          <w:rFonts w:ascii="굴림" w:eastAsia="굴림" w:hAnsi="굴림" w:hint="eastAsia"/>
-          <w:sz w:val="20"/>
-          <w:szCs w:val="20"/>
-        </w:rPr>
-        <w:t xml:space="preserve"> 후</w:t>
-      </w:r>
-      <w:r>
-        <w:rPr>
-          <w:rFonts w:ascii="굴림" w:eastAsia="굴림" w:hAnsi="굴림" w:hint="eastAsia"/>
-          <w:sz w:val="20"/>
-          <w:szCs w:val="20"/>
-        </w:rPr>
-        <w:t xml:space="preserve"> 크기가 동일한 </w:t>
-      </w:r>
-      <w:r>
-        <w:rPr>
-          <w:rFonts w:ascii="굴림" w:eastAsia="굴림" w:hAnsi="굴림"/>
+      <w:r>
+        <w:rPr>
+          <w:rFonts w:ascii="굴림" w:eastAsia="굴림" w:hAnsi="굴림" w:hint="eastAsia"/>
+          <w:sz w:val="20"/>
+          <w:szCs w:val="20"/>
+        </w:rPr>
+        <w:t>패턴,</w:t>
+      </w:r>
+      <w:r>
+        <w:rPr>
+          <w:rFonts w:ascii="굴림" w:eastAsia="굴림" w:hAnsi="굴림"/>
+          <w:sz w:val="20"/>
+          <w:szCs w:val="20"/>
+        </w:rPr>
+        <w:t xml:space="preserve"> </w:t>
+      </w:r>
+      <w:r>
+        <w:rPr>
+          <w:rFonts w:ascii="굴림" w:eastAsia="굴림" w:hAnsi="굴림" w:hint="eastAsia"/>
+          <w:sz w:val="20"/>
+          <w:szCs w:val="20"/>
+        </w:rPr>
+        <w:t xml:space="preserve">집단을 찾아내는 학습 </w:t>
+      </w:r>
+      <w:r>
+        <w:rPr>
+          <w:rFonts w:ascii="굴림" w:eastAsia="굴림" w:hAnsi="굴림"/>
+          <w:sz w:val="20"/>
+          <w:szCs w:val="20"/>
+        </w:rPr>
+        <w:t xml:space="preserve">/ </w:t>
+      </w:r>
+      <w:r>
+        <w:rPr>
+          <w:rFonts w:ascii="굴림" w:eastAsia="굴림" w:hAnsi="굴림" w:hint="eastAsia"/>
+          <w:sz w:val="20"/>
+          <w:szCs w:val="20"/>
+        </w:rPr>
+        <w:t>입력만으로 구조를 학습</w:t>
+      </w:r>
+    </w:p>
+    <w:p>
+      <w:pPr>
+        <w:pStyle w:val="a6"/>
+        <w:numPr>
+          <w:ilvl w:val="2"/>
+          <w:numId w:val="5"/>
+        </w:numPr>
+        <w:rPr>
+          <w:rFonts w:ascii="굴림" w:eastAsia="굴림" w:hAnsi="굴림"/>
+          <w:sz w:val="20"/>
+          <w:szCs w:val="20"/>
+        </w:rPr>
+      </w:pPr>
+      <w:r>
+        <w:rPr>
+          <w:rFonts w:ascii="굴림" w:eastAsia="굴림" w:hAnsi="굴림" w:hint="eastAsia"/>
+          <w:sz w:val="20"/>
+          <w:szCs w:val="20"/>
+        </w:rPr>
+        <w:t>군집화,</w:t>
+      </w:r>
+      <w:r>
+        <w:rPr>
+          <w:rFonts w:ascii="굴림" w:eastAsia="굴림" w:hAnsi="굴림"/>
+          <w:sz w:val="20"/>
+          <w:szCs w:val="20"/>
+        </w:rPr>
+        <w:t xml:space="preserve"> </w:t>
+      </w:r>
+      <w:r>
+        <w:rPr>
+          <w:rFonts w:ascii="굴림" w:eastAsia="굴림" w:hAnsi="굴림" w:hint="eastAsia"/>
+          <w:sz w:val="20"/>
+          <w:szCs w:val="20"/>
+        </w:rPr>
+        <w:t>차원축소</w:t>
+      </w:r>
+      <w:r>
+        <w:rPr>
+          <w:rFonts w:ascii="굴림" w:eastAsia="굴림" w:hAnsi="굴림"/>
+          <w:sz w:val="20"/>
+          <w:szCs w:val="20"/>
+        </w:rPr>
+        <w:t xml:space="preserve"> </w:t>
+      </w:r>
+      <w:r>
+        <w:rPr>
+          <w:rFonts w:ascii="굴림" w:eastAsia="굴림" w:hAnsi="굴림" w:hint="eastAsia"/>
+          <w:sz w:val="20"/>
+          <w:szCs w:val="20"/>
+        </w:rPr>
+        <w:t xml:space="preserve">등 </w:t>
+      </w:r>
+      <w:r>
+        <w:rPr>
+          <w:rFonts w:ascii="굴림" w:eastAsia="굴림" w:hAnsi="굴림"/>
+          <w:sz w:val="20"/>
+          <w:szCs w:val="20"/>
+        </w:rPr>
+        <w:t xml:space="preserve">/ </w:t>
+      </w:r>
+      <w:r>
+        <w:rPr>
+          <w:rFonts w:ascii="굴림" w:eastAsia="굴림" w:hAnsi="굴림" w:hint="eastAsia"/>
+          <w:sz w:val="20"/>
+          <w:szCs w:val="20"/>
+        </w:rPr>
+        <w:t>정답 예측이 아니라 구조화</w:t>
+      </w:r>
+      <w:r>
+        <w:rPr>
+          <w:rFonts w:ascii="굴림" w:eastAsia="굴림" w:hAnsi="굴림"/>
+          <w:sz w:val="20"/>
+          <w:szCs w:val="20"/>
+        </w:rPr>
+        <w:t xml:space="preserve">, </w:t>
+      </w:r>
+      <w:r>
+        <w:rPr>
+          <w:rFonts w:ascii="굴림" w:eastAsia="굴림" w:hAnsi="굴림" w:hint="eastAsia"/>
+          <w:sz w:val="20"/>
+          <w:szCs w:val="20"/>
+        </w:rPr>
+        <w:t>요약,</w:t>
+      </w:r>
+      <w:r>
+        <w:rPr>
+          <w:rFonts w:ascii="굴림" w:eastAsia="굴림" w:hAnsi="굴림"/>
+          <w:sz w:val="20"/>
+          <w:szCs w:val="20"/>
+        </w:rPr>
+        <w:t xml:space="preserve"> </w:t>
+      </w:r>
+      <w:r>
+        <w:rPr>
+          <w:rFonts w:ascii="굴림" w:eastAsia="굴림" w:hAnsi="굴림" w:hint="eastAsia"/>
+          <w:sz w:val="20"/>
+          <w:szCs w:val="20"/>
+        </w:rPr>
+        <w:t xml:space="preserve">표현 </w:t>
+      </w:r>
+      <w:r>
+        <w:rPr>
+          <w:rFonts w:ascii="굴림" w:eastAsia="굴림" w:hAnsi="굴림"/>
+          <w:sz w:val="20"/>
+          <w:szCs w:val="20"/>
+        </w:rPr>
+        <w:t xml:space="preserve">– </w:t>
+      </w:r>
+      <w:r>
+        <w:rPr>
+          <w:rFonts w:ascii="굴림" w:eastAsia="굴림" w:hAnsi="굴림" w:hint="eastAsia"/>
+          <w:sz w:val="20"/>
+          <w:szCs w:val="20"/>
+        </w:rPr>
+        <w:t xml:space="preserve">비슷한 데이터끼리 묶기 </w:t>
+      </w:r>
+      <w:r>
+        <w:rPr>
+          <w:rFonts w:ascii="굴림" w:eastAsia="굴림" w:hAnsi="굴림"/>
+          <w:sz w:val="20"/>
+          <w:szCs w:val="20"/>
+        </w:rPr>
+        <w:t xml:space="preserve">– </w:t>
+      </w:r>
+      <w:r>
+        <w:rPr>
+          <w:rFonts w:ascii="굴림" w:eastAsia="굴림" w:hAnsi="굴림" w:hint="eastAsia"/>
+          <w:sz w:val="20"/>
+          <w:szCs w:val="20"/>
+        </w:rPr>
+        <w:t>클러스터링</w:t>
+      </w:r>
+    </w:p>
+    <w:p>
+      <w:pPr>
+        <w:pStyle w:val="a6"/>
+        <w:numPr>
+          <w:ilvl w:val="1"/>
+          <w:numId w:val="5"/>
+        </w:numPr>
+        <w:rPr>
+          <w:rFonts w:ascii="굴림" w:eastAsia="굴림" w:hAnsi="굴림"/>
+          <w:sz w:val="20"/>
+          <w:szCs w:val="20"/>
+        </w:rPr>
+      </w:pPr>
+      <w:r>
+        <w:rPr>
+          <w:rFonts w:ascii="굴림" w:eastAsia="굴림" w:hAnsi="굴림" w:hint="eastAsia"/>
+          <w:sz w:val="20"/>
+          <w:szCs w:val="20"/>
+        </w:rPr>
+        <w:t xml:space="preserve">클러스터링 </w:t>
+      </w:r>
+      <w:r>
+        <w:rPr>
+          <w:rFonts w:ascii="굴림" w:eastAsia="굴림" w:hAnsi="굴림"/>
+          <w:sz w:val="20"/>
+          <w:szCs w:val="20"/>
+        </w:rPr>
+        <w:t xml:space="preserve">– </w:t>
+      </w:r>
+      <w:r>
+        <w:rPr>
+          <w:rFonts w:ascii="굴림" w:eastAsia="굴림" w:hAnsi="굴림" w:hint="eastAsia"/>
+          <w:sz w:val="20"/>
+          <w:szCs w:val="20"/>
+        </w:rPr>
+        <w:t>데이터 안에서 하위 집단(클러스터)을 찾는 방법</w:t>
+      </w:r>
+    </w:p>
+    <w:p>
+      <w:pPr>
+        <w:pStyle w:val="a6"/>
+        <w:numPr>
+          <w:ilvl w:val="2"/>
+          <w:numId w:val="5"/>
+        </w:numPr>
+        <w:rPr>
+          <w:rFonts w:ascii="굴림" w:eastAsia="굴림" w:hAnsi="굴림"/>
+          <w:sz w:val="20"/>
+          <w:szCs w:val="20"/>
+        </w:rPr>
+      </w:pPr>
+      <w:r>
+        <w:rPr>
+          <w:rFonts w:ascii="굴림" w:eastAsia="굴림" w:hAnsi="굴림" w:hint="eastAsia"/>
+          <w:sz w:val="20"/>
+          <w:szCs w:val="20"/>
+        </w:rPr>
+        <w:t>집단은 서로 유사하게,</w:t>
+      </w:r>
+      <w:r>
+        <w:rPr>
+          <w:rFonts w:ascii="굴림" w:eastAsia="굴림" w:hAnsi="굴림"/>
+          <w:sz w:val="20"/>
+          <w:szCs w:val="20"/>
+        </w:rPr>
+        <w:t xml:space="preserve"> </w:t>
+      </w:r>
+      <w:r>
+        <w:rPr>
+          <w:rFonts w:ascii="굴림" w:eastAsia="굴림" w:hAnsi="굴림" w:hint="eastAsia"/>
+          <w:sz w:val="20"/>
+          <w:szCs w:val="20"/>
+        </w:rPr>
+        <w:t>집단간은 서로 상이하게 데이터를 분할</w:t>
+      </w:r>
+    </w:p>
+    <w:p>
+      <w:pPr>
+        <w:pStyle w:val="a6"/>
+        <w:numPr>
+          <w:ilvl w:val="2"/>
+          <w:numId w:val="5"/>
+        </w:numPr>
+        <w:rPr>
+          <w:rFonts w:ascii="굴림" w:eastAsia="굴림" w:hAnsi="굴림"/>
+          <w:sz w:val="20"/>
+          <w:szCs w:val="20"/>
+        </w:rPr>
+      </w:pPr>
+      <w:r>
+        <w:rPr>
+          <w:rFonts w:ascii="굴림" w:eastAsia="굴림" w:hAnsi="굴림" w:hint="eastAsia"/>
+          <w:sz w:val="20"/>
+          <w:szCs w:val="20"/>
+        </w:rPr>
+        <w:t xml:space="preserve"> </w:t>
+      </w:r>
+      <w:r>
+        <w:rPr>
+          <w:rFonts w:ascii="굴림" w:eastAsia="굴림" w:hAnsi="굴림"/>
+          <w:sz w:val="20"/>
+          <w:szCs w:val="20"/>
+        </w:rPr>
+        <w:t xml:space="preserve">/ </w:t>
+      </w:r>
+      <w:r>
+        <w:rPr>
+          <w:rFonts w:ascii="굴림" w:eastAsia="굴림" w:hAnsi="굴림" w:hint="eastAsia"/>
+          <w:sz w:val="20"/>
+          <w:szCs w:val="20"/>
+        </w:rPr>
+        <w:t>유사/상이는 문제나 도메인,</w:t>
+      </w:r>
+      <w:r>
+        <w:rPr>
+          <w:rFonts w:ascii="굴림" w:eastAsia="굴림" w:hAnsi="굴림"/>
+          <w:sz w:val="20"/>
+          <w:szCs w:val="20"/>
+        </w:rPr>
+        <w:t xml:space="preserve"> </w:t>
+      </w:r>
+      <w:r>
+        <w:rPr>
+          <w:rFonts w:ascii="굴림" w:eastAsia="굴림" w:hAnsi="굴림" w:hint="eastAsia"/>
+          <w:sz w:val="20"/>
+          <w:szCs w:val="20"/>
+        </w:rPr>
+        <w:t>주제,</w:t>
+      </w:r>
+      <w:r>
+        <w:rPr>
+          <w:rFonts w:ascii="굴림" w:eastAsia="굴림" w:hAnsi="굴림"/>
+          <w:sz w:val="20"/>
+          <w:szCs w:val="20"/>
+        </w:rPr>
+        <w:t xml:space="preserve"> </w:t>
+      </w:r>
+      <w:r>
+        <w:rPr>
+          <w:rFonts w:ascii="굴림" w:eastAsia="굴림" w:hAnsi="굴림" w:hint="eastAsia"/>
+          <w:sz w:val="20"/>
+          <w:szCs w:val="20"/>
+        </w:rPr>
+        <w:t>상황,</w:t>
+      </w:r>
+      <w:r>
+        <w:rPr>
+          <w:rFonts w:ascii="굴림" w:eastAsia="굴림" w:hAnsi="굴림"/>
+          <w:sz w:val="20"/>
+          <w:szCs w:val="20"/>
+        </w:rPr>
+        <w:t xml:space="preserve"> </w:t>
+      </w:r>
+      <w:r>
+        <w:rPr>
+          <w:rFonts w:ascii="굴림" w:eastAsia="굴림" w:hAnsi="굴림" w:hint="eastAsia"/>
+          <w:sz w:val="20"/>
+          <w:szCs w:val="20"/>
+        </w:rPr>
+        <w:t>개수</w:t>
+      </w:r>
+      <w:r>
+        <w:rPr>
+          <w:rFonts w:ascii="굴림" w:eastAsia="굴림" w:hAnsi="굴림"/>
+          <w:sz w:val="20"/>
+          <w:szCs w:val="20"/>
+        </w:rPr>
+        <w:t xml:space="preserve"> </w:t>
+      </w:r>
+      <w:r>
+        <w:rPr>
+          <w:rFonts w:ascii="굴림" w:eastAsia="굴림" w:hAnsi="굴림" w:hint="eastAsia"/>
+          <w:sz w:val="20"/>
+          <w:szCs w:val="20"/>
+        </w:rPr>
+        <w:t>별로 달라짐</w:t>
+      </w:r>
+    </w:p>
+    <w:p>
+      <w:pPr>
+        <w:pStyle w:val="a6"/>
+        <w:numPr>
+          <w:ilvl w:val="2"/>
+          <w:numId w:val="5"/>
+        </w:numPr>
+        <w:rPr>
+          <w:rFonts w:ascii="굴림" w:eastAsia="굴림" w:hAnsi="굴림"/>
+          <w:sz w:val="20"/>
+          <w:szCs w:val="20"/>
+        </w:rPr>
+      </w:pPr>
+      <w:r>
+        <w:rPr>
+          <w:rFonts w:ascii="굴림" w:eastAsia="굴림" w:hAnsi="굴림"/>
+          <w:sz w:val="20"/>
+          <w:szCs w:val="20"/>
+        </w:rPr>
+        <w:t xml:space="preserve"> / </w:t>
+      </w:r>
+      <w:r>
+        <w:rPr>
+          <w:rFonts w:ascii="굴림" w:eastAsia="굴림" w:hAnsi="굴림" w:hint="eastAsia"/>
+          <w:sz w:val="20"/>
+          <w:szCs w:val="20"/>
+        </w:rPr>
+        <w:t>특성에 따라 클러스터가 안 보일 수 있음</w:t>
+      </w:r>
+    </w:p>
+    <w:p>
+      <w:pPr>
+        <w:pStyle w:val="a6"/>
+        <w:numPr>
+          <w:ilvl w:val="1"/>
+          <w:numId w:val="5"/>
+        </w:numPr>
+        <w:rPr>
+          <w:rFonts w:ascii="굴림" w:eastAsia="굴림" w:hAnsi="굴림"/>
+          <w:sz w:val="20"/>
+          <w:szCs w:val="20"/>
+        </w:rPr>
+      </w:pPr>
+      <w:r>
+        <w:rPr>
+          <w:rFonts w:ascii="굴림" w:eastAsia="굴림" w:hAnsi="굴림" w:hint="eastAsia"/>
           <w:sz w:val="20"/>
           <w:szCs w:val="20"/>
         </w:rPr>
@@ -5676,29 +5687,145 @@
       </w:r>
       <w:r>
         <w:rPr>
-          <w:rFonts w:ascii="굴림" w:eastAsia="굴림" w:hAnsi="굴림" w:hint="eastAsia"/>
-          <w:sz w:val="20"/>
-          <w:szCs w:val="20"/>
-        </w:rPr>
-        <w:t xml:space="preserve">개의 </w:t>
-      </w:r>
-      <w:proofErr w:type="spellStart"/>
-      <w:r>
-        <w:rPr>
-          <w:rFonts w:ascii="굴림" w:eastAsia="굴림" w:hAnsi="굴림" w:hint="eastAsia"/>
-          <w:sz w:val="20"/>
-          <w:szCs w:val="20"/>
-        </w:rPr>
-        <w:t>폴드로</w:t>
-      </w:r>
-      <w:proofErr w:type="spellEnd"/>
-      <w:r>
-        <w:rPr>
-          <w:rFonts w:ascii="굴림" w:eastAsia="굴림" w:hAnsi="굴림" w:hint="eastAsia"/>
-          <w:sz w:val="20"/>
-          <w:szCs w:val="20"/>
-        </w:rPr>
-        <w:t xml:space="preserve"> 무작위 분할 </w:t>
+          <w:rFonts w:ascii="굴림" w:eastAsia="굴림" w:hAnsi="굴림"/>
+          <w:sz w:val="20"/>
+          <w:szCs w:val="20"/>
+        </w:rPr>
+        <w:t>-</w:t>
+      </w:r>
+      <w:r>
+        <w:rPr>
+          <w:rFonts w:ascii="굴림" w:eastAsia="굴림" w:hAnsi="굴림" w:hint="eastAsia"/>
+          <w:sz w:val="20"/>
+          <w:szCs w:val="20"/>
+        </w:rPr>
+        <w:t>m</w:t>
+      </w:r>
+      <w:r>
+        <w:rPr>
+          <w:rFonts w:ascii="굴림" w:eastAsia="굴림" w:hAnsi="굴림"/>
+          <w:sz w:val="20"/>
+          <w:szCs w:val="20"/>
+        </w:rPr>
+        <w:t>eans</w:t>
+      </w:r>
+      <w:r>
+        <w:rPr>
+          <w:rFonts w:ascii="굴림" w:eastAsia="굴림" w:hAnsi="굴림"/>
+          <w:sz w:val="20"/>
+          <w:szCs w:val="20"/>
+        </w:rPr>
+        <w:t xml:space="preserve"> </w:t>
+      </w:r>
+      <w:r>
+        <w:rPr>
+          <w:rFonts w:ascii="굴림" w:eastAsia="굴림" w:hAnsi="굴림" w:hint="eastAsia"/>
+          <w:sz w:val="20"/>
+          <w:szCs w:val="20"/>
+        </w:rPr>
+        <w:t>클러스터링</w:t>
+      </w:r>
+      <w:r>
+        <w:rPr>
+          <w:rFonts w:ascii="굴림" w:eastAsia="굴림" w:hAnsi="굴림" w:hint="eastAsia"/>
+          <w:sz w:val="20"/>
+          <w:szCs w:val="20"/>
+        </w:rPr>
+        <w:t xml:space="preserve"> </w:t>
+      </w:r>
+      <w:r>
+        <w:rPr>
+          <w:rFonts w:ascii="굴림" w:eastAsia="굴림" w:hAnsi="굴림"/>
+          <w:sz w:val="20"/>
+          <w:szCs w:val="20"/>
+        </w:rPr>
+        <w:t>–</w:t>
+      </w:r>
+      <w:r>
+        <w:rPr>
+          <w:rFonts w:ascii="굴림" w:eastAsia="굴림" w:hAnsi="굴림"/>
+          <w:sz w:val="20"/>
+          <w:szCs w:val="20"/>
+        </w:rPr>
+        <w:t xml:space="preserve"> </w:t>
+      </w:r>
+      <w:r>
+        <w:rPr>
+          <w:rFonts w:ascii="굴림" w:eastAsia="굴림" w:hAnsi="굴림" w:hint="eastAsia"/>
+          <w:sz w:val="20"/>
+          <w:szCs w:val="20"/>
+        </w:rPr>
+        <w:t>클러스터 수(</w:t>
+      </w:r>
+      <w:r>
+        <w:rPr>
+          <w:rFonts w:ascii="굴림" w:eastAsia="굴림" w:hAnsi="굴림"/>
+          <w:sz w:val="20"/>
+          <w:szCs w:val="20"/>
+        </w:rPr>
+        <w:t>K)</w:t>
+      </w:r>
+      <w:r>
+        <w:rPr>
+          <w:rFonts w:ascii="굴림" w:eastAsia="굴림" w:hAnsi="굴림" w:hint="eastAsia"/>
+          <w:sz w:val="20"/>
+          <w:szCs w:val="20"/>
+        </w:rPr>
+        <w:t>를 미리 정해 놓고 분할</w:t>
+      </w:r>
+    </w:p>
+    <w:p>
+      <w:pPr>
+        <w:pStyle w:val="a6"/>
+        <w:numPr>
+          <w:ilvl w:val="2"/>
+          <w:numId w:val="5"/>
+        </w:numPr>
+        <w:rPr>
+          <w:rFonts w:ascii="굴림" w:eastAsia="굴림" w:hAnsi="굴림"/>
+          <w:sz w:val="20"/>
+          <w:szCs w:val="20"/>
+        </w:rPr>
+      </w:pPr>
+      <w:r>
+        <w:rPr>
+          <w:rFonts w:ascii="굴림" w:eastAsia="굴림" w:hAnsi="굴림" w:hint="eastAsia"/>
+          <w:sz w:val="20"/>
+          <w:szCs w:val="20"/>
+        </w:rPr>
+        <w:t xml:space="preserve">모든 데이터를 겹치지 않게 </w:t>
+      </w:r>
+      <w:r>
+        <w:rPr>
+          <w:rFonts w:ascii="굴림" w:eastAsia="굴림" w:hAnsi="굴림"/>
+          <w:sz w:val="20"/>
+          <w:szCs w:val="20"/>
+        </w:rPr>
+        <w:t xml:space="preserve">/ </w:t>
+      </w:r>
+      <w:r>
+        <w:rPr>
+          <w:rFonts w:ascii="굴림" w:eastAsia="굴림" w:hAnsi="굴림" w:hint="eastAsia"/>
+          <w:sz w:val="20"/>
+          <w:szCs w:val="20"/>
+        </w:rPr>
+        <w:t xml:space="preserve">빠짐없이 </w:t>
+      </w:r>
+      <w:r>
+        <w:rPr>
+          <w:rFonts w:ascii="굴림" w:eastAsia="굴림" w:hAnsi="굴림"/>
+          <w:sz w:val="20"/>
+          <w:szCs w:val="20"/>
+        </w:rPr>
+        <w:t xml:space="preserve">/ </w:t>
+      </w:r>
+      <w:r>
+        <w:rPr>
+          <w:rFonts w:ascii="굴림" w:eastAsia="굴림" w:hAnsi="굴림" w:hint="eastAsia"/>
+          <w:sz w:val="20"/>
+          <w:szCs w:val="20"/>
+        </w:rPr>
+        <w:t>하나의 군집에만 나눔</w:t>
       </w:r>
     </w:p>
     <w:p>
@@ -5714,99 +5841,67 @@
           <w:szCs w:val="20"/>
         </w:rPr>
       </w:pPr>
-      <w:proofErr w:type="spellStart"/>
-      <w:r>
-        <w:rPr>
-          <w:rFonts w:ascii="굴림" w:eastAsia="굴림" w:hAnsi="굴림" w:hint="eastAsia"/>
-          <w:sz w:val="20"/>
-          <w:szCs w:val="20"/>
-        </w:rPr>
-        <w:t>폴드</w:t>
-      </w:r>
-      <w:proofErr w:type="spellEnd"/>
-      <w:r>
-        <w:rPr>
-          <w:rFonts w:ascii="굴림" w:eastAsia="굴림" w:hAnsi="굴림" w:hint="eastAsia"/>
-          <w:sz w:val="20"/>
-          <w:szCs w:val="20"/>
-        </w:rPr>
-        <w:t xml:space="preserve"> </w:t>
-      </w:r>
-      <w:r>
-        <w:rPr>
-          <w:rFonts w:ascii="굴림" w:eastAsia="굴림" w:hAnsi="굴림"/>
-          <w:sz w:val="20"/>
-          <w:szCs w:val="20"/>
-        </w:rPr>
-        <w:t>1</w:t>
-      </w:r>
-      <w:r>
-        <w:rPr>
-          <w:rFonts w:ascii="굴림" w:eastAsia="굴림" w:hAnsi="굴림" w:hint="eastAsia"/>
-          <w:sz w:val="20"/>
-          <w:szCs w:val="20"/>
-        </w:rPr>
-        <w:t xml:space="preserve">을 제외한 모든 데이터를 학습에 </w:t>
-      </w:r>
-      <w:proofErr w:type="gramStart"/>
-      <w:r>
-        <w:rPr>
-          <w:rFonts w:ascii="굴림" w:eastAsia="굴림" w:hAnsi="굴림" w:hint="eastAsia"/>
-          <w:sz w:val="20"/>
-          <w:szCs w:val="20"/>
-        </w:rPr>
-        <w:t xml:space="preserve">사용 </w:t>
-      </w:r>
-      <w:r>
-        <w:rPr>
-          <w:rFonts w:ascii="굴림" w:eastAsia="굴림" w:hAnsi="굴림"/>
-          <w:sz w:val="20"/>
-          <w:szCs w:val="20"/>
-        </w:rPr>
-        <w:t>/</w:t>
-      </w:r>
-      <w:proofErr w:type="gramEnd"/>
-      <w:r>
-        <w:rPr>
-          <w:rFonts w:ascii="굴림" w:eastAsia="굴림" w:hAnsi="굴림"/>
-          <w:sz w:val="20"/>
-          <w:szCs w:val="20"/>
-        </w:rPr>
-        <w:t xml:space="preserve"> </w:t>
-      </w:r>
-      <w:proofErr w:type="spellStart"/>
-      <w:r>
-        <w:rPr>
-          <w:rFonts w:ascii="굴림" w:eastAsia="굴림" w:hAnsi="굴림" w:hint="eastAsia"/>
-          <w:sz w:val="20"/>
-          <w:szCs w:val="20"/>
-        </w:rPr>
-        <w:t>폴드</w:t>
-      </w:r>
-      <w:proofErr w:type="spellEnd"/>
-      <w:r>
-        <w:rPr>
-          <w:rFonts w:ascii="굴림" w:eastAsia="굴림" w:hAnsi="굴림" w:hint="eastAsia"/>
-          <w:sz w:val="20"/>
-          <w:szCs w:val="20"/>
-        </w:rPr>
-        <w:t xml:space="preserve"> </w:t>
-      </w:r>
-      <w:r>
-        <w:rPr>
-          <w:rFonts w:ascii="굴림" w:eastAsia="굴림" w:hAnsi="굴림"/>
-          <w:sz w:val="20"/>
-          <w:szCs w:val="20"/>
-        </w:rPr>
-        <w:t>1</w:t>
-      </w:r>
-      <w:r>
-        <w:rPr>
-          <w:rFonts w:ascii="굴림" w:eastAsia="굴림" w:hAnsi="굴림" w:hint="eastAsia"/>
-          <w:sz w:val="20"/>
-          <w:szCs w:val="20"/>
-        </w:rPr>
-        <w:t>은 검증에 사용</w:t>
+      <w:r>
+        <w:rPr>
+          <w:rFonts w:ascii="굴림" w:eastAsia="굴림" w:hAnsi="굴림" w:hint="eastAsia"/>
+          <w:sz w:val="20"/>
+          <w:szCs w:val="20"/>
+        </w:rPr>
+        <w:t xml:space="preserve">모든 데이터가 여러 군집에 동시에 속할 수 없음 </w:t>
+      </w:r>
+      <w:r>
+        <w:rPr>
+          <w:rFonts w:ascii="굴림" w:eastAsia="굴림" w:hAnsi="굴림"/>
+          <w:sz w:val="20"/>
+          <w:szCs w:val="20"/>
+        </w:rPr>
+        <w:t xml:space="preserve">/ </w:t>
+      </w:r>
+      <w:r>
+        <w:rPr>
+          <w:rFonts w:ascii="굴림" w:eastAsia="굴림" w:hAnsi="굴림" w:hint="eastAsia"/>
+          <w:sz w:val="20"/>
+          <w:szCs w:val="20"/>
+        </w:rPr>
+        <w:t>반드시 하나의 군집에는 포함되어야 함</w:t>
+      </w:r>
+    </w:p>
+    <w:p>
+      <w:pPr>
+        <w:pStyle w:val="a6"/>
+        <w:numPr>
+          <w:ilvl w:val="2"/>
+          <w:numId w:val="5"/>
+        </w:numPr>
+        <w:rPr>
+          <w:rFonts w:ascii="굴림" w:eastAsia="굴림" w:hAnsi="굴림"/>
+          <w:sz w:val="20"/>
+          <w:szCs w:val="20"/>
+        </w:rPr>
+      </w:pPr>
+      <w:r>
+        <w:rPr>
+          <w:rFonts w:ascii="굴림" w:eastAsia="굴림" w:hAnsi="굴림" w:hint="eastAsia"/>
+          <w:sz w:val="20"/>
+          <w:szCs w:val="20"/>
+        </w:rPr>
+        <w:t xml:space="preserve">좋은 군집화는 내부 변동이 작은 분할 </w:t>
+      </w:r>
+      <w:r>
+        <w:rPr>
+          <w:rFonts w:ascii="굴림" w:eastAsia="굴림" w:hAnsi="굴림"/>
+          <w:sz w:val="20"/>
+          <w:szCs w:val="20"/>
+        </w:rPr>
+        <w:t xml:space="preserve">– </w:t>
+      </w:r>
+      <w:r>
+        <w:rPr>
+          <w:rFonts w:ascii="굴림" w:eastAsia="굴림" w:hAnsi="굴림" w:hint="eastAsia"/>
+          <w:sz w:val="20"/>
+          <w:szCs w:val="20"/>
+        </w:rPr>
+        <w:t>그룹 집단 간의 거리 차이가 최소화되게 나누는 것</w:t>
       </w:r>
     </w:p>
     <w:p>
@@ -5828,7 +5923,45 @@
           <w:sz w:val="20"/>
           <w:szCs w:val="20"/>
         </w:rPr>
-        <w:t>K번 반복 후 평균 오류로 테스트 오류를 추정</w:t>
+        <w:t xml:space="preserve">그룹 안에서 얼마나 모여있는지를 기준으로 </w:t>
+      </w:r>
+      <w:r>
+        <w:rPr>
+          <w:rFonts w:ascii="굴림" w:eastAsia="굴림" w:hAnsi="굴림"/>
+          <w:sz w:val="20"/>
+          <w:szCs w:val="20"/>
+        </w:rPr>
+        <w:t>K</w:t>
+      </w:r>
+      <w:r>
+        <w:rPr>
+          <w:rFonts w:ascii="굴림" w:eastAsia="굴림" w:hAnsi="굴림" w:hint="eastAsia"/>
+          <w:sz w:val="20"/>
+          <w:szCs w:val="20"/>
+        </w:rPr>
+        <w:t>개의 그룹을 나누는 알고리즘</w:t>
+      </w:r>
+    </w:p>
+    <w:p>
+      <w:pPr>
+        <w:pStyle w:val="a6"/>
+        <w:numPr>
+          <w:ilvl w:val="2"/>
+          <w:numId w:val="5"/>
+        </w:numPr>
+        <w:rPr>
+          <w:rFonts w:ascii="굴림" w:eastAsia="굴림" w:hAnsi="굴림"/>
+          <w:sz w:val="20"/>
+          <w:szCs w:val="20"/>
+        </w:rPr>
+      </w:pPr>
+      <w:r>
+        <w:rPr>
+          <w:rFonts w:ascii="굴림" w:eastAsia="굴림" w:hAnsi="굴림" w:hint="eastAsia"/>
+          <w:sz w:val="20"/>
+          <w:szCs w:val="20"/>
+        </w:rPr>
+        <w:t>알고리즘</w:t>
       </w:r>
     </w:p>
     <w:p>
@@ -5846,19 +5979,11 @@
       </w:pPr>
       <w:r>
         <w:rPr>
-          <w:rFonts w:ascii="굴림" w:eastAsia="굴림" w:hAnsi="굴림"/>
-          <w:sz w:val="20"/>
-          <w:szCs w:val="20"/>
-        </w:rPr>
-        <w:t xml:space="preserve">Leave-One-Out </w:t>
-      </w:r>
-      <w:r>
-        <w:rPr>
-          <w:rFonts w:ascii="굴림" w:eastAsia="굴림" w:hAnsi="굴림" w:hint="eastAsia"/>
-          <w:sz w:val="20"/>
-          <w:szCs w:val="20"/>
-        </w:rPr>
-        <w:t xml:space="preserve">교차검증 </w:t>
+          <w:rFonts w:ascii="굴림" w:eastAsia="굴림" w:hAnsi="굴림" w:hint="eastAsia"/>
+          <w:sz w:val="20"/>
+          <w:szCs w:val="20"/>
+        </w:rPr>
+        <w:t xml:space="preserve">초기화 </w:t>
       </w:r>
       <w:r>
         <w:rPr>
@@ -5874,802 +5999,31 @@
           <w:sz w:val="20"/>
           <w:szCs w:val="20"/>
         </w:rPr>
-        <w:t>하나의 데이터만 검증용으로 두고 나머지를 전부 학습</w:t>
-      </w:r>
-    </w:p>
-    <w:p>
-      <w:pPr>
-        <w:pStyle w:val="a6"/>
-        <w:numPr>
-          <w:ilvl w:val="4"/>
-          <w:numId w:val="5"/>
-        </w:numPr>
-        <w:rPr>
-          <w:rFonts w:ascii="굴림" w:eastAsia="굴림" w:hAnsi="굴림"/>
-          <w:sz w:val="20"/>
-          <w:szCs w:val="20"/>
-        </w:rPr>
-      </w:pPr>
-      <w:r>
-        <w:rPr>
-          <w:rFonts w:ascii="굴림" w:eastAsia="굴림" w:hAnsi="굴림" w:hint="eastAsia"/>
-          <w:sz w:val="20"/>
-          <w:szCs w:val="20"/>
-        </w:rPr>
-        <w:t>1</w:t>
-      </w:r>
-      <w:r>
-        <w:rPr>
-          <w:rFonts w:ascii="굴림" w:eastAsia="굴림" w:hAnsi="굴림"/>
-          <w:sz w:val="20"/>
-          <w:szCs w:val="20"/>
-        </w:rPr>
-        <w:t>0</w:t>
-      </w:r>
-      <w:r>
-        <w:rPr>
-          <w:rFonts w:ascii="굴림" w:eastAsia="굴림" w:hAnsi="굴림" w:hint="eastAsia"/>
-          <w:sz w:val="20"/>
-          <w:szCs w:val="20"/>
-        </w:rPr>
-        <w:t xml:space="preserve">개를 검증용으로 두었을 때와 큰 차이가 </w:t>
-      </w:r>
-      <w:proofErr w:type="gramStart"/>
-      <w:r>
-        <w:rPr>
-          <w:rFonts w:ascii="굴림" w:eastAsia="굴림" w:hAnsi="굴림" w:hint="eastAsia"/>
-          <w:sz w:val="20"/>
-          <w:szCs w:val="20"/>
-        </w:rPr>
-        <w:t xml:space="preserve">없음 </w:t>
-      </w:r>
-      <w:r>
-        <w:rPr>
-          <w:rFonts w:ascii="굴림" w:eastAsia="굴림" w:hAnsi="굴림"/>
-          <w:sz w:val="20"/>
-          <w:szCs w:val="20"/>
-        </w:rPr>
-        <w:t>/</w:t>
-      </w:r>
-      <w:proofErr w:type="gramEnd"/>
-      <w:r>
-        <w:rPr>
-          <w:rFonts w:ascii="굴림" w:eastAsia="굴림" w:hAnsi="굴림"/>
-          <w:sz w:val="20"/>
-          <w:szCs w:val="20"/>
-        </w:rPr>
-        <w:t xml:space="preserve"> </w:t>
-      </w:r>
-      <w:r>
-        <w:rPr>
-          <w:rFonts w:ascii="굴림" w:eastAsia="굴림" w:hAnsi="굴림" w:hint="eastAsia"/>
-          <w:sz w:val="20"/>
-          <w:szCs w:val="20"/>
-        </w:rPr>
-        <w:t xml:space="preserve">시간은 </w:t>
-      </w:r>
-      <w:r>
-        <w:rPr>
-          <w:rFonts w:ascii="굴림" w:eastAsia="굴림" w:hAnsi="굴림"/>
-          <w:sz w:val="20"/>
-          <w:szCs w:val="20"/>
-        </w:rPr>
-        <w:t>10</w:t>
-      </w:r>
-      <w:r>
-        <w:rPr>
-          <w:rFonts w:ascii="굴림" w:eastAsia="굴림" w:hAnsi="굴림" w:hint="eastAsia"/>
-          <w:sz w:val="20"/>
-          <w:szCs w:val="20"/>
-        </w:rPr>
-        <w:t>배가 걸림</w:t>
-      </w:r>
-    </w:p>
-    <w:p>
-      <w:pPr>
-        <w:rPr>
-          <w:rFonts w:ascii="굴림" w:eastAsia="굴림" w:hAnsi="굴림"/>
-          <w:sz w:val="20"/>
-          <w:szCs w:val="20"/>
-        </w:rPr>
-      </w:pPr>
-    </w:p>
-    <w:p>
-      <w:pPr>
-        <w:pStyle w:val="a6"/>
-        <w:numPr>
-          <w:ilvl w:val="0"/>
-          <w:numId w:val="5"/>
-        </w:numPr>
-        <w:rPr>
-          <w:rFonts w:ascii="굴림" w:eastAsia="굴림" w:hAnsi="굴림"/>
-          <w:sz w:val="20"/>
-          <w:szCs w:val="20"/>
-        </w:rPr>
-      </w:pPr>
-      <w:r>
-        <w:rPr>
-          <w:rFonts w:ascii="굴림" w:eastAsia="굴림" w:hAnsi="굴림" w:hint="eastAsia"/>
-          <w:sz w:val="20"/>
-          <w:szCs w:val="20"/>
-        </w:rPr>
-        <w:t>비지도 학습</w:t>
-      </w:r>
-    </w:p>
-    <w:p>
-      <w:pPr>
-        <w:pStyle w:val="a6"/>
-        <w:numPr>
-          <w:ilvl w:val="1"/>
-          <w:numId w:val="5"/>
-        </w:numPr>
-        <w:rPr>
-          <w:rFonts w:ascii="굴림" w:eastAsia="굴림" w:hAnsi="굴림"/>
-          <w:sz w:val="20"/>
-          <w:szCs w:val="20"/>
-        </w:rPr>
-      </w:pPr>
-      <w:r>
-        <w:rPr>
-          <w:rFonts w:ascii="굴림" w:eastAsia="굴림" w:hAnsi="굴림" w:hint="eastAsia"/>
-          <w:sz w:val="20"/>
-          <w:szCs w:val="20"/>
-        </w:rPr>
-        <w:t xml:space="preserve">비지도 학습이란 </w:t>
-      </w:r>
-      <w:r>
-        <w:rPr>
-          <w:rFonts w:ascii="굴림" w:eastAsia="굴림" w:hAnsi="굴림"/>
-          <w:sz w:val="20"/>
-          <w:szCs w:val="20"/>
-        </w:rPr>
-        <w:t xml:space="preserve">– </w:t>
-      </w:r>
-      <w:r>
-        <w:rPr>
-          <w:rFonts w:ascii="굴림" w:eastAsia="굴림" w:hAnsi="굴림" w:hint="eastAsia"/>
-          <w:sz w:val="20"/>
-          <w:szCs w:val="20"/>
-        </w:rPr>
-        <w:t>정답 없이 데이터의 구조,</w:t>
-      </w:r>
-      <w:r>
-        <w:rPr>
-          <w:rFonts w:ascii="굴림" w:eastAsia="굴림" w:hAnsi="굴림"/>
-          <w:sz w:val="20"/>
-          <w:szCs w:val="20"/>
-        </w:rPr>
-        <w:t xml:space="preserve"> </w:t>
-      </w:r>
-      <w:r>
-        <w:rPr>
-          <w:rFonts w:ascii="굴림" w:eastAsia="굴림" w:hAnsi="굴림" w:hint="eastAsia"/>
-          <w:sz w:val="20"/>
-          <w:szCs w:val="20"/>
-        </w:rPr>
-        <w:t>패턴,</w:t>
-      </w:r>
-      <w:r>
-        <w:rPr>
-          <w:rFonts w:ascii="굴림" w:eastAsia="굴림" w:hAnsi="굴림"/>
-          <w:sz w:val="20"/>
-          <w:szCs w:val="20"/>
-        </w:rPr>
-        <w:t xml:space="preserve"> </w:t>
-      </w:r>
-      <w:r>
-        <w:rPr>
-          <w:rFonts w:ascii="굴림" w:eastAsia="굴림" w:hAnsi="굴림" w:hint="eastAsia"/>
-          <w:sz w:val="20"/>
-          <w:szCs w:val="20"/>
-        </w:rPr>
-        <w:t xml:space="preserve">집단을 찾아내는 </w:t>
-      </w:r>
-      <w:proofErr w:type="gramStart"/>
-      <w:r>
-        <w:rPr>
-          <w:rFonts w:ascii="굴림" w:eastAsia="굴림" w:hAnsi="굴림" w:hint="eastAsia"/>
-          <w:sz w:val="20"/>
-          <w:szCs w:val="20"/>
-        </w:rPr>
-        <w:t xml:space="preserve">학습 </w:t>
-      </w:r>
-      <w:r>
-        <w:rPr>
-          <w:rFonts w:ascii="굴림" w:eastAsia="굴림" w:hAnsi="굴림"/>
-          <w:sz w:val="20"/>
-          <w:szCs w:val="20"/>
-        </w:rPr>
-        <w:t>/</w:t>
-      </w:r>
-      <w:proofErr w:type="gramEnd"/>
-      <w:r>
-        <w:rPr>
-          <w:rFonts w:ascii="굴림" w:eastAsia="굴림" w:hAnsi="굴림"/>
-          <w:sz w:val="20"/>
-          <w:szCs w:val="20"/>
-        </w:rPr>
-        <w:t xml:space="preserve"> </w:t>
-      </w:r>
-      <w:r>
-        <w:rPr>
-          <w:rFonts w:ascii="굴림" w:eastAsia="굴림" w:hAnsi="굴림" w:hint="eastAsia"/>
-          <w:sz w:val="20"/>
-          <w:szCs w:val="20"/>
-        </w:rPr>
-        <w:t>입력만으로 구조를 학습</w:t>
-      </w:r>
-    </w:p>
-    <w:p>
-      <w:pPr>
-        <w:pStyle w:val="a6"/>
-        <w:numPr>
-          <w:ilvl w:val="2"/>
-          <w:numId w:val="5"/>
-        </w:numPr>
-        <w:rPr>
-          <w:rFonts w:ascii="굴림" w:eastAsia="굴림" w:hAnsi="굴림"/>
-          <w:sz w:val="20"/>
-          <w:szCs w:val="20"/>
-        </w:rPr>
-      </w:pPr>
-      <w:r>
-        <w:rPr>
-          <w:rFonts w:ascii="굴림" w:eastAsia="굴림" w:hAnsi="굴림" w:hint="eastAsia"/>
-          <w:sz w:val="20"/>
-          <w:szCs w:val="20"/>
-        </w:rPr>
-        <w:t>군집화,</w:t>
-      </w:r>
-      <w:r>
-        <w:rPr>
-          <w:rFonts w:ascii="굴림" w:eastAsia="굴림" w:hAnsi="굴림"/>
-          <w:sz w:val="20"/>
-          <w:szCs w:val="20"/>
-        </w:rPr>
-        <w:t xml:space="preserve"> </w:t>
-      </w:r>
-      <w:r>
-        <w:rPr>
-          <w:rFonts w:ascii="굴림" w:eastAsia="굴림" w:hAnsi="굴림" w:hint="eastAsia"/>
-          <w:sz w:val="20"/>
-          <w:szCs w:val="20"/>
-        </w:rPr>
-        <w:t>차원축소</w:t>
-      </w:r>
-      <w:r>
-        <w:rPr>
-          <w:rFonts w:ascii="굴림" w:eastAsia="굴림" w:hAnsi="굴림"/>
-          <w:sz w:val="20"/>
-          <w:szCs w:val="20"/>
-        </w:rPr>
-        <w:t xml:space="preserve"> </w:t>
-      </w:r>
-      <w:proofErr w:type="gramStart"/>
-      <w:r>
-        <w:rPr>
-          <w:rFonts w:ascii="굴림" w:eastAsia="굴림" w:hAnsi="굴림" w:hint="eastAsia"/>
-          <w:sz w:val="20"/>
-          <w:szCs w:val="20"/>
-        </w:rPr>
-        <w:t xml:space="preserve">등 </w:t>
-      </w:r>
-      <w:r>
-        <w:rPr>
-          <w:rFonts w:ascii="굴림" w:eastAsia="굴림" w:hAnsi="굴림"/>
-          <w:sz w:val="20"/>
-          <w:szCs w:val="20"/>
-        </w:rPr>
-        <w:t>/</w:t>
-      </w:r>
-      <w:proofErr w:type="gramEnd"/>
-      <w:r>
-        <w:rPr>
-          <w:rFonts w:ascii="굴림" w:eastAsia="굴림" w:hAnsi="굴림"/>
-          <w:sz w:val="20"/>
-          <w:szCs w:val="20"/>
-        </w:rPr>
-        <w:t xml:space="preserve"> </w:t>
-      </w:r>
-      <w:r>
-        <w:rPr>
-          <w:rFonts w:ascii="굴림" w:eastAsia="굴림" w:hAnsi="굴림" w:hint="eastAsia"/>
-          <w:sz w:val="20"/>
-          <w:szCs w:val="20"/>
-        </w:rPr>
-        <w:t>정답 예측이 아니라 구조화</w:t>
-      </w:r>
-      <w:r>
-        <w:rPr>
-          <w:rFonts w:ascii="굴림" w:eastAsia="굴림" w:hAnsi="굴림"/>
-          <w:sz w:val="20"/>
-          <w:szCs w:val="20"/>
-        </w:rPr>
-        <w:t xml:space="preserve">, </w:t>
-      </w:r>
-      <w:r>
-        <w:rPr>
-          <w:rFonts w:ascii="굴림" w:eastAsia="굴림" w:hAnsi="굴림" w:hint="eastAsia"/>
-          <w:sz w:val="20"/>
-          <w:szCs w:val="20"/>
-        </w:rPr>
-        <w:t>요약,</w:t>
-      </w:r>
-      <w:r>
-        <w:rPr>
-          <w:rFonts w:ascii="굴림" w:eastAsia="굴림" w:hAnsi="굴림"/>
-          <w:sz w:val="20"/>
-          <w:szCs w:val="20"/>
-        </w:rPr>
-        <w:t xml:space="preserve"> </w:t>
-      </w:r>
-      <w:r>
-        <w:rPr>
-          <w:rFonts w:ascii="굴림" w:eastAsia="굴림" w:hAnsi="굴림" w:hint="eastAsia"/>
-          <w:sz w:val="20"/>
-          <w:szCs w:val="20"/>
-        </w:rPr>
-        <w:t xml:space="preserve">표현 </w:t>
-      </w:r>
-      <w:r>
-        <w:rPr>
-          <w:rFonts w:ascii="굴림" w:eastAsia="굴림" w:hAnsi="굴림"/>
-          <w:sz w:val="20"/>
-          <w:szCs w:val="20"/>
-        </w:rPr>
-        <w:t xml:space="preserve">– </w:t>
-      </w:r>
-      <w:r>
-        <w:rPr>
-          <w:rFonts w:ascii="굴림" w:eastAsia="굴림" w:hAnsi="굴림" w:hint="eastAsia"/>
-          <w:sz w:val="20"/>
-          <w:szCs w:val="20"/>
-        </w:rPr>
-        <w:t xml:space="preserve">비슷한 데이터끼리 묶기 </w:t>
-      </w:r>
-      <w:r>
-        <w:rPr>
-          <w:rFonts w:ascii="굴림" w:eastAsia="굴림" w:hAnsi="굴림"/>
-          <w:sz w:val="20"/>
-          <w:szCs w:val="20"/>
-        </w:rPr>
-        <w:t xml:space="preserve">– </w:t>
-      </w:r>
-      <w:r>
-        <w:rPr>
-          <w:rFonts w:ascii="굴림" w:eastAsia="굴림" w:hAnsi="굴림" w:hint="eastAsia"/>
-          <w:sz w:val="20"/>
-          <w:szCs w:val="20"/>
-        </w:rPr>
-        <w:t>클러스터링</w:t>
-      </w:r>
-    </w:p>
-    <w:p>
-      <w:pPr>
-        <w:pStyle w:val="a6"/>
-        <w:numPr>
-          <w:ilvl w:val="1"/>
-          <w:numId w:val="5"/>
-        </w:numPr>
-        <w:rPr>
-          <w:rFonts w:ascii="굴림" w:eastAsia="굴림" w:hAnsi="굴림"/>
-          <w:sz w:val="20"/>
-          <w:szCs w:val="20"/>
-        </w:rPr>
-      </w:pPr>
-      <w:r>
-        <w:rPr>
-          <w:rFonts w:ascii="굴림" w:eastAsia="굴림" w:hAnsi="굴림" w:hint="eastAsia"/>
-          <w:sz w:val="20"/>
-          <w:szCs w:val="20"/>
-        </w:rPr>
-        <w:t xml:space="preserve">클러스터링 </w:t>
-      </w:r>
-      <w:r>
-        <w:rPr>
-          <w:rFonts w:ascii="굴림" w:eastAsia="굴림" w:hAnsi="굴림"/>
-          <w:sz w:val="20"/>
-          <w:szCs w:val="20"/>
-        </w:rPr>
-        <w:t xml:space="preserve">– </w:t>
-      </w:r>
-      <w:r>
-        <w:rPr>
-          <w:rFonts w:ascii="굴림" w:eastAsia="굴림" w:hAnsi="굴림" w:hint="eastAsia"/>
-          <w:sz w:val="20"/>
-          <w:szCs w:val="20"/>
-        </w:rPr>
-        <w:t>데이터 안에서 하위 집단(클러스터)을 찾는 방법</w:t>
-      </w:r>
-    </w:p>
-    <w:p>
-      <w:pPr>
-        <w:pStyle w:val="a6"/>
-        <w:numPr>
-          <w:ilvl w:val="2"/>
-          <w:numId w:val="5"/>
-        </w:numPr>
-        <w:rPr>
-          <w:rFonts w:ascii="굴림" w:eastAsia="굴림" w:hAnsi="굴림"/>
-          <w:sz w:val="20"/>
-          <w:szCs w:val="20"/>
-        </w:rPr>
-      </w:pPr>
-      <w:r>
-        <w:rPr>
-          <w:rFonts w:ascii="굴림" w:eastAsia="굴림" w:hAnsi="굴림" w:hint="eastAsia"/>
-          <w:sz w:val="20"/>
-          <w:szCs w:val="20"/>
-        </w:rPr>
-        <w:t>집단은 서로 유사하게,</w:t>
-      </w:r>
-      <w:r>
-        <w:rPr>
-          <w:rFonts w:ascii="굴림" w:eastAsia="굴림" w:hAnsi="굴림"/>
-          <w:sz w:val="20"/>
-          <w:szCs w:val="20"/>
-        </w:rPr>
-        <w:t xml:space="preserve"> </w:t>
-      </w:r>
-      <w:r>
-        <w:rPr>
-          <w:rFonts w:ascii="굴림" w:eastAsia="굴림" w:hAnsi="굴림" w:hint="eastAsia"/>
-          <w:sz w:val="20"/>
-          <w:szCs w:val="20"/>
-        </w:rPr>
-        <w:t>집단간은 서로 상이하게 데이터를 분할</w:t>
-      </w:r>
-    </w:p>
-    <w:p>
-      <w:pPr>
-        <w:pStyle w:val="a6"/>
-        <w:numPr>
-          <w:ilvl w:val="2"/>
-          <w:numId w:val="5"/>
-        </w:numPr>
-        <w:rPr>
-          <w:rFonts w:ascii="굴림" w:eastAsia="굴림" w:hAnsi="굴림"/>
-          <w:sz w:val="20"/>
-          <w:szCs w:val="20"/>
-        </w:rPr>
-      </w:pPr>
-      <w:r>
-        <w:rPr>
-          <w:rFonts w:ascii="굴림" w:eastAsia="굴림" w:hAnsi="굴림" w:hint="eastAsia"/>
-          <w:sz w:val="20"/>
-          <w:szCs w:val="20"/>
-        </w:rPr>
-        <w:t xml:space="preserve"> </w:t>
-      </w:r>
-      <w:proofErr w:type="gramStart"/>
-      <w:r>
-        <w:rPr>
-          <w:rFonts w:ascii="굴림" w:eastAsia="굴림" w:hAnsi="굴림"/>
-          <w:sz w:val="20"/>
-          <w:szCs w:val="20"/>
-        </w:rPr>
-        <w:t xml:space="preserve">/ </w:t>
-      </w:r>
-      <w:r>
-        <w:rPr>
-          <w:rFonts w:ascii="굴림" w:eastAsia="굴림" w:hAnsi="굴림" w:hint="eastAsia"/>
-          <w:sz w:val="20"/>
-          <w:szCs w:val="20"/>
-        </w:rPr>
-        <w:t>유사</w:t>
-      </w:r>
-      <w:proofErr w:type="gramEnd"/>
-      <w:r>
-        <w:rPr>
-          <w:rFonts w:ascii="굴림" w:eastAsia="굴림" w:hAnsi="굴림" w:hint="eastAsia"/>
-          <w:sz w:val="20"/>
-          <w:szCs w:val="20"/>
-        </w:rPr>
-        <w:t>/상이는 문제나 도메인,</w:t>
-      </w:r>
-      <w:r>
-        <w:rPr>
-          <w:rFonts w:ascii="굴림" w:eastAsia="굴림" w:hAnsi="굴림"/>
-          <w:sz w:val="20"/>
-          <w:szCs w:val="20"/>
-        </w:rPr>
-        <w:t xml:space="preserve"> </w:t>
-      </w:r>
-      <w:r>
-        <w:rPr>
-          <w:rFonts w:ascii="굴림" w:eastAsia="굴림" w:hAnsi="굴림" w:hint="eastAsia"/>
-          <w:sz w:val="20"/>
-          <w:szCs w:val="20"/>
-        </w:rPr>
-        <w:t>주제,</w:t>
-      </w:r>
-      <w:r>
-        <w:rPr>
-          <w:rFonts w:ascii="굴림" w:eastAsia="굴림" w:hAnsi="굴림"/>
-          <w:sz w:val="20"/>
-          <w:szCs w:val="20"/>
-        </w:rPr>
-        <w:t xml:space="preserve"> </w:t>
-      </w:r>
-      <w:r>
-        <w:rPr>
-          <w:rFonts w:ascii="굴림" w:eastAsia="굴림" w:hAnsi="굴림" w:hint="eastAsia"/>
-          <w:sz w:val="20"/>
-          <w:szCs w:val="20"/>
-        </w:rPr>
-        <w:t>상황,</w:t>
-      </w:r>
-      <w:r>
-        <w:rPr>
-          <w:rFonts w:ascii="굴림" w:eastAsia="굴림" w:hAnsi="굴림"/>
-          <w:sz w:val="20"/>
-          <w:szCs w:val="20"/>
-        </w:rPr>
-        <w:t xml:space="preserve"> </w:t>
-      </w:r>
-      <w:r>
-        <w:rPr>
-          <w:rFonts w:ascii="굴림" w:eastAsia="굴림" w:hAnsi="굴림" w:hint="eastAsia"/>
-          <w:sz w:val="20"/>
-          <w:szCs w:val="20"/>
-        </w:rPr>
-        <w:t>개수</w:t>
-      </w:r>
-      <w:r>
-        <w:rPr>
-          <w:rFonts w:ascii="굴림" w:eastAsia="굴림" w:hAnsi="굴림"/>
-          <w:sz w:val="20"/>
-          <w:szCs w:val="20"/>
-        </w:rPr>
-        <w:t xml:space="preserve"> </w:t>
-      </w:r>
-      <w:r>
-        <w:rPr>
-          <w:rFonts w:ascii="굴림" w:eastAsia="굴림" w:hAnsi="굴림" w:hint="eastAsia"/>
-          <w:sz w:val="20"/>
-          <w:szCs w:val="20"/>
-        </w:rPr>
-        <w:t>별로 달라짐</w:t>
-      </w:r>
-    </w:p>
-    <w:p>
-      <w:pPr>
-        <w:pStyle w:val="a6"/>
-        <w:numPr>
-          <w:ilvl w:val="2"/>
-          <w:numId w:val="5"/>
-        </w:numPr>
-        <w:rPr>
-          <w:rFonts w:ascii="굴림" w:eastAsia="굴림" w:hAnsi="굴림"/>
-          <w:sz w:val="20"/>
-          <w:szCs w:val="20"/>
-        </w:rPr>
-      </w:pPr>
-      <w:r>
-        <w:rPr>
-          <w:rFonts w:ascii="굴림" w:eastAsia="굴림" w:hAnsi="굴림"/>
-          <w:sz w:val="20"/>
-          <w:szCs w:val="20"/>
-        </w:rPr>
-        <w:t xml:space="preserve"> </w:t>
-      </w:r>
-      <w:proofErr w:type="gramStart"/>
-      <w:r>
-        <w:rPr>
-          <w:rFonts w:ascii="굴림" w:eastAsia="굴림" w:hAnsi="굴림"/>
-          <w:sz w:val="20"/>
-          <w:szCs w:val="20"/>
-        </w:rPr>
-        <w:t xml:space="preserve">/ </w:t>
-      </w:r>
-      <w:r>
-        <w:rPr>
-          <w:rFonts w:ascii="굴림" w:eastAsia="굴림" w:hAnsi="굴림" w:hint="eastAsia"/>
-          <w:sz w:val="20"/>
-          <w:szCs w:val="20"/>
-        </w:rPr>
-        <w:t>특성에</w:t>
-      </w:r>
-      <w:proofErr w:type="gramEnd"/>
-      <w:r>
-        <w:rPr>
-          <w:rFonts w:ascii="굴림" w:eastAsia="굴림" w:hAnsi="굴림" w:hint="eastAsia"/>
-          <w:sz w:val="20"/>
-          <w:szCs w:val="20"/>
-        </w:rPr>
-        <w:t xml:space="preserve"> 따라 클러스터가 안 보일 수 있음</w:t>
-      </w:r>
-    </w:p>
-    <w:p>
-      <w:pPr>
-        <w:pStyle w:val="a6"/>
-        <w:numPr>
-          <w:ilvl w:val="1"/>
-          <w:numId w:val="5"/>
-        </w:numPr>
-        <w:rPr>
-          <w:rFonts w:ascii="굴림" w:eastAsia="굴림" w:hAnsi="굴림"/>
-          <w:sz w:val="20"/>
-          <w:szCs w:val="20"/>
-        </w:rPr>
-      </w:pPr>
-      <w:r>
-        <w:rPr>
-          <w:rFonts w:ascii="굴림" w:eastAsia="굴림" w:hAnsi="굴림" w:hint="eastAsia"/>
-          <w:sz w:val="20"/>
-          <w:szCs w:val="20"/>
-        </w:rPr>
-        <w:t>K</w:t>
-      </w:r>
-      <w:r>
-        <w:rPr>
-          <w:rFonts w:ascii="굴림" w:eastAsia="굴림" w:hAnsi="굴림"/>
-          <w:sz w:val="20"/>
-          <w:szCs w:val="20"/>
-        </w:rPr>
-        <w:t>-</w:t>
-      </w:r>
-      <w:r>
-        <w:rPr>
-          <w:rFonts w:ascii="굴림" w:eastAsia="굴림" w:hAnsi="굴림" w:hint="eastAsia"/>
-          <w:sz w:val="20"/>
-          <w:szCs w:val="20"/>
-        </w:rPr>
-        <w:t>m</w:t>
-      </w:r>
-      <w:r>
-        <w:rPr>
-          <w:rFonts w:ascii="굴림" w:eastAsia="굴림" w:hAnsi="굴림"/>
-          <w:sz w:val="20"/>
-          <w:szCs w:val="20"/>
-        </w:rPr>
-        <w:t>eans</w:t>
-      </w:r>
-      <w:r>
-        <w:rPr>
-          <w:rFonts w:ascii="굴림" w:eastAsia="굴림" w:hAnsi="굴림"/>
-          <w:sz w:val="20"/>
-          <w:szCs w:val="20"/>
-        </w:rPr>
-        <w:t xml:space="preserve"> </w:t>
-      </w:r>
-      <w:r>
-        <w:rPr>
-          <w:rFonts w:ascii="굴림" w:eastAsia="굴림" w:hAnsi="굴림" w:hint="eastAsia"/>
-          <w:sz w:val="20"/>
-          <w:szCs w:val="20"/>
-        </w:rPr>
-        <w:t>클러스터링</w:t>
-      </w:r>
-      <w:r>
-        <w:rPr>
-          <w:rFonts w:ascii="굴림" w:eastAsia="굴림" w:hAnsi="굴림" w:hint="eastAsia"/>
-          <w:sz w:val="20"/>
-          <w:szCs w:val="20"/>
-        </w:rPr>
-        <w:t xml:space="preserve"> </w:t>
-      </w:r>
-      <w:r>
-        <w:rPr>
-          <w:rFonts w:ascii="굴림" w:eastAsia="굴림" w:hAnsi="굴림"/>
-          <w:sz w:val="20"/>
-          <w:szCs w:val="20"/>
-        </w:rPr>
-        <w:t>–</w:t>
-      </w:r>
-      <w:r>
-        <w:rPr>
-          <w:rFonts w:ascii="굴림" w:eastAsia="굴림" w:hAnsi="굴림"/>
-          <w:sz w:val="20"/>
-          <w:szCs w:val="20"/>
-        </w:rPr>
-        <w:t xml:space="preserve"> </w:t>
-      </w:r>
-      <w:r>
-        <w:rPr>
-          <w:rFonts w:ascii="굴림" w:eastAsia="굴림" w:hAnsi="굴림" w:hint="eastAsia"/>
-          <w:sz w:val="20"/>
-          <w:szCs w:val="20"/>
-        </w:rPr>
-        <w:t>클러스터 수(</w:t>
-      </w:r>
-      <w:r>
-        <w:rPr>
-          <w:rFonts w:ascii="굴림" w:eastAsia="굴림" w:hAnsi="굴림"/>
-          <w:sz w:val="20"/>
-          <w:szCs w:val="20"/>
-        </w:rPr>
-        <w:t>K)</w:t>
-      </w:r>
-      <w:r>
-        <w:rPr>
-          <w:rFonts w:ascii="굴림" w:eastAsia="굴림" w:hAnsi="굴림" w:hint="eastAsia"/>
-          <w:sz w:val="20"/>
-          <w:szCs w:val="20"/>
-        </w:rPr>
-        <w:t>를 미리 정해 놓고 분할</w:t>
-      </w:r>
-    </w:p>
-    <w:p>
-      <w:pPr>
-        <w:pStyle w:val="a6"/>
-        <w:numPr>
-          <w:ilvl w:val="2"/>
-          <w:numId w:val="5"/>
-        </w:numPr>
-        <w:rPr>
-          <w:rFonts w:ascii="굴림" w:eastAsia="굴림" w:hAnsi="굴림"/>
-          <w:sz w:val="20"/>
-          <w:szCs w:val="20"/>
-        </w:rPr>
-      </w:pPr>
-      <w:r>
-        <w:rPr>
-          <w:rFonts w:ascii="굴림" w:eastAsia="굴림" w:hAnsi="굴림" w:hint="eastAsia"/>
-          <w:sz w:val="20"/>
-          <w:szCs w:val="20"/>
-        </w:rPr>
-        <w:t xml:space="preserve">모든 데이터를 겹치지 </w:t>
-      </w:r>
-      <w:proofErr w:type="gramStart"/>
-      <w:r>
-        <w:rPr>
-          <w:rFonts w:ascii="굴림" w:eastAsia="굴림" w:hAnsi="굴림" w:hint="eastAsia"/>
-          <w:sz w:val="20"/>
-          <w:szCs w:val="20"/>
-        </w:rPr>
-        <w:t xml:space="preserve">않게 </w:t>
-      </w:r>
-      <w:r>
-        <w:rPr>
-          <w:rFonts w:ascii="굴림" w:eastAsia="굴림" w:hAnsi="굴림"/>
-          <w:sz w:val="20"/>
-          <w:szCs w:val="20"/>
-        </w:rPr>
-        <w:t>/</w:t>
-      </w:r>
-      <w:proofErr w:type="gramEnd"/>
-      <w:r>
-        <w:rPr>
-          <w:rFonts w:ascii="굴림" w:eastAsia="굴림" w:hAnsi="굴림"/>
-          <w:sz w:val="20"/>
-          <w:szCs w:val="20"/>
-        </w:rPr>
-        <w:t xml:space="preserve"> </w:t>
-      </w:r>
-      <w:proofErr w:type="gramStart"/>
-      <w:r>
-        <w:rPr>
-          <w:rFonts w:ascii="굴림" w:eastAsia="굴림" w:hAnsi="굴림" w:hint="eastAsia"/>
-          <w:sz w:val="20"/>
-          <w:szCs w:val="20"/>
-        </w:rPr>
-        <w:t xml:space="preserve">빠짐없이 </w:t>
-      </w:r>
-      <w:r>
-        <w:rPr>
-          <w:rFonts w:ascii="굴림" w:eastAsia="굴림" w:hAnsi="굴림"/>
-          <w:sz w:val="20"/>
-          <w:szCs w:val="20"/>
-        </w:rPr>
-        <w:t>/</w:t>
-      </w:r>
-      <w:proofErr w:type="gramEnd"/>
-      <w:r>
-        <w:rPr>
-          <w:rFonts w:ascii="굴림" w:eastAsia="굴림" w:hAnsi="굴림"/>
-          <w:sz w:val="20"/>
-          <w:szCs w:val="20"/>
-        </w:rPr>
-        <w:t xml:space="preserve"> </w:t>
-      </w:r>
-      <w:r>
-        <w:rPr>
-          <w:rFonts w:ascii="굴림" w:eastAsia="굴림" w:hAnsi="굴림" w:hint="eastAsia"/>
-          <w:sz w:val="20"/>
-          <w:szCs w:val="20"/>
-        </w:rPr>
-        <w:t>하나의 군집에만 나눔</w:t>
+        <w:t>관측치들</w:t>
+      </w:r>
+      <w:r>
+        <w:rPr>
+          <w:rFonts w:ascii="굴림" w:eastAsia="굴림" w:hAnsi="굴림" w:hint="eastAsia"/>
+          <w:sz w:val="20"/>
+          <w:szCs w:val="20"/>
+        </w:rPr>
+        <w:t xml:space="preserve">에 무작위로 </w:t>
+      </w:r>
+      <w:r>
+        <w:rPr>
+          <w:rFonts w:ascii="굴림" w:eastAsia="굴림" w:hAnsi="굴림"/>
+          <w:sz w:val="20"/>
+          <w:szCs w:val="20"/>
+        </w:rPr>
+        <w:t xml:space="preserve">K </w:t>
+      </w:r>
+      <w:r>
+        <w:rPr>
+          <w:rFonts w:ascii="굴림" w:eastAsia="굴림" w:hAnsi="굴림" w:hint="eastAsia"/>
+          <w:sz w:val="20"/>
+          <w:szCs w:val="20"/>
+        </w:rPr>
+        <w:t>개의 클러스터를 임시 부여</w:t>
       </w:r>
     </w:p>
     <w:p>
@@ -6687,247 +6041,13 @@
       </w:pPr>
       <w:r>
         <w:rPr>
-          <w:rFonts w:ascii="굴림" w:eastAsia="굴림" w:hAnsi="굴림" w:hint="eastAsia"/>
-          <w:sz w:val="20"/>
-          <w:szCs w:val="20"/>
-        </w:rPr>
-        <w:t xml:space="preserve">모든 데이터가 여러 군집에 동시에 속할 수 </w:t>
-      </w:r>
-      <w:proofErr w:type="gramStart"/>
-      <w:r>
-        <w:rPr>
-          <w:rFonts w:ascii="굴림" w:eastAsia="굴림" w:hAnsi="굴림" w:hint="eastAsia"/>
-          <w:sz w:val="20"/>
-          <w:szCs w:val="20"/>
-        </w:rPr>
-        <w:t xml:space="preserve">없음 </w:t>
-      </w:r>
-      <w:r>
-        <w:rPr>
-          <w:rFonts w:ascii="굴림" w:eastAsia="굴림" w:hAnsi="굴림"/>
-          <w:sz w:val="20"/>
-          <w:szCs w:val="20"/>
-        </w:rPr>
-        <w:t>/</w:t>
-      </w:r>
-      <w:proofErr w:type="gramEnd"/>
-      <w:r>
-        <w:rPr>
-          <w:rFonts w:ascii="굴림" w:eastAsia="굴림" w:hAnsi="굴림"/>
-          <w:sz w:val="20"/>
-          <w:szCs w:val="20"/>
-        </w:rPr>
-        <w:t xml:space="preserve"> </w:t>
-      </w:r>
-      <w:r>
-        <w:rPr>
-          <w:rFonts w:ascii="굴림" w:eastAsia="굴림" w:hAnsi="굴림" w:hint="eastAsia"/>
-          <w:sz w:val="20"/>
-          <w:szCs w:val="20"/>
-        </w:rPr>
-        <w:t>반드시 하나의 군집에는 포함되어야 함</w:t>
-      </w:r>
-    </w:p>
-    <w:p>
-      <w:pPr>
-        <w:pStyle w:val="a6"/>
-        <w:numPr>
-          <w:ilvl w:val="2"/>
-          <w:numId w:val="5"/>
-        </w:numPr>
-        <w:rPr>
-          <w:rFonts w:ascii="굴림" w:eastAsia="굴림" w:hAnsi="굴림"/>
-          <w:sz w:val="20"/>
-          <w:szCs w:val="20"/>
-        </w:rPr>
-      </w:pPr>
-      <w:r>
-        <w:rPr>
-          <w:rFonts w:ascii="굴림" w:eastAsia="굴림" w:hAnsi="굴림" w:hint="eastAsia"/>
-          <w:sz w:val="20"/>
-          <w:szCs w:val="20"/>
-        </w:rPr>
-        <w:t xml:space="preserve">좋은 군집화는 내부 변동이 작은 분할 </w:t>
-      </w:r>
-      <w:r>
-        <w:rPr>
-          <w:rFonts w:ascii="굴림" w:eastAsia="굴림" w:hAnsi="굴림"/>
-          <w:sz w:val="20"/>
-          <w:szCs w:val="20"/>
-        </w:rPr>
-        <w:t xml:space="preserve">– </w:t>
-      </w:r>
-      <w:r>
-        <w:rPr>
-          <w:rFonts w:ascii="굴림" w:eastAsia="굴림" w:hAnsi="굴림" w:hint="eastAsia"/>
-          <w:sz w:val="20"/>
-          <w:szCs w:val="20"/>
-        </w:rPr>
-        <w:t>그룹 집단 간의 거리 차이가 최소화되게 나누는 것</w:t>
-      </w:r>
-    </w:p>
-    <w:p>
-      <w:pPr>
-        <w:pStyle w:val="a6"/>
-        <w:numPr>
-          <w:ilvl w:val="3"/>
-          <w:numId w:val="5"/>
-        </w:numPr>
-        <w:rPr>
-          <w:rFonts w:ascii="굴림" w:eastAsia="굴림" w:hAnsi="굴림"/>
-          <w:sz w:val="20"/>
-          <w:szCs w:val="20"/>
-        </w:rPr>
-      </w:pPr>
-      <w:r>
-        <w:rPr>
-          <w:rFonts w:ascii="굴림" w:eastAsia="굴림" w:hAnsi="굴림" w:hint="eastAsia"/>
-          <w:sz w:val="20"/>
-          <w:szCs w:val="20"/>
-        </w:rPr>
-        <w:t xml:space="preserve">그룹 안에서 얼마나 </w:t>
-      </w:r>
-      <w:proofErr w:type="spellStart"/>
-      <w:r>
-        <w:rPr>
-          <w:rFonts w:ascii="굴림" w:eastAsia="굴림" w:hAnsi="굴림" w:hint="eastAsia"/>
-          <w:sz w:val="20"/>
-          <w:szCs w:val="20"/>
-        </w:rPr>
-        <w:t>모여있는지를</w:t>
-      </w:r>
-      <w:proofErr w:type="spellEnd"/>
-      <w:r>
-        <w:rPr>
-          <w:rFonts w:ascii="굴림" w:eastAsia="굴림" w:hAnsi="굴림" w:hint="eastAsia"/>
-          <w:sz w:val="20"/>
-          <w:szCs w:val="20"/>
-        </w:rPr>
-        <w:t xml:space="preserve"> 기준으로 </w:t>
-      </w:r>
-      <w:r>
-        <w:rPr>
-          <w:rFonts w:ascii="굴림" w:eastAsia="굴림" w:hAnsi="굴림"/>
-          <w:sz w:val="20"/>
-          <w:szCs w:val="20"/>
-        </w:rPr>
-        <w:t>K</w:t>
-      </w:r>
-      <w:r>
-        <w:rPr>
-          <w:rFonts w:ascii="굴림" w:eastAsia="굴림" w:hAnsi="굴림" w:hint="eastAsia"/>
-          <w:sz w:val="20"/>
-          <w:szCs w:val="20"/>
-        </w:rPr>
-        <w:t>개의 그룹을 나누는 알고리즘</w:t>
-      </w:r>
-    </w:p>
-    <w:p>
-      <w:pPr>
-        <w:pStyle w:val="a6"/>
-        <w:numPr>
-          <w:ilvl w:val="2"/>
-          <w:numId w:val="5"/>
-        </w:numPr>
-        <w:rPr>
-          <w:rFonts w:ascii="굴림" w:eastAsia="굴림" w:hAnsi="굴림"/>
-          <w:sz w:val="20"/>
-          <w:szCs w:val="20"/>
-        </w:rPr>
-      </w:pPr>
-      <w:r>
-        <w:rPr>
-          <w:rFonts w:ascii="굴림" w:eastAsia="굴림" w:hAnsi="굴림" w:hint="eastAsia"/>
-          <w:sz w:val="20"/>
-          <w:szCs w:val="20"/>
-        </w:rPr>
-        <w:t>알고리즘</w:t>
-      </w:r>
-    </w:p>
-    <w:p>
-      <w:pPr>
-        <w:pStyle w:val="a6"/>
-        <w:numPr>
-          <w:ilvl w:val="3"/>
-          <w:numId w:val="5"/>
-        </w:numPr>
-        <w:rPr>
-          <w:rFonts w:ascii="굴림" w:eastAsia="굴림" w:hAnsi="굴림"/>
-          <w:sz w:val="20"/>
-          <w:szCs w:val="20"/>
-        </w:rPr>
-      </w:pPr>
-      <w:r>
-        <w:rPr>
-          <w:rFonts w:ascii="굴림" w:eastAsia="굴림" w:hAnsi="굴림" w:hint="eastAsia"/>
-          <w:sz w:val="20"/>
-          <w:szCs w:val="20"/>
-        </w:rPr>
-        <w:t xml:space="preserve">초기화 </w:t>
-      </w:r>
-      <w:r>
-        <w:rPr>
-          <w:rFonts w:ascii="굴림" w:eastAsia="굴림" w:hAnsi="굴림"/>
-          <w:sz w:val="20"/>
-          <w:szCs w:val="20"/>
-        </w:rPr>
-        <w:t xml:space="preserve">– </w:t>
-      </w:r>
-      <w:r>
-        <w:rPr>
-          <w:rFonts w:ascii="굴림" w:eastAsia="굴림" w:hAnsi="굴림" w:hint="eastAsia"/>
-          <w:sz w:val="20"/>
-          <w:szCs w:val="20"/>
-        </w:rPr>
-        <w:t>관측치들</w:t>
-      </w:r>
-      <w:r>
-        <w:rPr>
-          <w:rFonts w:ascii="굴림" w:eastAsia="굴림" w:hAnsi="굴림" w:hint="eastAsia"/>
-          <w:sz w:val="20"/>
-          <w:szCs w:val="20"/>
-        </w:rPr>
-        <w:t xml:space="preserve">에 무작위로 </w:t>
-      </w:r>
-      <w:r>
-        <w:rPr>
-          <w:rFonts w:ascii="굴림" w:eastAsia="굴림" w:hAnsi="굴림"/>
-          <w:sz w:val="20"/>
-          <w:szCs w:val="20"/>
-        </w:rPr>
-        <w:t xml:space="preserve">K </w:t>
-      </w:r>
-      <w:r>
-        <w:rPr>
-          <w:rFonts w:ascii="굴림" w:eastAsia="굴림" w:hAnsi="굴림" w:hint="eastAsia"/>
-          <w:sz w:val="20"/>
-          <w:szCs w:val="20"/>
-        </w:rPr>
-        <w:t>개의 클러스터를 임시 부여</w:t>
-      </w:r>
-    </w:p>
-    <w:p>
-      <w:pPr>
-        <w:pStyle w:val="a6"/>
-        <w:numPr>
-          <w:ilvl w:val="3"/>
-          <w:numId w:val="5"/>
-        </w:numPr>
-        <w:rPr>
-          <w:rFonts w:ascii="굴림" w:eastAsia="굴림" w:hAnsi="굴림"/>
-          <w:sz w:val="20"/>
-          <w:szCs w:val="20"/>
-        </w:rPr>
-      </w:pPr>
-      <w:r>
-        <w:rPr>
           <w:rFonts w:ascii="굴림" w:eastAsia="굴림" w:hAnsi="굴림"/>
           <w:noProof/>
           <w:sz w:val="20"/>
           <w:szCs w:val="20"/>
         </w:rPr>
         <w:drawing>
-          <wp:anchor distT="0" distB="0" distL="114300" distR="114300" simplePos="0" relativeHeight="251660288" behindDoc="0" locked="0" layoutInCell="1" allowOverlap="1" wp14:anchorId="270D11A0" wp14:editId="65CBD450">
+          <wp:anchor distT="0" distB="0" distL="114300" distR="114300" simplePos="0" relativeHeight="251660288" behindDoc="0" locked="0" layoutInCell="1" allowOverlap="1" wp14:anchorId="270D11A0" wp14:editId="0A6E09AE">
             <wp:simplePos x="0" y="0"/>
             <wp:positionH relativeFrom="margin">
               <wp:posOffset>3808730</wp:posOffset>
@@ -7147,25 +6267,7 @@
           <w:sz w:val="20"/>
           <w:szCs w:val="20"/>
         </w:rPr>
-        <w:t xml:space="preserve">초기값이 달라지면 </w:t>
-      </w:r>
-      <w:proofErr w:type="spellStart"/>
-      <w:r>
-        <w:rPr>
-          <w:rFonts w:ascii="굴림" w:eastAsia="굴림" w:hAnsi="굴림" w:hint="eastAsia"/>
-          <w:sz w:val="20"/>
-          <w:szCs w:val="20"/>
-        </w:rPr>
-        <w:t>최종값도</w:t>
-      </w:r>
-      <w:proofErr w:type="spellEnd"/>
-      <w:r>
-        <w:rPr>
-          <w:rFonts w:ascii="굴림" w:eastAsia="굴림" w:hAnsi="굴림" w:hint="eastAsia"/>
-          <w:sz w:val="20"/>
-          <w:szCs w:val="20"/>
-        </w:rPr>
-        <w:t xml:space="preserve"> 달라짐</w:t>
+        <w:t>초기값이 달라지면 최종값도 달라짐</w:t>
       </w:r>
     </w:p>
     <w:p>
@@ -7326,25 +6428,7 @@
           <w:sz w:val="20"/>
           <w:szCs w:val="20"/>
         </w:rPr>
-        <w:t xml:space="preserve">K를 고정하지 않고 전체 구조를 </w:t>
-      </w:r>
-      <w:proofErr w:type="spellStart"/>
-      <w:r>
-        <w:rPr>
-          <w:rFonts w:ascii="굴림" w:eastAsia="굴림" w:hAnsi="굴림" w:hint="eastAsia"/>
-          <w:sz w:val="20"/>
-          <w:szCs w:val="20"/>
-        </w:rPr>
-        <w:t>덴드로그램으로</w:t>
-      </w:r>
-      <w:proofErr w:type="spellEnd"/>
-      <w:r>
-        <w:rPr>
-          <w:rFonts w:ascii="굴림" w:eastAsia="굴림" w:hAnsi="굴림" w:hint="eastAsia"/>
-          <w:sz w:val="20"/>
-          <w:szCs w:val="20"/>
-        </w:rPr>
-        <w:t xml:space="preserve"> 제</w:t>
+        <w:t>K를 고정하지 않고 전체 구조를 덴드로그램으로 제</w:t>
       </w:r>
       <w:r>
         <w:rPr>
@@ -7617,25 +6701,7 @@
           <w:sz w:val="20"/>
           <w:szCs w:val="20"/>
         </w:rPr>
-        <w:t xml:space="preserve">에 비해 </w:t>
-      </w:r>
-      <w:proofErr w:type="spellStart"/>
-      <w:r>
-        <w:rPr>
-          <w:rFonts w:ascii="굴림" w:eastAsia="굴림" w:hAnsi="굴림" w:hint="eastAsia"/>
-          <w:sz w:val="20"/>
-          <w:szCs w:val="20"/>
-        </w:rPr>
-        <w:t>계산량이</w:t>
-      </w:r>
-      <w:proofErr w:type="spellEnd"/>
-      <w:r>
-        <w:rPr>
-          <w:rFonts w:ascii="굴림" w:eastAsia="굴림" w:hAnsi="굴림" w:hint="eastAsia"/>
-          <w:sz w:val="20"/>
-          <w:szCs w:val="20"/>
-        </w:rPr>
-        <w:t xml:space="preserve"> 많음</w:t>
+        <w:t>에 비해 계산량이 많음</w:t>
       </w:r>
     </w:p>
     <w:p>
